--- a/TCN Project Documentation.docx
+++ b/TCN Project Documentation.docx
@@ -153,6 +153,9 @@
         <w:t>Subnets</w:t>
       </w:r>
       <w:r>
+        <w:t xml:space="preserve"> &amp; IP Address table</w:t>
+      </w:r>
+      <w:r>
         <w:t>:</w:t>
       </w:r>
     </w:p>
@@ -2553,29 +2556,7 @@
                 <w:szCs w:val="22"/>
                 <w14:ligatures w14:val="none"/>
               </w:rPr>
-              <w:t>Lab</w:t>
-            </w:r>
-            <w:r>
-              <w:rPr>
-                <w:rFonts w:ascii="Calibri" w:eastAsia="Times New Roman" w:hAnsi="Calibri" w:cs="Calibri"/>
-                <w:color w:val="000000"/>
-                <w:kern w:val="0"/>
-                <w:sz w:val="22"/>
-                <w:szCs w:val="22"/>
-                <w14:ligatures w14:val="none"/>
-              </w:rPr>
-              <w:t>1</w:t>
-            </w:r>
-            <w:r>
-              <w:rPr>
-                <w:rFonts w:ascii="Calibri" w:eastAsia="Times New Roman" w:hAnsi="Calibri" w:cs="Calibri"/>
-                <w:color w:val="000000"/>
-                <w:kern w:val="0"/>
-                <w:sz w:val="22"/>
-                <w:szCs w:val="22"/>
-                <w14:ligatures w14:val="none"/>
-              </w:rPr>
-              <w:t xml:space="preserve"> Switch</w:t>
+              <w:t>Lab1 Switch</w:t>
             </w:r>
           </w:p>
         </w:tc>
@@ -2604,7 +2585,31 @@
                 <w:szCs w:val="22"/>
                 <w14:ligatures w14:val="none"/>
               </w:rPr>
-              <w:t>IPv6 Autoconfig (:1::)</w:t>
+              <w:t xml:space="preserve">IPv6 </w:t>
+            </w:r>
+            <w:proofErr w:type="spellStart"/>
+            <w:r>
+              <w:rPr>
+                <w:rFonts w:ascii="Calibri" w:eastAsia="Times New Roman" w:hAnsi="Calibri" w:cs="Calibri"/>
+                <w:color w:val="000000"/>
+                <w:kern w:val="0"/>
+                <w:sz w:val="22"/>
+                <w:szCs w:val="22"/>
+                <w14:ligatures w14:val="none"/>
+              </w:rPr>
+              <w:t>Autoconfig</w:t>
+            </w:r>
+            <w:proofErr w:type="spellEnd"/>
+            <w:r>
+              <w:rPr>
+                <w:rFonts w:ascii="Calibri" w:eastAsia="Times New Roman" w:hAnsi="Calibri" w:cs="Calibri"/>
+                <w:color w:val="000000"/>
+                <w:kern w:val="0"/>
+                <w:sz w:val="22"/>
+                <w:szCs w:val="22"/>
+                <w14:ligatures w14:val="none"/>
+              </w:rPr>
+              <w:t xml:space="preserve"> (:1::)</w:t>
             </w:r>
           </w:p>
         </w:tc>
@@ -2777,30 +2782,18 @@
           <w:tcPr>
             <w:tcW w:w="2551" w:type="dxa"/>
             <w:noWrap/>
-            <w:hideMark/>
-          </w:tcPr>
-          <w:p>
-            <w:pPr>
-              <w:rPr>
-                <w:rFonts w:ascii="Calibri" w:eastAsia="Times New Roman" w:hAnsi="Calibri" w:cs="Calibri"/>
-                <w:color w:val="000000"/>
-                <w:kern w:val="0"/>
-                <w:sz w:val="22"/>
-                <w:szCs w:val="22"/>
-                <w14:ligatures w14:val="none"/>
-              </w:rPr>
-            </w:pPr>
-            <w:r>
-              <w:rPr>
-                <w:rFonts w:ascii="Calibri" w:eastAsia="Times New Roman" w:hAnsi="Calibri" w:cs="Calibri"/>
-                <w:color w:val="000000"/>
-                <w:kern w:val="0"/>
-                <w:sz w:val="22"/>
-                <w:szCs w:val="22"/>
-                <w14:ligatures w14:val="none"/>
-              </w:rPr>
-              <w:t>2024:3130:2828:2::2/64</w:t>
-            </w:r>
+          </w:tcPr>
+          <w:p>
+            <w:pPr>
+              <w:rPr>
+                <w:rFonts w:ascii="Calibri" w:eastAsia="Times New Roman" w:hAnsi="Calibri" w:cs="Calibri"/>
+                <w:color w:val="000000"/>
+                <w:kern w:val="0"/>
+                <w:sz w:val="22"/>
+                <w:szCs w:val="22"/>
+                <w14:ligatures w14:val="none"/>
+              </w:rPr>
+            </w:pPr>
           </w:p>
         </w:tc>
         <w:tc>
@@ -2928,29 +2921,7 @@
                 <w:szCs w:val="22"/>
                 <w14:ligatures w14:val="none"/>
               </w:rPr>
-              <w:t>Lab</w:t>
-            </w:r>
-            <w:r>
-              <w:rPr>
-                <w:rFonts w:ascii="Calibri" w:eastAsia="Times New Roman" w:hAnsi="Calibri" w:cs="Calibri"/>
-                <w:color w:val="000000"/>
-                <w:kern w:val="0"/>
-                <w:sz w:val="22"/>
-                <w:szCs w:val="22"/>
-                <w14:ligatures w14:val="none"/>
-              </w:rPr>
-              <w:t>2</w:t>
-            </w:r>
-            <w:r>
-              <w:rPr>
-                <w:rFonts w:ascii="Calibri" w:eastAsia="Times New Roman" w:hAnsi="Calibri" w:cs="Calibri"/>
-                <w:color w:val="000000"/>
-                <w:kern w:val="0"/>
-                <w:sz w:val="22"/>
-                <w:szCs w:val="22"/>
-                <w14:ligatures w14:val="none"/>
-              </w:rPr>
-              <w:t xml:space="preserve"> Admin PC</w:t>
+              <w:t>Lab2 Admin PC</w:t>
             </w:r>
           </w:p>
         </w:tc>
@@ -3086,29 +3057,7 @@
                 <w:szCs w:val="22"/>
                 <w14:ligatures w14:val="none"/>
               </w:rPr>
-              <w:t>Lab</w:t>
-            </w:r>
-            <w:r>
-              <w:rPr>
-                <w:rFonts w:ascii="Calibri" w:eastAsia="Times New Roman" w:hAnsi="Calibri" w:cs="Calibri"/>
-                <w:color w:val="000000"/>
-                <w:kern w:val="0"/>
-                <w:sz w:val="22"/>
-                <w:szCs w:val="22"/>
-                <w14:ligatures w14:val="none"/>
-              </w:rPr>
-              <w:t>2</w:t>
-            </w:r>
-            <w:r>
-              <w:rPr>
-                <w:rFonts w:ascii="Calibri" w:eastAsia="Times New Roman" w:hAnsi="Calibri" w:cs="Calibri"/>
-                <w:color w:val="000000"/>
-                <w:kern w:val="0"/>
-                <w:sz w:val="22"/>
-                <w:szCs w:val="22"/>
-                <w14:ligatures w14:val="none"/>
-              </w:rPr>
-              <w:t xml:space="preserve"> PC 1</w:t>
+              <w:t>Lab2 PC 1</w:t>
             </w:r>
           </w:p>
         </w:tc>
@@ -3272,29 +3221,31 @@
                 <w:szCs w:val="22"/>
                 <w14:ligatures w14:val="none"/>
               </w:rPr>
-              <w:t>IPv6 Autoconfig (:</w:t>
-            </w:r>
-            <w:r>
-              <w:rPr>
-                <w:rFonts w:ascii="Calibri" w:eastAsia="Times New Roman" w:hAnsi="Calibri" w:cs="Calibri"/>
-                <w:color w:val="000000"/>
-                <w:kern w:val="0"/>
-                <w:sz w:val="22"/>
-                <w:szCs w:val="22"/>
-                <w14:ligatures w14:val="none"/>
-              </w:rPr>
-              <w:t>2</w:t>
-            </w:r>
-            <w:r>
-              <w:rPr>
-                <w:rFonts w:ascii="Calibri" w:eastAsia="Times New Roman" w:hAnsi="Calibri" w:cs="Calibri"/>
-                <w:color w:val="000000"/>
-                <w:kern w:val="0"/>
-                <w:sz w:val="22"/>
-                <w:szCs w:val="22"/>
-                <w14:ligatures w14:val="none"/>
-              </w:rPr>
-              <w:t>::)</w:t>
+              <w:t xml:space="preserve">IPv6 </w:t>
+            </w:r>
+            <w:proofErr w:type="spellStart"/>
+            <w:r>
+              <w:rPr>
+                <w:rFonts w:ascii="Calibri" w:eastAsia="Times New Roman" w:hAnsi="Calibri" w:cs="Calibri"/>
+                <w:color w:val="000000"/>
+                <w:kern w:val="0"/>
+                <w:sz w:val="22"/>
+                <w:szCs w:val="22"/>
+                <w14:ligatures w14:val="none"/>
+              </w:rPr>
+              <w:t>Autoconfig</w:t>
+            </w:r>
+            <w:proofErr w:type="spellEnd"/>
+            <w:r>
+              <w:rPr>
+                <w:rFonts w:ascii="Calibri" w:eastAsia="Times New Roman" w:hAnsi="Calibri" w:cs="Calibri"/>
+                <w:color w:val="000000"/>
+                <w:kern w:val="0"/>
+                <w:sz w:val="22"/>
+                <w:szCs w:val="22"/>
+                <w14:ligatures w14:val="none"/>
+              </w:rPr>
+              <w:t xml:space="preserve"> (:2::)</w:t>
             </w:r>
           </w:p>
         </w:tc>
@@ -3470,13 +3421,7 @@
               <w:sym w:font="Wingdings" w:char="F0E0"/>
             </w:r>
             <w:r>
-              <w:t xml:space="preserve"> </w:t>
-            </w:r>
-            <w:r>
-              <w:t xml:space="preserve">Core </w:t>
-            </w:r>
-            <w:r>
-              <w:t>Router</w:t>
+              <w:t xml:space="preserve"> Core Router</w:t>
             </w:r>
           </w:p>
         </w:tc>
@@ -3576,16 +3521,21 @@
               <w:t xml:space="preserve"> </w:t>
             </w:r>
             <w:r>
-              <w:t xml:space="preserve">Internet </w:t>
-            </w:r>
-            <w:r>
-              <w:t xml:space="preserve">Router </w:t>
+              <w:t xml:space="preserve">Internet Router </w:t>
             </w:r>
             <w:r>
               <w:sym w:font="Wingdings" w:char="F0E0"/>
             </w:r>
             <w:r>
-              <w:t xml:space="preserve"> Router 1 </w:t>
+              <w:t xml:space="preserve"> </w:t>
+            </w:r>
+            <w:proofErr w:type="spellStart"/>
+            <w:r>
+              <w:t>Router</w:t>
+            </w:r>
+            <w:proofErr w:type="spellEnd"/>
+            <w:r>
+              <w:t xml:space="preserve"> 1 </w:t>
             </w:r>
             <w:r>
               <w:sym w:font="Wingdings" w:char="F0E0"/>
@@ -3720,85 +3670,36 @@
             </w:r>
             <w:r>
               <w:br/>
-            </w:r>
-            <w:r>
-              <w:t>interface gig0/</w:t>
-            </w:r>
-            <w:r>
-              <w:t>1</w:t>
-            </w:r>
-          </w:p>
-          <w:p>
-            <w:r>
-              <w:t xml:space="preserve">description “Link to </w:t>
-            </w:r>
-            <w:r>
-              <w:t>Lab1-Switch</w:t>
-            </w:r>
-            <w:r>
-              <w:t xml:space="preserve">” </w:t>
-            </w:r>
-          </w:p>
-          <w:p>
-            <w:r>
-              <w:t>ipv6 address 2024:3130:2828:</w:t>
-            </w:r>
-            <w:r>
-              <w:t>1</w:t>
-            </w:r>
-            <w:r>
-              <w:t>::</w:t>
-            </w:r>
-            <w:r>
-              <w:t>1</w:t>
-            </w:r>
-            <w:r>
-              <w:t xml:space="preserve">/64 </w:t>
-            </w:r>
-          </w:p>
-          <w:p>
-            <w:r>
-              <w:t>no shutdown</w:t>
-            </w:r>
-            <w:r>
-              <w:t xml:space="preserve"> </w:t>
+              <w:t>interface gig0/1</w:t>
+            </w:r>
+          </w:p>
+          <w:p>
+            <w:r>
+              <w:t xml:space="preserve">description “Link to Lab1-Switch” </w:t>
+            </w:r>
+          </w:p>
+          <w:p>
+            <w:r>
+              <w:t xml:space="preserve">ipv6 address 2024:3130:2828:1::1/64 </w:t>
+            </w:r>
+          </w:p>
+          <w:p>
+            <w:r>
+              <w:t xml:space="preserve">no shutdown </w:t>
             </w:r>
             <w:r>
               <w:br/>
-            </w:r>
-            <w:r>
-              <w:t>interface gig0/</w:t>
-            </w:r>
-            <w:r>
-              <w:t>2</w:t>
-            </w:r>
-          </w:p>
-          <w:p>
-            <w:r>
-              <w:t xml:space="preserve">description “Link to </w:t>
-            </w:r>
-            <w:r>
-              <w:t>Lab2-Switch</w:t>
-            </w:r>
-            <w:r>
-              <w:t xml:space="preserve">” </w:t>
-            </w:r>
-          </w:p>
-          <w:p>
-            <w:r>
-              <w:t>ipv6 address 2024:3130:2828:</w:t>
-            </w:r>
-            <w:r>
-              <w:t>2</w:t>
-            </w:r>
-            <w:r>
-              <w:t>::</w:t>
-            </w:r>
-            <w:r>
-              <w:t>1</w:t>
-            </w:r>
-            <w:r>
-              <w:t xml:space="preserve">/64 </w:t>
+              <w:t>interface gig0/2</w:t>
+            </w:r>
+          </w:p>
+          <w:p>
+            <w:r>
+              <w:t xml:space="preserve">description “Link to Lab2-Switch” </w:t>
+            </w:r>
+          </w:p>
+          <w:p>
+            <w:r>
+              <w:t xml:space="preserve">ipv6 address 2024:3130:2828:2::1/64 </w:t>
             </w:r>
           </w:p>
           <w:p>
@@ -3811,8 +3712,6 @@
             </w:r>
             <w:r>
               <w:br/>
-            </w:r>
-            <w:r>
               <w:t>ipv6 route ::/0 2024:3130:2828:7::1</w:t>
             </w:r>
           </w:p>
@@ -3846,18 +3745,20 @@
           </w:p>
           <w:p>
             <w:r>
-              <w:t xml:space="preserve">hostname </w:t>
-            </w:r>
-            <w:r>
-              <w:t>Internet-</w:t>
-            </w:r>
-            <w:r>
-              <w:t>Router</w:t>
-            </w:r>
-          </w:p>
-          <w:p>
-            <w:r>
-              <w:t xml:space="preserve">ipv6 unicast-routing </w:t>
+              <w:t>hostname Internet-Router</w:t>
+            </w:r>
+          </w:p>
+          <w:p>
+            <w:r>
+              <w:t xml:space="preserve">ipv6 </w:t>
+            </w:r>
+            <w:proofErr w:type="gramStart"/>
+            <w:r>
+              <w:t>unicast-routing</w:t>
+            </w:r>
+            <w:proofErr w:type="gramEnd"/>
+            <w:r>
+              <w:t xml:space="preserve"> </w:t>
             </w:r>
           </w:p>
           <w:p>
@@ -3934,8 +3835,6 @@
             </w:r>
             <w:r>
               <w:br/>
-            </w:r>
-            <w:r>
               <w:t>ipv6 route ::/0 2024:3130:2828:8::1</w:t>
             </w:r>
             <w:r>
@@ -4014,7 +3913,15 @@
           </w:p>
           <w:p>
             <w:r>
-              <w:t xml:space="preserve">ipv6 unicast-routing </w:t>
+              <w:t xml:space="preserve">ipv6 </w:t>
+            </w:r>
+            <w:proofErr w:type="gramStart"/>
+            <w:r>
+              <w:t>unicast-routing</w:t>
+            </w:r>
+            <w:proofErr w:type="gramEnd"/>
+            <w:r>
+              <w:t xml:space="preserve"> </w:t>
             </w:r>
           </w:p>
           <w:p>
@@ -4029,30 +3936,12 @@
           </w:p>
           <w:p>
             <w:r>
-              <w:t xml:space="preserve">description “Link to </w:t>
-            </w:r>
-            <w:r>
-              <w:t>Internet</w:t>
-            </w:r>
-            <w:r>
-              <w:t xml:space="preserve"> </w:t>
-            </w:r>
-            <w:r>
-              <w:t>Server</w:t>
-            </w:r>
-            <w:r>
-              <w:t xml:space="preserve">” </w:t>
-            </w:r>
-          </w:p>
-          <w:p>
-            <w:r>
-              <w:t>ipv6 address 2024:3130:2828::</w:t>
-            </w:r>
-            <w:r>
-              <w:t>1</w:t>
-            </w:r>
-            <w:r>
-              <w:t xml:space="preserve">/64 </w:t>
+              <w:t xml:space="preserve">description “Link to Internet Server” </w:t>
+            </w:r>
+          </w:p>
+          <w:p>
+            <w:r>
+              <w:t xml:space="preserve">ipv6 address 2024:3130:2828::1/64 </w:t>
             </w:r>
           </w:p>
           <w:p>
@@ -4067,24 +3956,12 @@
           </w:p>
           <w:p>
             <w:r>
-              <w:t xml:space="preserve">description “Link to </w:t>
-            </w:r>
-            <w:r>
-              <w:t>Internet Router</w:t>
-            </w:r>
-            <w:r>
-              <w:t xml:space="preserve">” </w:t>
-            </w:r>
-          </w:p>
-          <w:p>
-            <w:r>
-              <w:t>ipv6 address 2024:3130:2828:</w:t>
-            </w:r>
-            <w:r>
-              <w:t>8</w:t>
-            </w:r>
-            <w:r>
-              <w:t xml:space="preserve">::1/64 </w:t>
+              <w:t xml:space="preserve">description “Link to Internet Router” </w:t>
+            </w:r>
+          </w:p>
+          <w:p>
+            <w:r>
+              <w:t xml:space="preserve">ipv6 address 2024:3130:2828:8::1/64 </w:t>
             </w:r>
           </w:p>
           <w:p>
@@ -4177,6 +4054,4189 @@
       </w:r>
     </w:p>
     <w:p>
+      <w:r>
+        <w:lastRenderedPageBreak/>
+        <w:t>Servers</w:t>
+      </w:r>
+      <w:r>
+        <w:t xml:space="preserve"> (28/01)</w:t>
+      </w:r>
+    </w:p>
+    <w:p>
+      <w:r>
+        <w:t>Subnets &amp; IP Address table</w:t>
+      </w:r>
+    </w:p>
+    <w:tbl>
+      <w:tblPr>
+        <w:tblStyle w:val="TableGrid"/>
+        <w:tblW w:w="9016" w:type="dxa"/>
+        <w:tblLook w:val="04A0" w:firstRow="1" w:lastRow="0" w:firstColumn="1" w:lastColumn="0" w:noHBand="0" w:noVBand="1"/>
+      </w:tblPr>
+      <w:tblGrid>
+        <w:gridCol w:w="546"/>
+        <w:gridCol w:w="1526"/>
+        <w:gridCol w:w="1015"/>
+        <w:gridCol w:w="1488"/>
+        <w:gridCol w:w="2424"/>
+        <w:gridCol w:w="2017"/>
+      </w:tblGrid>
+      <w:tr>
+        <w:trPr>
+          <w:trHeight w:val="288"/>
+        </w:trPr>
+        <w:tc>
+          <w:tcPr>
+            <w:tcW w:w="556" w:type="dxa"/>
+            <w:noWrap/>
+            <w:hideMark/>
+          </w:tcPr>
+          <w:p>
+            <w:pPr>
+              <w:rPr>
+                <w:rFonts w:ascii="Times New Roman" w:eastAsia="Times New Roman" w:hAnsi="Times New Roman" w:cs="Times New Roman"/>
+                <w:kern w:val="0"/>
+                <w14:ligatures w14:val="none"/>
+              </w:rPr>
+            </w:pPr>
+          </w:p>
+        </w:tc>
+        <w:tc>
+          <w:tcPr>
+            <w:tcW w:w="1566" w:type="dxa"/>
+            <w:noWrap/>
+            <w:hideMark/>
+          </w:tcPr>
+          <w:p>
+            <w:pPr>
+              <w:rPr>
+                <w:rFonts w:ascii="Calibri" w:eastAsia="Times New Roman" w:hAnsi="Calibri" w:cs="Calibri"/>
+                <w:b/>
+                <w:bCs/>
+                <w:color w:val="000000"/>
+                <w:kern w:val="0"/>
+                <w:sz w:val="22"/>
+                <w:szCs w:val="22"/>
+                <w14:ligatures w14:val="none"/>
+              </w:rPr>
+            </w:pPr>
+            <w:r>
+              <w:rPr>
+                <w:rFonts w:ascii="Calibri" w:eastAsia="Times New Roman" w:hAnsi="Calibri" w:cs="Calibri"/>
+                <w:b/>
+                <w:bCs/>
+                <w:color w:val="000000"/>
+                <w:kern w:val="0"/>
+                <w:sz w:val="22"/>
+                <w:szCs w:val="22"/>
+                <w14:ligatures w14:val="none"/>
+              </w:rPr>
+              <w:t>Device</w:t>
+            </w:r>
+          </w:p>
+        </w:tc>
+        <w:tc>
+          <w:tcPr>
+            <w:tcW w:w="898" w:type="dxa"/>
+            <w:noWrap/>
+            <w:hideMark/>
+          </w:tcPr>
+          <w:p>
+            <w:pPr>
+              <w:rPr>
+                <w:rFonts w:ascii="Calibri" w:eastAsia="Times New Roman" w:hAnsi="Calibri" w:cs="Calibri"/>
+                <w:b/>
+                <w:bCs/>
+                <w:color w:val="000000"/>
+                <w:kern w:val="0"/>
+                <w:sz w:val="22"/>
+                <w:szCs w:val="22"/>
+                <w14:ligatures w14:val="none"/>
+              </w:rPr>
+            </w:pPr>
+            <w:r>
+              <w:rPr>
+                <w:rFonts w:ascii="Calibri" w:eastAsia="Times New Roman" w:hAnsi="Calibri" w:cs="Calibri"/>
+                <w:b/>
+                <w:bCs/>
+                <w:color w:val="000000"/>
+                <w:kern w:val="0"/>
+                <w:sz w:val="22"/>
+                <w:szCs w:val="22"/>
+                <w14:ligatures w14:val="none"/>
+              </w:rPr>
+              <w:t>Interface</w:t>
+            </w:r>
+          </w:p>
+        </w:tc>
+        <w:tc>
+          <w:tcPr>
+            <w:tcW w:w="1504" w:type="dxa"/>
+            <w:noWrap/>
+            <w:hideMark/>
+          </w:tcPr>
+          <w:p>
+            <w:pPr>
+              <w:rPr>
+                <w:rFonts w:ascii="Calibri" w:eastAsia="Times New Roman" w:hAnsi="Calibri" w:cs="Calibri"/>
+                <w:b/>
+                <w:bCs/>
+                <w:color w:val="000000"/>
+                <w:kern w:val="0"/>
+                <w:sz w:val="22"/>
+                <w:szCs w:val="22"/>
+                <w14:ligatures w14:val="none"/>
+              </w:rPr>
+            </w:pPr>
+            <w:r>
+              <w:rPr>
+                <w:rFonts w:ascii="Calibri" w:eastAsia="Times New Roman" w:hAnsi="Calibri" w:cs="Calibri"/>
+                <w:b/>
+                <w:bCs/>
+                <w:color w:val="000000"/>
+                <w:kern w:val="0"/>
+                <w:sz w:val="22"/>
+                <w:szCs w:val="22"/>
+                <w14:ligatures w14:val="none"/>
+              </w:rPr>
+              <w:t>Connected To</w:t>
+            </w:r>
+          </w:p>
+        </w:tc>
+        <w:tc>
+          <w:tcPr>
+            <w:tcW w:w="2452" w:type="dxa"/>
+            <w:noWrap/>
+            <w:hideMark/>
+          </w:tcPr>
+          <w:p>
+            <w:pPr>
+              <w:rPr>
+                <w:rFonts w:ascii="Calibri" w:eastAsia="Times New Roman" w:hAnsi="Calibri" w:cs="Calibri"/>
+                <w:b/>
+                <w:bCs/>
+                <w:color w:val="000000"/>
+                <w:kern w:val="0"/>
+                <w:sz w:val="22"/>
+                <w:szCs w:val="22"/>
+                <w14:ligatures w14:val="none"/>
+              </w:rPr>
+            </w:pPr>
+            <w:r>
+              <w:rPr>
+                <w:rFonts w:ascii="Calibri" w:eastAsia="Times New Roman" w:hAnsi="Calibri" w:cs="Calibri"/>
+                <w:b/>
+                <w:bCs/>
+                <w:color w:val="000000"/>
+                <w:kern w:val="0"/>
+                <w:sz w:val="22"/>
+                <w:szCs w:val="22"/>
+                <w14:ligatures w14:val="none"/>
+              </w:rPr>
+              <w:t>IPv6 Address</w:t>
+            </w:r>
+          </w:p>
+        </w:tc>
+        <w:tc>
+          <w:tcPr>
+            <w:tcW w:w="2040" w:type="dxa"/>
+          </w:tcPr>
+          <w:p>
+            <w:pPr>
+              <w:rPr>
+                <w:rFonts w:ascii="Calibri" w:eastAsia="Times New Roman" w:hAnsi="Calibri" w:cs="Calibri"/>
+                <w:b/>
+                <w:bCs/>
+                <w:color w:val="000000"/>
+                <w:kern w:val="0"/>
+                <w:sz w:val="22"/>
+                <w:szCs w:val="22"/>
+                <w14:ligatures w14:val="none"/>
+              </w:rPr>
+            </w:pPr>
+            <w:r>
+              <w:rPr>
+                <w:rFonts w:ascii="Calibri" w:eastAsia="Times New Roman" w:hAnsi="Calibri" w:cs="Calibri"/>
+                <w:b/>
+                <w:bCs/>
+                <w:color w:val="000000"/>
+                <w:kern w:val="0"/>
+                <w:sz w:val="22"/>
+                <w:szCs w:val="22"/>
+                <w14:ligatures w14:val="none"/>
+              </w:rPr>
+              <w:t>Default Gateway</w:t>
+            </w:r>
+          </w:p>
+        </w:tc>
+      </w:tr>
+      <w:tr>
+        <w:trPr>
+          <w:trHeight w:val="288"/>
+        </w:trPr>
+        <w:tc>
+          <w:tcPr>
+            <w:tcW w:w="556" w:type="dxa"/>
+            <w:noWrap/>
+          </w:tcPr>
+          <w:p>
+            <w:pPr>
+              <w:jc w:val="right"/>
+              <w:rPr>
+                <w:rFonts w:ascii="Calibri" w:eastAsia="Times New Roman" w:hAnsi="Calibri" w:cs="Calibri"/>
+                <w:color w:val="000000"/>
+                <w:kern w:val="0"/>
+                <w:sz w:val="22"/>
+                <w:szCs w:val="22"/>
+                <w14:ligatures w14:val="none"/>
+              </w:rPr>
+            </w:pPr>
+            <w:r>
+              <w:rPr>
+                <w:rFonts w:ascii="Calibri" w:eastAsia="Times New Roman" w:hAnsi="Calibri" w:cs="Calibri"/>
+                <w:color w:val="000000"/>
+                <w:kern w:val="0"/>
+                <w:sz w:val="22"/>
+                <w:szCs w:val="22"/>
+                <w14:ligatures w14:val="none"/>
+              </w:rPr>
+              <w:t>0</w:t>
+            </w:r>
+          </w:p>
+        </w:tc>
+        <w:tc>
+          <w:tcPr>
+            <w:tcW w:w="1566" w:type="dxa"/>
+            <w:noWrap/>
+          </w:tcPr>
+          <w:p>
+            <w:pPr>
+              <w:rPr>
+                <w:rFonts w:ascii="Calibri" w:eastAsia="Times New Roman" w:hAnsi="Calibri" w:cs="Calibri"/>
+                <w:color w:val="000000"/>
+                <w:kern w:val="0"/>
+                <w:sz w:val="22"/>
+                <w:szCs w:val="22"/>
+                <w14:ligatures w14:val="none"/>
+              </w:rPr>
+            </w:pPr>
+          </w:p>
+        </w:tc>
+        <w:tc>
+          <w:tcPr>
+            <w:tcW w:w="898" w:type="dxa"/>
+            <w:noWrap/>
+          </w:tcPr>
+          <w:p>
+            <w:pPr>
+              <w:rPr>
+                <w:rFonts w:ascii="Calibri" w:eastAsia="Times New Roman" w:hAnsi="Calibri" w:cs="Calibri"/>
+                <w:color w:val="000000"/>
+                <w:kern w:val="0"/>
+                <w:sz w:val="22"/>
+                <w:szCs w:val="22"/>
+                <w14:ligatures w14:val="none"/>
+              </w:rPr>
+            </w:pPr>
+          </w:p>
+        </w:tc>
+        <w:tc>
+          <w:tcPr>
+            <w:tcW w:w="1504" w:type="dxa"/>
+            <w:noWrap/>
+          </w:tcPr>
+          <w:p>
+            <w:pPr>
+              <w:rPr>
+                <w:rFonts w:ascii="Calibri" w:eastAsia="Times New Roman" w:hAnsi="Calibri" w:cs="Calibri"/>
+                <w:color w:val="000000"/>
+                <w:kern w:val="0"/>
+                <w:sz w:val="22"/>
+                <w:szCs w:val="22"/>
+                <w14:ligatures w14:val="none"/>
+              </w:rPr>
+            </w:pPr>
+          </w:p>
+        </w:tc>
+        <w:tc>
+          <w:tcPr>
+            <w:tcW w:w="2452" w:type="dxa"/>
+            <w:noWrap/>
+          </w:tcPr>
+          <w:p>
+            <w:pPr>
+              <w:rPr>
+                <w:rFonts w:ascii="Calibri" w:eastAsia="Times New Roman" w:hAnsi="Calibri" w:cs="Calibri"/>
+                <w:color w:val="000000"/>
+                <w:kern w:val="0"/>
+                <w:sz w:val="22"/>
+                <w:szCs w:val="22"/>
+                <w14:ligatures w14:val="none"/>
+              </w:rPr>
+            </w:pPr>
+          </w:p>
+        </w:tc>
+        <w:tc>
+          <w:tcPr>
+            <w:tcW w:w="2040" w:type="dxa"/>
+          </w:tcPr>
+          <w:p>
+            <w:pPr>
+              <w:rPr>
+                <w:rFonts w:ascii="Calibri" w:eastAsia="Times New Roman" w:hAnsi="Calibri" w:cs="Calibri"/>
+                <w:color w:val="000000"/>
+                <w:kern w:val="0"/>
+                <w:sz w:val="22"/>
+                <w:szCs w:val="22"/>
+                <w14:ligatures w14:val="none"/>
+              </w:rPr>
+            </w:pPr>
+          </w:p>
+        </w:tc>
+      </w:tr>
+      <w:tr>
+        <w:trPr>
+          <w:trHeight w:val="288"/>
+        </w:trPr>
+        <w:tc>
+          <w:tcPr>
+            <w:tcW w:w="556" w:type="dxa"/>
+            <w:noWrap/>
+            <w:hideMark/>
+          </w:tcPr>
+          <w:p>
+            <w:pPr>
+              <w:jc w:val="right"/>
+              <w:rPr>
+                <w:rFonts w:ascii="Calibri" w:eastAsia="Times New Roman" w:hAnsi="Calibri" w:cs="Calibri"/>
+                <w:color w:val="000000"/>
+                <w:kern w:val="0"/>
+                <w:sz w:val="22"/>
+                <w:szCs w:val="22"/>
+                <w14:ligatures w14:val="none"/>
+              </w:rPr>
+            </w:pPr>
+            <w:r>
+              <w:rPr>
+                <w:rFonts w:ascii="Calibri" w:eastAsia="Times New Roman" w:hAnsi="Calibri" w:cs="Calibri"/>
+                <w:color w:val="000000"/>
+                <w:kern w:val="0"/>
+                <w:sz w:val="22"/>
+                <w:szCs w:val="22"/>
+                <w14:ligatures w14:val="none"/>
+              </w:rPr>
+              <w:t>1</w:t>
+            </w:r>
+          </w:p>
+        </w:tc>
+        <w:tc>
+          <w:tcPr>
+            <w:tcW w:w="1566" w:type="dxa"/>
+            <w:noWrap/>
+            <w:hideMark/>
+          </w:tcPr>
+          <w:p>
+            <w:pPr>
+              <w:rPr>
+                <w:rFonts w:ascii="Calibri" w:eastAsia="Times New Roman" w:hAnsi="Calibri" w:cs="Calibri"/>
+                <w:color w:val="000000"/>
+                <w:kern w:val="0"/>
+                <w:sz w:val="22"/>
+                <w:szCs w:val="22"/>
+                <w14:ligatures w14:val="none"/>
+              </w:rPr>
+            </w:pPr>
+            <w:r>
+              <w:rPr>
+                <w:rFonts w:ascii="Calibri" w:eastAsia="Times New Roman" w:hAnsi="Calibri" w:cs="Calibri"/>
+                <w:color w:val="000000"/>
+                <w:kern w:val="0"/>
+                <w:sz w:val="22"/>
+                <w:szCs w:val="22"/>
+                <w14:ligatures w14:val="none"/>
+              </w:rPr>
+              <w:t>Core</w:t>
+            </w:r>
+            <w:r>
+              <w:rPr>
+                <w:rFonts w:ascii="Calibri" w:eastAsia="Times New Roman" w:hAnsi="Calibri" w:cs="Calibri"/>
+                <w:color w:val="000000"/>
+                <w:kern w:val="0"/>
+                <w:sz w:val="22"/>
+                <w:szCs w:val="22"/>
+                <w14:ligatures w14:val="none"/>
+              </w:rPr>
+              <w:t xml:space="preserve"> </w:t>
+            </w:r>
+            <w:r>
+              <w:rPr>
+                <w:rFonts w:ascii="Calibri" w:eastAsia="Times New Roman" w:hAnsi="Calibri" w:cs="Calibri"/>
+                <w:color w:val="000000"/>
+                <w:kern w:val="0"/>
+                <w:sz w:val="22"/>
+                <w:szCs w:val="22"/>
+                <w14:ligatures w14:val="none"/>
+              </w:rPr>
+              <w:t>Router</w:t>
+            </w:r>
+          </w:p>
+        </w:tc>
+        <w:tc>
+          <w:tcPr>
+            <w:tcW w:w="898" w:type="dxa"/>
+            <w:noWrap/>
+          </w:tcPr>
+          <w:p>
+            <w:pPr>
+              <w:rPr>
+                <w:rFonts w:ascii="Calibri" w:eastAsia="Times New Roman" w:hAnsi="Calibri" w:cs="Calibri"/>
+                <w:color w:val="000000"/>
+                <w:kern w:val="0"/>
+                <w:sz w:val="22"/>
+                <w:szCs w:val="22"/>
+                <w14:ligatures w14:val="none"/>
+              </w:rPr>
+            </w:pPr>
+            <w:r>
+              <w:rPr>
+                <w:rFonts w:ascii="Calibri" w:eastAsia="Times New Roman" w:hAnsi="Calibri" w:cs="Calibri"/>
+                <w:color w:val="000000"/>
+                <w:kern w:val="0"/>
+                <w:sz w:val="22"/>
+                <w:szCs w:val="22"/>
+                <w14:ligatures w14:val="none"/>
+              </w:rPr>
+              <w:t>G0/</w:t>
+            </w:r>
+            <w:r>
+              <w:rPr>
+                <w:rFonts w:ascii="Calibri" w:eastAsia="Times New Roman" w:hAnsi="Calibri" w:cs="Calibri"/>
+                <w:color w:val="000000"/>
+                <w:kern w:val="0"/>
+                <w:sz w:val="22"/>
+                <w:szCs w:val="22"/>
+                <w14:ligatures w14:val="none"/>
+              </w:rPr>
+              <w:t>2</w:t>
+            </w:r>
+          </w:p>
+        </w:tc>
+        <w:tc>
+          <w:tcPr>
+            <w:tcW w:w="1504" w:type="dxa"/>
+            <w:noWrap/>
+          </w:tcPr>
+          <w:p>
+            <w:pPr>
+              <w:rPr>
+                <w:rFonts w:ascii="Calibri" w:eastAsia="Times New Roman" w:hAnsi="Calibri" w:cs="Calibri"/>
+                <w:color w:val="000000"/>
+                <w:kern w:val="0"/>
+                <w:sz w:val="22"/>
+                <w:szCs w:val="22"/>
+                <w14:ligatures w14:val="none"/>
+              </w:rPr>
+            </w:pPr>
+            <w:r>
+              <w:rPr>
+                <w:rFonts w:ascii="Calibri" w:eastAsia="Times New Roman" w:hAnsi="Calibri" w:cs="Calibri"/>
+                <w:color w:val="000000"/>
+                <w:kern w:val="0"/>
+                <w:sz w:val="22"/>
+                <w:szCs w:val="22"/>
+                <w14:ligatures w14:val="none"/>
+              </w:rPr>
+              <w:t>Server</w:t>
+            </w:r>
+            <w:r>
+              <w:rPr>
+                <w:rFonts w:ascii="Calibri" w:eastAsia="Times New Roman" w:hAnsi="Calibri" w:cs="Calibri"/>
+                <w:color w:val="000000"/>
+                <w:kern w:val="0"/>
+                <w:sz w:val="22"/>
+                <w:szCs w:val="22"/>
+                <w14:ligatures w14:val="none"/>
+              </w:rPr>
+              <w:t>-Router</w:t>
+            </w:r>
+          </w:p>
+        </w:tc>
+        <w:tc>
+          <w:tcPr>
+            <w:tcW w:w="2452" w:type="dxa"/>
+            <w:noWrap/>
+          </w:tcPr>
+          <w:p>
+            <w:pPr>
+              <w:rPr>
+                <w:rFonts w:ascii="Calibri" w:eastAsia="Times New Roman" w:hAnsi="Calibri" w:cs="Calibri"/>
+                <w:color w:val="000000"/>
+                <w:kern w:val="0"/>
+                <w:sz w:val="22"/>
+                <w:szCs w:val="22"/>
+                <w14:ligatures w14:val="none"/>
+              </w:rPr>
+            </w:pPr>
+            <w:r>
+              <w:rPr>
+                <w:rFonts w:ascii="Calibri" w:eastAsia="Times New Roman" w:hAnsi="Calibri" w:cs="Calibri"/>
+                <w:color w:val="000000"/>
+                <w:kern w:val="0"/>
+                <w:sz w:val="22"/>
+                <w:szCs w:val="22"/>
+                <w14:ligatures w14:val="none"/>
+              </w:rPr>
+              <w:t>2024:3130:2828:</w:t>
+            </w:r>
+            <w:r>
+              <w:rPr>
+                <w:rFonts w:ascii="Calibri" w:eastAsia="Times New Roman" w:hAnsi="Calibri" w:cs="Calibri"/>
+                <w:color w:val="000000"/>
+                <w:kern w:val="0"/>
+                <w:sz w:val="22"/>
+                <w:szCs w:val="22"/>
+                <w14:ligatures w14:val="none"/>
+              </w:rPr>
+              <w:t>9::1</w:t>
+            </w:r>
+            <w:r>
+              <w:rPr>
+                <w:rFonts w:ascii="Calibri" w:eastAsia="Times New Roman" w:hAnsi="Calibri" w:cs="Calibri"/>
+                <w:color w:val="000000"/>
+                <w:kern w:val="0"/>
+                <w:sz w:val="22"/>
+                <w:szCs w:val="22"/>
+                <w14:ligatures w14:val="none"/>
+              </w:rPr>
+              <w:t>/64</w:t>
+            </w:r>
+          </w:p>
+        </w:tc>
+        <w:tc>
+          <w:tcPr>
+            <w:tcW w:w="2040" w:type="dxa"/>
+          </w:tcPr>
+          <w:p>
+            <w:pPr>
+              <w:rPr>
+                <w:rFonts w:ascii="Calibri" w:eastAsia="Times New Roman" w:hAnsi="Calibri" w:cs="Calibri"/>
+                <w:color w:val="000000"/>
+                <w:kern w:val="0"/>
+                <w:sz w:val="22"/>
+                <w:szCs w:val="22"/>
+                <w14:ligatures w14:val="none"/>
+              </w:rPr>
+            </w:pPr>
+          </w:p>
+        </w:tc>
+      </w:tr>
+      <w:tr>
+        <w:trPr>
+          <w:trHeight w:val="288"/>
+        </w:trPr>
+        <w:tc>
+          <w:tcPr>
+            <w:tcW w:w="556" w:type="dxa"/>
+            <w:noWrap/>
+            <w:hideMark/>
+          </w:tcPr>
+          <w:p>
+            <w:pPr>
+              <w:jc w:val="right"/>
+              <w:rPr>
+                <w:rFonts w:ascii="Calibri" w:eastAsia="Times New Roman" w:hAnsi="Calibri" w:cs="Calibri"/>
+                <w:color w:val="000000"/>
+                <w:kern w:val="0"/>
+                <w:sz w:val="22"/>
+                <w:szCs w:val="22"/>
+                <w14:ligatures w14:val="none"/>
+              </w:rPr>
+            </w:pPr>
+            <w:r>
+              <w:rPr>
+                <w:rFonts w:ascii="Calibri" w:eastAsia="Times New Roman" w:hAnsi="Calibri" w:cs="Calibri"/>
+                <w:color w:val="000000"/>
+                <w:kern w:val="0"/>
+                <w:sz w:val="22"/>
+                <w:szCs w:val="22"/>
+                <w14:ligatures w14:val="none"/>
+              </w:rPr>
+              <w:t>2</w:t>
+            </w:r>
+          </w:p>
+        </w:tc>
+        <w:tc>
+          <w:tcPr>
+            <w:tcW w:w="1566" w:type="dxa"/>
+            <w:vMerge w:val="restart"/>
+            <w:noWrap/>
+            <w:hideMark/>
+          </w:tcPr>
+          <w:p>
+            <w:pPr>
+              <w:rPr>
+                <w:rFonts w:ascii="Calibri" w:eastAsia="Times New Roman" w:hAnsi="Calibri" w:cs="Calibri"/>
+                <w:color w:val="000000"/>
+                <w:kern w:val="0"/>
+                <w:sz w:val="22"/>
+                <w:szCs w:val="22"/>
+                <w14:ligatures w14:val="none"/>
+              </w:rPr>
+            </w:pPr>
+            <w:r>
+              <w:rPr>
+                <w:rFonts w:ascii="Calibri" w:eastAsia="Times New Roman" w:hAnsi="Calibri" w:cs="Calibri"/>
+                <w:color w:val="000000"/>
+                <w:kern w:val="0"/>
+                <w:sz w:val="22"/>
+                <w:szCs w:val="22"/>
+                <w14:ligatures w14:val="none"/>
+              </w:rPr>
+              <w:t>Server</w:t>
+            </w:r>
+            <w:r>
+              <w:rPr>
+                <w:rFonts w:ascii="Calibri" w:eastAsia="Times New Roman" w:hAnsi="Calibri" w:cs="Calibri"/>
+                <w:color w:val="000000"/>
+                <w:kern w:val="0"/>
+                <w:sz w:val="22"/>
+                <w:szCs w:val="22"/>
+                <w14:ligatures w14:val="none"/>
+              </w:rPr>
+              <w:t xml:space="preserve"> </w:t>
+            </w:r>
+            <w:r>
+              <w:rPr>
+                <w:rFonts w:ascii="Calibri" w:eastAsia="Times New Roman" w:hAnsi="Calibri" w:cs="Calibri"/>
+                <w:color w:val="000000"/>
+                <w:kern w:val="0"/>
+                <w:sz w:val="22"/>
+                <w:szCs w:val="22"/>
+                <w14:ligatures w14:val="none"/>
+              </w:rPr>
+              <w:t>R</w:t>
+            </w:r>
+            <w:r>
+              <w:rPr>
+                <w:rFonts w:ascii="Calibri" w:eastAsia="Times New Roman" w:hAnsi="Calibri" w:cs="Calibri"/>
+                <w:color w:val="000000"/>
+                <w:kern w:val="0"/>
+                <w:sz w:val="22"/>
+                <w:szCs w:val="22"/>
+                <w14:ligatures w14:val="none"/>
+              </w:rPr>
+              <w:t>outer</w:t>
+            </w:r>
+          </w:p>
+        </w:tc>
+        <w:tc>
+          <w:tcPr>
+            <w:tcW w:w="898" w:type="dxa"/>
+            <w:noWrap/>
+            <w:hideMark/>
+          </w:tcPr>
+          <w:p>
+            <w:pPr>
+              <w:rPr>
+                <w:rFonts w:ascii="Calibri" w:eastAsia="Times New Roman" w:hAnsi="Calibri" w:cs="Calibri"/>
+                <w:color w:val="000000"/>
+                <w:kern w:val="0"/>
+                <w:sz w:val="22"/>
+                <w:szCs w:val="22"/>
+                <w14:ligatures w14:val="none"/>
+              </w:rPr>
+            </w:pPr>
+            <w:r>
+              <w:rPr>
+                <w:rFonts w:ascii="Calibri" w:eastAsia="Times New Roman" w:hAnsi="Calibri" w:cs="Calibri"/>
+                <w:color w:val="000000"/>
+                <w:kern w:val="0"/>
+                <w:sz w:val="22"/>
+                <w:szCs w:val="22"/>
+                <w14:ligatures w14:val="none"/>
+              </w:rPr>
+              <w:t>G0/0</w:t>
+            </w:r>
+          </w:p>
+        </w:tc>
+        <w:tc>
+          <w:tcPr>
+            <w:tcW w:w="1504" w:type="dxa"/>
+            <w:noWrap/>
+            <w:hideMark/>
+          </w:tcPr>
+          <w:p>
+            <w:pPr>
+              <w:rPr>
+                <w:rFonts w:ascii="Calibri" w:eastAsia="Times New Roman" w:hAnsi="Calibri" w:cs="Calibri"/>
+                <w:color w:val="000000"/>
+                <w:kern w:val="0"/>
+                <w:sz w:val="22"/>
+                <w:szCs w:val="22"/>
+                <w14:ligatures w14:val="none"/>
+              </w:rPr>
+            </w:pPr>
+            <w:r>
+              <w:rPr>
+                <w:rFonts w:ascii="Calibri" w:eastAsia="Times New Roman" w:hAnsi="Calibri" w:cs="Calibri"/>
+                <w:color w:val="000000"/>
+                <w:kern w:val="0"/>
+                <w:sz w:val="22"/>
+                <w:szCs w:val="22"/>
+                <w14:ligatures w14:val="none"/>
+              </w:rPr>
+              <w:t>Core-</w:t>
+            </w:r>
+            <w:r>
+              <w:rPr>
+                <w:rFonts w:ascii="Calibri" w:eastAsia="Times New Roman" w:hAnsi="Calibri" w:cs="Calibri"/>
+                <w:color w:val="000000"/>
+                <w:kern w:val="0"/>
+                <w:sz w:val="22"/>
+                <w:szCs w:val="22"/>
+                <w14:ligatures w14:val="none"/>
+              </w:rPr>
+              <w:t>Router</w:t>
+            </w:r>
+          </w:p>
+        </w:tc>
+        <w:tc>
+          <w:tcPr>
+            <w:tcW w:w="2452" w:type="dxa"/>
+            <w:noWrap/>
+            <w:hideMark/>
+          </w:tcPr>
+          <w:p>
+            <w:pPr>
+              <w:rPr>
+                <w:rFonts w:ascii="Calibri" w:eastAsia="Times New Roman" w:hAnsi="Calibri" w:cs="Calibri"/>
+                <w:color w:val="000000"/>
+                <w:kern w:val="0"/>
+                <w:sz w:val="22"/>
+                <w:szCs w:val="22"/>
+                <w14:ligatures w14:val="none"/>
+              </w:rPr>
+            </w:pPr>
+            <w:r>
+              <w:rPr>
+                <w:rFonts w:ascii="Calibri" w:eastAsia="Times New Roman" w:hAnsi="Calibri" w:cs="Calibri"/>
+                <w:color w:val="000000"/>
+                <w:kern w:val="0"/>
+                <w:sz w:val="22"/>
+                <w:szCs w:val="22"/>
+                <w14:ligatures w14:val="none"/>
+              </w:rPr>
+              <w:t>2024:3130:2828:</w:t>
+            </w:r>
+            <w:r>
+              <w:rPr>
+                <w:rFonts w:ascii="Calibri" w:eastAsia="Times New Roman" w:hAnsi="Calibri" w:cs="Calibri"/>
+                <w:color w:val="000000"/>
+                <w:kern w:val="0"/>
+                <w:sz w:val="22"/>
+                <w:szCs w:val="22"/>
+                <w14:ligatures w14:val="none"/>
+              </w:rPr>
+              <w:t>9</w:t>
+            </w:r>
+            <w:r>
+              <w:rPr>
+                <w:rFonts w:ascii="Calibri" w:eastAsia="Times New Roman" w:hAnsi="Calibri" w:cs="Calibri"/>
+                <w:color w:val="000000"/>
+                <w:kern w:val="0"/>
+                <w:sz w:val="22"/>
+                <w:szCs w:val="22"/>
+                <w14:ligatures w14:val="none"/>
+              </w:rPr>
+              <w:t>::</w:t>
+            </w:r>
+            <w:r>
+              <w:rPr>
+                <w:rFonts w:ascii="Calibri" w:eastAsia="Times New Roman" w:hAnsi="Calibri" w:cs="Calibri"/>
+                <w:color w:val="000000"/>
+                <w:kern w:val="0"/>
+                <w:sz w:val="22"/>
+                <w:szCs w:val="22"/>
+                <w14:ligatures w14:val="none"/>
+              </w:rPr>
+              <w:t>2</w:t>
+            </w:r>
+            <w:r>
+              <w:rPr>
+                <w:rFonts w:ascii="Calibri" w:eastAsia="Times New Roman" w:hAnsi="Calibri" w:cs="Calibri"/>
+                <w:color w:val="000000"/>
+                <w:kern w:val="0"/>
+                <w:sz w:val="22"/>
+                <w:szCs w:val="22"/>
+                <w14:ligatures w14:val="none"/>
+              </w:rPr>
+              <w:t>/64</w:t>
+            </w:r>
+          </w:p>
+        </w:tc>
+        <w:tc>
+          <w:tcPr>
+            <w:tcW w:w="2040" w:type="dxa"/>
+          </w:tcPr>
+          <w:p>
+            <w:pPr>
+              <w:rPr>
+                <w:rFonts w:ascii="Calibri" w:eastAsia="Times New Roman" w:hAnsi="Calibri" w:cs="Calibri"/>
+                <w:color w:val="000000"/>
+                <w:kern w:val="0"/>
+                <w:sz w:val="22"/>
+                <w:szCs w:val="22"/>
+                <w14:ligatures w14:val="none"/>
+              </w:rPr>
+            </w:pPr>
+          </w:p>
+        </w:tc>
+      </w:tr>
+      <w:tr>
+        <w:trPr>
+          <w:trHeight w:val="288"/>
+        </w:trPr>
+        <w:tc>
+          <w:tcPr>
+            <w:tcW w:w="556" w:type="dxa"/>
+            <w:noWrap/>
+            <w:hideMark/>
+          </w:tcPr>
+          <w:p>
+            <w:pPr>
+              <w:jc w:val="right"/>
+              <w:rPr>
+                <w:rFonts w:ascii="Calibri" w:eastAsia="Times New Roman" w:hAnsi="Calibri" w:cs="Calibri"/>
+                <w:color w:val="000000"/>
+                <w:kern w:val="0"/>
+                <w:sz w:val="22"/>
+                <w:szCs w:val="22"/>
+                <w14:ligatures w14:val="none"/>
+              </w:rPr>
+            </w:pPr>
+            <w:r>
+              <w:rPr>
+                <w:rFonts w:ascii="Calibri" w:eastAsia="Times New Roman" w:hAnsi="Calibri" w:cs="Calibri"/>
+                <w:color w:val="000000"/>
+                <w:kern w:val="0"/>
+                <w:sz w:val="22"/>
+                <w:szCs w:val="22"/>
+                <w14:ligatures w14:val="none"/>
+              </w:rPr>
+              <w:t>3</w:t>
+            </w:r>
+          </w:p>
+        </w:tc>
+        <w:tc>
+          <w:tcPr>
+            <w:tcW w:w="1566" w:type="dxa"/>
+            <w:vMerge/>
+            <w:noWrap/>
+          </w:tcPr>
+          <w:p>
+            <w:pPr>
+              <w:rPr>
+                <w:rFonts w:ascii="Calibri" w:eastAsia="Times New Roman" w:hAnsi="Calibri" w:cs="Calibri"/>
+                <w:color w:val="000000"/>
+                <w:kern w:val="0"/>
+                <w:sz w:val="22"/>
+                <w:szCs w:val="22"/>
+                <w14:ligatures w14:val="none"/>
+              </w:rPr>
+            </w:pPr>
+          </w:p>
+        </w:tc>
+        <w:tc>
+          <w:tcPr>
+            <w:tcW w:w="898" w:type="dxa"/>
+            <w:noWrap/>
+            <w:hideMark/>
+          </w:tcPr>
+          <w:p>
+            <w:pPr>
+              <w:rPr>
+                <w:rFonts w:ascii="Calibri" w:eastAsia="Times New Roman" w:hAnsi="Calibri" w:cs="Calibri"/>
+                <w:color w:val="000000"/>
+                <w:kern w:val="0"/>
+                <w:sz w:val="22"/>
+                <w:szCs w:val="22"/>
+                <w14:ligatures w14:val="none"/>
+              </w:rPr>
+            </w:pPr>
+            <w:r>
+              <w:rPr>
+                <w:rFonts w:ascii="Calibri" w:eastAsia="Times New Roman" w:hAnsi="Calibri" w:cs="Calibri"/>
+                <w:color w:val="000000"/>
+                <w:kern w:val="0"/>
+                <w:sz w:val="22"/>
+                <w:szCs w:val="22"/>
+                <w14:ligatures w14:val="none"/>
+              </w:rPr>
+              <w:t>G0/1</w:t>
+            </w:r>
+          </w:p>
+        </w:tc>
+        <w:tc>
+          <w:tcPr>
+            <w:tcW w:w="1504" w:type="dxa"/>
+            <w:noWrap/>
+            <w:hideMark/>
+          </w:tcPr>
+          <w:p>
+            <w:pPr>
+              <w:rPr>
+                <w:rFonts w:ascii="Calibri" w:eastAsia="Times New Roman" w:hAnsi="Calibri" w:cs="Calibri"/>
+                <w:color w:val="000000"/>
+                <w:kern w:val="0"/>
+                <w:sz w:val="22"/>
+                <w:szCs w:val="22"/>
+                <w14:ligatures w14:val="none"/>
+              </w:rPr>
+            </w:pPr>
+            <w:proofErr w:type="spellStart"/>
+            <w:r>
+              <w:rPr>
+                <w:rFonts w:ascii="Calibri" w:eastAsia="Times New Roman" w:hAnsi="Calibri" w:cs="Calibri"/>
+                <w:color w:val="000000"/>
+                <w:kern w:val="0"/>
+                <w:sz w:val="22"/>
+                <w:szCs w:val="22"/>
+                <w14:ligatures w14:val="none"/>
+              </w:rPr>
+              <w:t>AdminTutor</w:t>
+            </w:r>
+            <w:proofErr w:type="spellEnd"/>
+            <w:r>
+              <w:rPr>
+                <w:rFonts w:ascii="Calibri" w:eastAsia="Times New Roman" w:hAnsi="Calibri" w:cs="Calibri"/>
+                <w:color w:val="000000"/>
+                <w:kern w:val="0"/>
+                <w:sz w:val="22"/>
+                <w:szCs w:val="22"/>
+                <w14:ligatures w14:val="none"/>
+              </w:rPr>
+              <w:t>-</w:t>
+            </w:r>
+            <w:r>
+              <w:rPr>
+                <w:rFonts w:ascii="Calibri" w:eastAsia="Times New Roman" w:hAnsi="Calibri" w:cs="Calibri"/>
+                <w:color w:val="000000"/>
+                <w:kern w:val="0"/>
+                <w:sz w:val="22"/>
+                <w:szCs w:val="22"/>
+                <w14:ligatures w14:val="none"/>
+              </w:rPr>
+              <w:t>Switch</w:t>
+            </w:r>
+          </w:p>
+        </w:tc>
+        <w:tc>
+          <w:tcPr>
+            <w:tcW w:w="2452" w:type="dxa"/>
+            <w:noWrap/>
+            <w:hideMark/>
+          </w:tcPr>
+          <w:p>
+            <w:pPr>
+              <w:rPr>
+                <w:rFonts w:ascii="Calibri" w:eastAsia="Times New Roman" w:hAnsi="Calibri" w:cs="Calibri"/>
+                <w:color w:val="000000"/>
+                <w:kern w:val="0"/>
+                <w:sz w:val="22"/>
+                <w:szCs w:val="22"/>
+                <w14:ligatures w14:val="none"/>
+              </w:rPr>
+            </w:pPr>
+            <w:r>
+              <w:rPr>
+                <w:rFonts w:ascii="Calibri" w:eastAsia="Times New Roman" w:hAnsi="Calibri" w:cs="Calibri"/>
+                <w:color w:val="000000"/>
+                <w:kern w:val="0"/>
+                <w:sz w:val="22"/>
+                <w:szCs w:val="22"/>
+                <w14:ligatures w14:val="none"/>
+              </w:rPr>
+              <w:t>2024:3130:2828:</w:t>
+            </w:r>
+            <w:r>
+              <w:rPr>
+                <w:rFonts w:ascii="Calibri" w:eastAsia="Times New Roman" w:hAnsi="Calibri" w:cs="Calibri"/>
+                <w:color w:val="000000"/>
+                <w:kern w:val="0"/>
+                <w:sz w:val="22"/>
+                <w:szCs w:val="22"/>
+                <w14:ligatures w14:val="none"/>
+              </w:rPr>
+              <w:t>5</w:t>
+            </w:r>
+            <w:r>
+              <w:rPr>
+                <w:rFonts w:ascii="Calibri" w:eastAsia="Times New Roman" w:hAnsi="Calibri" w:cs="Calibri"/>
+                <w:color w:val="000000"/>
+                <w:kern w:val="0"/>
+                <w:sz w:val="22"/>
+                <w:szCs w:val="22"/>
+                <w14:ligatures w14:val="none"/>
+              </w:rPr>
+              <w:t>::1/64</w:t>
+            </w:r>
+          </w:p>
+        </w:tc>
+        <w:tc>
+          <w:tcPr>
+            <w:tcW w:w="2040" w:type="dxa"/>
+          </w:tcPr>
+          <w:p>
+            <w:pPr>
+              <w:rPr>
+                <w:rFonts w:ascii="Calibri" w:eastAsia="Times New Roman" w:hAnsi="Calibri" w:cs="Calibri"/>
+                <w:color w:val="000000"/>
+                <w:kern w:val="0"/>
+                <w:sz w:val="22"/>
+                <w:szCs w:val="22"/>
+                <w14:ligatures w14:val="none"/>
+              </w:rPr>
+            </w:pPr>
+          </w:p>
+        </w:tc>
+      </w:tr>
+      <w:tr>
+        <w:trPr>
+          <w:trHeight w:val="288"/>
+        </w:trPr>
+        <w:tc>
+          <w:tcPr>
+            <w:tcW w:w="556" w:type="dxa"/>
+            <w:noWrap/>
+            <w:hideMark/>
+          </w:tcPr>
+          <w:p>
+            <w:pPr>
+              <w:jc w:val="right"/>
+              <w:rPr>
+                <w:rFonts w:ascii="Calibri" w:eastAsia="Times New Roman" w:hAnsi="Calibri" w:cs="Calibri"/>
+                <w:color w:val="000000"/>
+                <w:kern w:val="0"/>
+                <w:sz w:val="22"/>
+                <w:szCs w:val="22"/>
+                <w14:ligatures w14:val="none"/>
+              </w:rPr>
+            </w:pPr>
+            <w:r>
+              <w:rPr>
+                <w:rFonts w:ascii="Calibri" w:eastAsia="Times New Roman" w:hAnsi="Calibri" w:cs="Calibri"/>
+                <w:color w:val="000000"/>
+                <w:kern w:val="0"/>
+                <w:sz w:val="22"/>
+                <w:szCs w:val="22"/>
+                <w14:ligatures w14:val="none"/>
+              </w:rPr>
+              <w:t>4</w:t>
+            </w:r>
+          </w:p>
+        </w:tc>
+        <w:tc>
+          <w:tcPr>
+            <w:tcW w:w="1566" w:type="dxa"/>
+            <w:vMerge/>
+            <w:noWrap/>
+          </w:tcPr>
+          <w:p>
+            <w:pPr>
+              <w:rPr>
+                <w:rFonts w:ascii="Calibri" w:eastAsia="Times New Roman" w:hAnsi="Calibri" w:cs="Calibri"/>
+                <w:color w:val="000000"/>
+                <w:kern w:val="0"/>
+                <w:sz w:val="22"/>
+                <w:szCs w:val="22"/>
+                <w14:ligatures w14:val="none"/>
+              </w:rPr>
+            </w:pPr>
+          </w:p>
+        </w:tc>
+        <w:tc>
+          <w:tcPr>
+            <w:tcW w:w="898" w:type="dxa"/>
+            <w:noWrap/>
+            <w:hideMark/>
+          </w:tcPr>
+          <w:p>
+            <w:pPr>
+              <w:rPr>
+                <w:rFonts w:ascii="Calibri" w:eastAsia="Times New Roman" w:hAnsi="Calibri" w:cs="Calibri"/>
+                <w:color w:val="000000"/>
+                <w:kern w:val="0"/>
+                <w:sz w:val="22"/>
+                <w:szCs w:val="22"/>
+                <w14:ligatures w14:val="none"/>
+              </w:rPr>
+            </w:pPr>
+            <w:r>
+              <w:rPr>
+                <w:rFonts w:ascii="Calibri" w:eastAsia="Times New Roman" w:hAnsi="Calibri" w:cs="Calibri"/>
+                <w:color w:val="000000"/>
+                <w:kern w:val="0"/>
+                <w:sz w:val="22"/>
+                <w:szCs w:val="22"/>
+                <w14:ligatures w14:val="none"/>
+              </w:rPr>
+              <w:t>G0/2</w:t>
+            </w:r>
+          </w:p>
+        </w:tc>
+        <w:tc>
+          <w:tcPr>
+            <w:tcW w:w="1504" w:type="dxa"/>
+            <w:noWrap/>
+            <w:hideMark/>
+          </w:tcPr>
+          <w:p>
+            <w:pPr>
+              <w:rPr>
+                <w:rFonts w:ascii="Calibri" w:eastAsia="Times New Roman" w:hAnsi="Calibri" w:cs="Calibri"/>
+                <w:color w:val="000000"/>
+                <w:kern w:val="0"/>
+                <w:sz w:val="22"/>
+                <w:szCs w:val="22"/>
+                <w14:ligatures w14:val="none"/>
+              </w:rPr>
+            </w:pPr>
+            <w:r>
+              <w:rPr>
+                <w:rFonts w:ascii="Calibri" w:eastAsia="Times New Roman" w:hAnsi="Calibri" w:cs="Calibri"/>
+                <w:color w:val="000000"/>
+                <w:kern w:val="0"/>
+                <w:sz w:val="22"/>
+                <w:szCs w:val="22"/>
+                <w14:ligatures w14:val="none"/>
+              </w:rPr>
+              <w:t>Server-</w:t>
+            </w:r>
+            <w:r>
+              <w:rPr>
+                <w:rFonts w:ascii="Calibri" w:eastAsia="Times New Roman" w:hAnsi="Calibri" w:cs="Calibri"/>
+                <w:color w:val="000000"/>
+                <w:kern w:val="0"/>
+                <w:sz w:val="22"/>
+                <w:szCs w:val="22"/>
+                <w14:ligatures w14:val="none"/>
+              </w:rPr>
+              <w:t>Switch</w:t>
+            </w:r>
+          </w:p>
+        </w:tc>
+        <w:tc>
+          <w:tcPr>
+            <w:tcW w:w="2452" w:type="dxa"/>
+            <w:noWrap/>
+            <w:hideMark/>
+          </w:tcPr>
+          <w:p>
+            <w:pPr>
+              <w:rPr>
+                <w:rFonts w:ascii="Calibri" w:eastAsia="Times New Roman" w:hAnsi="Calibri" w:cs="Calibri"/>
+                <w:color w:val="000000"/>
+                <w:kern w:val="0"/>
+                <w:sz w:val="22"/>
+                <w:szCs w:val="22"/>
+                <w14:ligatures w14:val="none"/>
+              </w:rPr>
+            </w:pPr>
+            <w:r>
+              <w:rPr>
+                <w:rFonts w:ascii="Calibri" w:eastAsia="Times New Roman" w:hAnsi="Calibri" w:cs="Calibri"/>
+                <w:color w:val="000000"/>
+                <w:kern w:val="0"/>
+                <w:sz w:val="22"/>
+                <w:szCs w:val="22"/>
+                <w14:ligatures w14:val="none"/>
+              </w:rPr>
+              <w:t>2024:3130:2828:</w:t>
+            </w:r>
+            <w:r>
+              <w:rPr>
+                <w:rFonts w:ascii="Calibri" w:eastAsia="Times New Roman" w:hAnsi="Calibri" w:cs="Calibri"/>
+                <w:color w:val="000000"/>
+                <w:kern w:val="0"/>
+                <w:sz w:val="22"/>
+                <w:szCs w:val="22"/>
+                <w14:ligatures w14:val="none"/>
+              </w:rPr>
+              <w:t>6</w:t>
+            </w:r>
+            <w:r>
+              <w:rPr>
+                <w:rFonts w:ascii="Calibri" w:eastAsia="Times New Roman" w:hAnsi="Calibri" w:cs="Calibri"/>
+                <w:color w:val="000000"/>
+                <w:kern w:val="0"/>
+                <w:sz w:val="22"/>
+                <w:szCs w:val="22"/>
+                <w14:ligatures w14:val="none"/>
+              </w:rPr>
+              <w:t>::1/64</w:t>
+            </w:r>
+          </w:p>
+        </w:tc>
+        <w:tc>
+          <w:tcPr>
+            <w:tcW w:w="2040" w:type="dxa"/>
+          </w:tcPr>
+          <w:p>
+            <w:pPr>
+              <w:rPr>
+                <w:rFonts w:ascii="Calibri" w:eastAsia="Times New Roman" w:hAnsi="Calibri" w:cs="Calibri"/>
+                <w:color w:val="000000"/>
+                <w:kern w:val="0"/>
+                <w:sz w:val="22"/>
+                <w:szCs w:val="22"/>
+                <w14:ligatures w14:val="none"/>
+              </w:rPr>
+            </w:pPr>
+          </w:p>
+        </w:tc>
+      </w:tr>
+      <w:tr>
+        <w:trPr>
+          <w:trHeight w:val="288"/>
+        </w:trPr>
+        <w:tc>
+          <w:tcPr>
+            <w:tcW w:w="556" w:type="dxa"/>
+            <w:noWrap/>
+            <w:hideMark/>
+          </w:tcPr>
+          <w:p>
+            <w:pPr>
+              <w:jc w:val="right"/>
+              <w:rPr>
+                <w:rFonts w:ascii="Calibri" w:eastAsia="Times New Roman" w:hAnsi="Calibri" w:cs="Calibri"/>
+                <w:color w:val="000000"/>
+                <w:kern w:val="0"/>
+                <w:sz w:val="22"/>
+                <w:szCs w:val="22"/>
+                <w14:ligatures w14:val="none"/>
+              </w:rPr>
+            </w:pPr>
+            <w:r>
+              <w:rPr>
+                <w:rFonts w:ascii="Calibri" w:eastAsia="Times New Roman" w:hAnsi="Calibri" w:cs="Calibri"/>
+                <w:color w:val="000000"/>
+                <w:kern w:val="0"/>
+                <w:sz w:val="22"/>
+                <w:szCs w:val="22"/>
+                <w14:ligatures w14:val="none"/>
+              </w:rPr>
+              <w:t>5</w:t>
+            </w:r>
+          </w:p>
+        </w:tc>
+        <w:tc>
+          <w:tcPr>
+            <w:tcW w:w="1566" w:type="dxa"/>
+            <w:vMerge w:val="restart"/>
+            <w:noWrap/>
+          </w:tcPr>
+          <w:p>
+            <w:pPr>
+              <w:rPr>
+                <w:rFonts w:ascii="Calibri" w:eastAsia="Times New Roman" w:hAnsi="Calibri" w:cs="Calibri"/>
+                <w:color w:val="000000"/>
+                <w:kern w:val="0"/>
+                <w:sz w:val="22"/>
+                <w:szCs w:val="22"/>
+                <w14:ligatures w14:val="none"/>
+              </w:rPr>
+            </w:pPr>
+            <w:proofErr w:type="spellStart"/>
+            <w:r>
+              <w:rPr>
+                <w:rFonts w:ascii="Calibri" w:eastAsia="Times New Roman" w:hAnsi="Calibri" w:cs="Calibri"/>
+                <w:color w:val="000000"/>
+                <w:kern w:val="0"/>
+                <w:sz w:val="22"/>
+                <w:szCs w:val="22"/>
+                <w14:ligatures w14:val="none"/>
+              </w:rPr>
+              <w:t>AdminTutor</w:t>
+            </w:r>
+            <w:proofErr w:type="spellEnd"/>
+            <w:r>
+              <w:rPr>
+                <w:rFonts w:ascii="Calibri" w:eastAsia="Times New Roman" w:hAnsi="Calibri" w:cs="Calibri"/>
+                <w:color w:val="000000"/>
+                <w:kern w:val="0"/>
+                <w:sz w:val="22"/>
+                <w:szCs w:val="22"/>
+                <w14:ligatures w14:val="none"/>
+              </w:rPr>
+              <w:t xml:space="preserve"> </w:t>
+            </w:r>
+            <w:r>
+              <w:rPr>
+                <w:rFonts w:ascii="Calibri" w:eastAsia="Times New Roman" w:hAnsi="Calibri" w:cs="Calibri"/>
+                <w:color w:val="000000"/>
+                <w:kern w:val="0"/>
+                <w:sz w:val="22"/>
+                <w:szCs w:val="22"/>
+                <w14:ligatures w14:val="none"/>
+              </w:rPr>
+              <w:t>Switch</w:t>
+            </w:r>
+          </w:p>
+        </w:tc>
+        <w:tc>
+          <w:tcPr>
+            <w:tcW w:w="898" w:type="dxa"/>
+            <w:noWrap/>
+          </w:tcPr>
+          <w:p>
+            <w:pPr>
+              <w:rPr>
+                <w:rFonts w:ascii="Calibri" w:eastAsia="Times New Roman" w:hAnsi="Calibri" w:cs="Calibri"/>
+                <w:color w:val="000000"/>
+                <w:kern w:val="0"/>
+                <w:sz w:val="22"/>
+                <w:szCs w:val="22"/>
+                <w14:ligatures w14:val="none"/>
+              </w:rPr>
+            </w:pPr>
+            <w:r>
+              <w:rPr>
+                <w:rFonts w:ascii="Calibri" w:eastAsia="Times New Roman" w:hAnsi="Calibri" w:cs="Calibri"/>
+                <w:color w:val="000000"/>
+                <w:kern w:val="0"/>
+                <w:sz w:val="22"/>
+                <w:szCs w:val="22"/>
+                <w14:ligatures w14:val="none"/>
+              </w:rPr>
+              <w:t>Fa0/1</w:t>
+            </w:r>
+          </w:p>
+        </w:tc>
+        <w:tc>
+          <w:tcPr>
+            <w:tcW w:w="1504" w:type="dxa"/>
+            <w:noWrap/>
+          </w:tcPr>
+          <w:p>
+            <w:pPr>
+              <w:rPr>
+                <w:rFonts w:ascii="Calibri" w:eastAsia="Times New Roman" w:hAnsi="Calibri" w:cs="Calibri"/>
+                <w:color w:val="000000"/>
+                <w:kern w:val="0"/>
+                <w:sz w:val="22"/>
+                <w:szCs w:val="22"/>
+                <w14:ligatures w14:val="none"/>
+              </w:rPr>
+            </w:pPr>
+            <w:r>
+              <w:rPr>
+                <w:rFonts w:ascii="Calibri" w:eastAsia="Times New Roman" w:hAnsi="Calibri" w:cs="Calibri"/>
+                <w:color w:val="000000"/>
+                <w:kern w:val="0"/>
+                <w:sz w:val="22"/>
+                <w:szCs w:val="22"/>
+                <w14:ligatures w14:val="none"/>
+              </w:rPr>
+              <w:t>Router 1</w:t>
+            </w:r>
+          </w:p>
+        </w:tc>
+        <w:tc>
+          <w:tcPr>
+            <w:tcW w:w="2452" w:type="dxa"/>
+            <w:noWrap/>
+          </w:tcPr>
+          <w:p>
+            <w:pPr>
+              <w:rPr>
+                <w:rFonts w:ascii="Calibri" w:eastAsia="Times New Roman" w:hAnsi="Calibri" w:cs="Calibri"/>
+                <w:color w:val="000000"/>
+                <w:kern w:val="0"/>
+                <w:sz w:val="22"/>
+                <w:szCs w:val="22"/>
+                <w14:ligatures w14:val="none"/>
+              </w:rPr>
+            </w:pPr>
+          </w:p>
+        </w:tc>
+        <w:tc>
+          <w:tcPr>
+            <w:tcW w:w="2040" w:type="dxa"/>
+          </w:tcPr>
+          <w:p>
+            <w:pPr>
+              <w:rPr>
+                <w:rFonts w:ascii="Calibri" w:eastAsia="Times New Roman" w:hAnsi="Calibri" w:cs="Calibri"/>
+                <w:color w:val="000000"/>
+                <w:kern w:val="0"/>
+                <w:sz w:val="22"/>
+                <w:szCs w:val="22"/>
+                <w14:ligatures w14:val="none"/>
+              </w:rPr>
+            </w:pPr>
+          </w:p>
+        </w:tc>
+      </w:tr>
+      <w:tr>
+        <w:trPr>
+          <w:trHeight w:val="288"/>
+        </w:trPr>
+        <w:tc>
+          <w:tcPr>
+            <w:tcW w:w="556" w:type="dxa"/>
+            <w:noWrap/>
+          </w:tcPr>
+          <w:p>
+            <w:pPr>
+              <w:jc w:val="right"/>
+              <w:rPr>
+                <w:rFonts w:ascii="Calibri" w:eastAsia="Times New Roman" w:hAnsi="Calibri" w:cs="Calibri"/>
+                <w:color w:val="000000"/>
+                <w:kern w:val="0"/>
+                <w:sz w:val="22"/>
+                <w:szCs w:val="22"/>
+                <w14:ligatures w14:val="none"/>
+              </w:rPr>
+            </w:pPr>
+            <w:r>
+              <w:rPr>
+                <w:rFonts w:ascii="Calibri" w:eastAsia="Times New Roman" w:hAnsi="Calibri" w:cs="Calibri"/>
+                <w:color w:val="000000"/>
+                <w:kern w:val="0"/>
+                <w:sz w:val="22"/>
+                <w:szCs w:val="22"/>
+                <w14:ligatures w14:val="none"/>
+              </w:rPr>
+              <w:t>6</w:t>
+            </w:r>
+          </w:p>
+        </w:tc>
+        <w:tc>
+          <w:tcPr>
+            <w:tcW w:w="1566" w:type="dxa"/>
+            <w:vMerge/>
+            <w:noWrap/>
+          </w:tcPr>
+          <w:p>
+            <w:pPr>
+              <w:rPr>
+                <w:rFonts w:ascii="Calibri" w:eastAsia="Times New Roman" w:hAnsi="Calibri" w:cs="Calibri"/>
+                <w:color w:val="000000"/>
+                <w:kern w:val="0"/>
+                <w:sz w:val="22"/>
+                <w:szCs w:val="22"/>
+                <w14:ligatures w14:val="none"/>
+              </w:rPr>
+            </w:pPr>
+          </w:p>
+        </w:tc>
+        <w:tc>
+          <w:tcPr>
+            <w:tcW w:w="898" w:type="dxa"/>
+            <w:noWrap/>
+          </w:tcPr>
+          <w:p>
+            <w:pPr>
+              <w:rPr>
+                <w:rFonts w:ascii="Calibri" w:eastAsia="Times New Roman" w:hAnsi="Calibri" w:cs="Calibri"/>
+                <w:color w:val="000000"/>
+                <w:kern w:val="0"/>
+                <w:sz w:val="22"/>
+                <w:szCs w:val="22"/>
+                <w14:ligatures w14:val="none"/>
+              </w:rPr>
+            </w:pPr>
+            <w:r>
+              <w:rPr>
+                <w:rFonts w:ascii="Calibri" w:eastAsia="Times New Roman" w:hAnsi="Calibri" w:cs="Calibri"/>
+                <w:color w:val="000000"/>
+                <w:kern w:val="0"/>
+                <w:sz w:val="22"/>
+                <w:szCs w:val="22"/>
+                <w14:ligatures w14:val="none"/>
+              </w:rPr>
+              <w:t>G0/</w:t>
+            </w:r>
+            <w:r>
+              <w:rPr>
+                <w:rFonts w:ascii="Calibri" w:eastAsia="Times New Roman" w:hAnsi="Calibri" w:cs="Calibri"/>
+                <w:color w:val="000000"/>
+                <w:kern w:val="0"/>
+                <w:sz w:val="22"/>
+                <w:szCs w:val="22"/>
+                <w14:ligatures w14:val="none"/>
+              </w:rPr>
+              <w:t>1</w:t>
+            </w:r>
+          </w:p>
+        </w:tc>
+        <w:tc>
+          <w:tcPr>
+            <w:tcW w:w="1504" w:type="dxa"/>
+            <w:noWrap/>
+          </w:tcPr>
+          <w:p>
+            <w:pPr>
+              <w:rPr>
+                <w:rFonts w:ascii="Calibri" w:eastAsia="Times New Roman" w:hAnsi="Calibri" w:cs="Calibri"/>
+                <w:color w:val="000000"/>
+                <w:kern w:val="0"/>
+                <w:sz w:val="22"/>
+                <w:szCs w:val="22"/>
+                <w14:ligatures w14:val="none"/>
+              </w:rPr>
+            </w:pPr>
+            <w:r>
+              <w:rPr>
+                <w:rFonts w:ascii="Calibri" w:eastAsia="Times New Roman" w:hAnsi="Calibri" w:cs="Calibri"/>
+                <w:color w:val="000000"/>
+                <w:kern w:val="0"/>
+                <w:sz w:val="22"/>
+                <w:szCs w:val="22"/>
+                <w14:ligatures w14:val="none"/>
+              </w:rPr>
+              <w:t>Admin</w:t>
+            </w:r>
+            <w:r>
+              <w:rPr>
+                <w:rFonts w:ascii="Calibri" w:eastAsia="Times New Roman" w:hAnsi="Calibri" w:cs="Calibri"/>
+                <w:color w:val="000000"/>
+                <w:kern w:val="0"/>
+                <w:sz w:val="22"/>
+                <w:szCs w:val="22"/>
+                <w14:ligatures w14:val="none"/>
+              </w:rPr>
+              <w:t>istrator-</w:t>
+            </w:r>
+            <w:r>
+              <w:rPr>
+                <w:rFonts w:ascii="Calibri" w:eastAsia="Times New Roman" w:hAnsi="Calibri" w:cs="Calibri"/>
+                <w:color w:val="000000"/>
+                <w:kern w:val="0"/>
+                <w:sz w:val="22"/>
+                <w:szCs w:val="22"/>
+                <w14:ligatures w14:val="none"/>
+              </w:rPr>
+              <w:t>PC</w:t>
+            </w:r>
+          </w:p>
+        </w:tc>
+        <w:tc>
+          <w:tcPr>
+            <w:tcW w:w="2452" w:type="dxa"/>
+            <w:noWrap/>
+          </w:tcPr>
+          <w:p>
+            <w:pPr>
+              <w:rPr>
+                <w:rFonts w:ascii="Calibri" w:eastAsia="Times New Roman" w:hAnsi="Calibri" w:cs="Calibri"/>
+                <w:color w:val="000000"/>
+                <w:kern w:val="0"/>
+                <w:sz w:val="22"/>
+                <w:szCs w:val="22"/>
+                <w14:ligatures w14:val="none"/>
+              </w:rPr>
+            </w:pPr>
+          </w:p>
+        </w:tc>
+        <w:tc>
+          <w:tcPr>
+            <w:tcW w:w="2040" w:type="dxa"/>
+          </w:tcPr>
+          <w:p>
+            <w:pPr>
+              <w:rPr>
+                <w:rFonts w:ascii="Calibri" w:eastAsia="Times New Roman" w:hAnsi="Calibri" w:cs="Calibri"/>
+                <w:color w:val="000000"/>
+                <w:kern w:val="0"/>
+                <w:sz w:val="22"/>
+                <w:szCs w:val="22"/>
+                <w14:ligatures w14:val="none"/>
+              </w:rPr>
+            </w:pPr>
+          </w:p>
+        </w:tc>
+      </w:tr>
+      <w:tr>
+        <w:trPr>
+          <w:trHeight w:val="288"/>
+        </w:trPr>
+        <w:tc>
+          <w:tcPr>
+            <w:tcW w:w="556" w:type="dxa"/>
+            <w:noWrap/>
+          </w:tcPr>
+          <w:p>
+            <w:pPr>
+              <w:jc w:val="right"/>
+              <w:rPr>
+                <w:rFonts w:ascii="Calibri" w:eastAsia="Times New Roman" w:hAnsi="Calibri" w:cs="Calibri"/>
+                <w:color w:val="000000"/>
+                <w:kern w:val="0"/>
+                <w:sz w:val="22"/>
+                <w:szCs w:val="22"/>
+                <w14:ligatures w14:val="none"/>
+              </w:rPr>
+            </w:pPr>
+            <w:r>
+              <w:rPr>
+                <w:rFonts w:ascii="Calibri" w:eastAsia="Times New Roman" w:hAnsi="Calibri" w:cs="Calibri"/>
+                <w:color w:val="000000"/>
+                <w:kern w:val="0"/>
+                <w:sz w:val="22"/>
+                <w:szCs w:val="22"/>
+                <w14:ligatures w14:val="none"/>
+              </w:rPr>
+              <w:t>7</w:t>
+            </w:r>
+          </w:p>
+        </w:tc>
+        <w:tc>
+          <w:tcPr>
+            <w:tcW w:w="1566" w:type="dxa"/>
+            <w:vMerge/>
+            <w:noWrap/>
+          </w:tcPr>
+          <w:p>
+            <w:pPr>
+              <w:rPr>
+                <w:rFonts w:ascii="Calibri" w:eastAsia="Times New Roman" w:hAnsi="Calibri" w:cs="Calibri"/>
+                <w:color w:val="000000"/>
+                <w:kern w:val="0"/>
+                <w:sz w:val="22"/>
+                <w:szCs w:val="22"/>
+                <w14:ligatures w14:val="none"/>
+              </w:rPr>
+            </w:pPr>
+          </w:p>
+        </w:tc>
+        <w:tc>
+          <w:tcPr>
+            <w:tcW w:w="898" w:type="dxa"/>
+            <w:noWrap/>
+          </w:tcPr>
+          <w:p>
+            <w:pPr>
+              <w:rPr>
+                <w:rFonts w:ascii="Calibri" w:eastAsia="Times New Roman" w:hAnsi="Calibri" w:cs="Calibri"/>
+                <w:color w:val="000000"/>
+                <w:kern w:val="0"/>
+                <w:sz w:val="22"/>
+                <w:szCs w:val="22"/>
+                <w14:ligatures w14:val="none"/>
+              </w:rPr>
+            </w:pPr>
+            <w:r>
+              <w:rPr>
+                <w:rFonts w:ascii="Calibri" w:eastAsia="Times New Roman" w:hAnsi="Calibri" w:cs="Calibri"/>
+                <w:color w:val="000000"/>
+                <w:kern w:val="0"/>
+                <w:sz w:val="22"/>
+                <w:szCs w:val="22"/>
+                <w14:ligatures w14:val="none"/>
+              </w:rPr>
+              <w:t>G0/2</w:t>
+            </w:r>
+          </w:p>
+        </w:tc>
+        <w:tc>
+          <w:tcPr>
+            <w:tcW w:w="1504" w:type="dxa"/>
+            <w:noWrap/>
+          </w:tcPr>
+          <w:p>
+            <w:pPr>
+              <w:tabs>
+                <w:tab w:val="left" w:pos="1451"/>
+              </w:tabs>
+              <w:rPr>
+                <w:rFonts w:ascii="Calibri" w:eastAsia="Times New Roman" w:hAnsi="Calibri" w:cs="Calibri"/>
+                <w:color w:val="000000"/>
+                <w:kern w:val="0"/>
+                <w:sz w:val="22"/>
+                <w:szCs w:val="22"/>
+                <w14:ligatures w14:val="none"/>
+              </w:rPr>
+            </w:pPr>
+            <w:r>
+              <w:rPr>
+                <w:rFonts w:ascii="Calibri" w:eastAsia="Times New Roman" w:hAnsi="Calibri" w:cs="Calibri"/>
+                <w:color w:val="000000"/>
+                <w:kern w:val="0"/>
+                <w:sz w:val="22"/>
+                <w:szCs w:val="22"/>
+                <w14:ligatures w14:val="none"/>
+              </w:rPr>
+              <w:t>Tutor</w:t>
+            </w:r>
+            <w:r>
+              <w:rPr>
+                <w:rFonts w:ascii="Calibri" w:eastAsia="Times New Roman" w:hAnsi="Calibri" w:cs="Calibri"/>
+                <w:color w:val="000000"/>
+                <w:kern w:val="0"/>
+                <w:sz w:val="22"/>
+                <w:szCs w:val="22"/>
+                <w14:ligatures w14:val="none"/>
+              </w:rPr>
+              <w:t>-PC</w:t>
+            </w:r>
+          </w:p>
+        </w:tc>
+        <w:tc>
+          <w:tcPr>
+            <w:tcW w:w="2452" w:type="dxa"/>
+            <w:noWrap/>
+          </w:tcPr>
+          <w:p>
+            <w:pPr>
+              <w:rPr>
+                <w:rFonts w:ascii="Calibri" w:eastAsia="Times New Roman" w:hAnsi="Calibri" w:cs="Calibri"/>
+                <w:color w:val="000000"/>
+                <w:kern w:val="0"/>
+                <w:sz w:val="22"/>
+                <w:szCs w:val="22"/>
+                <w14:ligatures w14:val="none"/>
+              </w:rPr>
+            </w:pPr>
+          </w:p>
+        </w:tc>
+        <w:tc>
+          <w:tcPr>
+            <w:tcW w:w="2040" w:type="dxa"/>
+          </w:tcPr>
+          <w:p>
+            <w:pPr>
+              <w:rPr>
+                <w:rFonts w:ascii="Calibri" w:eastAsia="Times New Roman" w:hAnsi="Calibri" w:cs="Calibri"/>
+                <w:color w:val="000000"/>
+                <w:kern w:val="0"/>
+                <w:sz w:val="22"/>
+                <w:szCs w:val="22"/>
+                <w14:ligatures w14:val="none"/>
+              </w:rPr>
+            </w:pPr>
+          </w:p>
+        </w:tc>
+      </w:tr>
+      <w:tr>
+        <w:trPr>
+          <w:trHeight w:val="288"/>
+        </w:trPr>
+        <w:tc>
+          <w:tcPr>
+            <w:tcW w:w="556" w:type="dxa"/>
+            <w:noWrap/>
+          </w:tcPr>
+          <w:p>
+            <w:pPr>
+              <w:jc w:val="right"/>
+              <w:rPr>
+                <w:rFonts w:ascii="Calibri" w:eastAsia="Times New Roman" w:hAnsi="Calibri" w:cs="Calibri"/>
+                <w:color w:val="000000"/>
+                <w:kern w:val="0"/>
+                <w:sz w:val="22"/>
+                <w:szCs w:val="22"/>
+                <w14:ligatures w14:val="none"/>
+              </w:rPr>
+            </w:pPr>
+            <w:r>
+              <w:rPr>
+                <w:rFonts w:ascii="Calibri" w:eastAsia="Times New Roman" w:hAnsi="Calibri" w:cs="Calibri"/>
+                <w:color w:val="000000"/>
+                <w:kern w:val="0"/>
+                <w:sz w:val="22"/>
+                <w:szCs w:val="22"/>
+                <w14:ligatures w14:val="none"/>
+              </w:rPr>
+              <w:t>8</w:t>
+            </w:r>
+          </w:p>
+        </w:tc>
+        <w:tc>
+          <w:tcPr>
+            <w:tcW w:w="1566" w:type="dxa"/>
+            <w:noWrap/>
+          </w:tcPr>
+          <w:p>
+            <w:pPr>
+              <w:rPr>
+                <w:rFonts w:ascii="Calibri" w:eastAsia="Times New Roman" w:hAnsi="Calibri" w:cs="Calibri"/>
+                <w:color w:val="000000"/>
+                <w:kern w:val="0"/>
+                <w:sz w:val="22"/>
+                <w:szCs w:val="22"/>
+                <w14:ligatures w14:val="none"/>
+              </w:rPr>
+            </w:pPr>
+            <w:r>
+              <w:rPr>
+                <w:rFonts w:ascii="Calibri" w:eastAsia="Times New Roman" w:hAnsi="Calibri" w:cs="Calibri"/>
+                <w:color w:val="000000"/>
+                <w:kern w:val="0"/>
+                <w:sz w:val="22"/>
+                <w:szCs w:val="22"/>
+                <w14:ligatures w14:val="none"/>
+              </w:rPr>
+              <w:t>Administrator</w:t>
+            </w:r>
+            <w:r>
+              <w:rPr>
+                <w:rFonts w:ascii="Calibri" w:eastAsia="Times New Roman" w:hAnsi="Calibri" w:cs="Calibri"/>
+                <w:color w:val="000000"/>
+                <w:kern w:val="0"/>
+                <w:sz w:val="22"/>
+                <w:szCs w:val="22"/>
+                <w14:ligatures w14:val="none"/>
+              </w:rPr>
+              <w:t xml:space="preserve"> </w:t>
+            </w:r>
+            <w:r>
+              <w:rPr>
+                <w:rFonts w:ascii="Calibri" w:eastAsia="Times New Roman" w:hAnsi="Calibri" w:cs="Calibri"/>
+                <w:color w:val="000000"/>
+                <w:kern w:val="0"/>
+                <w:sz w:val="22"/>
+                <w:szCs w:val="22"/>
+                <w14:ligatures w14:val="none"/>
+              </w:rPr>
+              <w:t>PC</w:t>
+            </w:r>
+          </w:p>
+        </w:tc>
+        <w:tc>
+          <w:tcPr>
+            <w:tcW w:w="898" w:type="dxa"/>
+            <w:noWrap/>
+          </w:tcPr>
+          <w:p>
+            <w:pPr>
+              <w:rPr>
+                <w:rFonts w:ascii="Calibri" w:eastAsia="Times New Roman" w:hAnsi="Calibri" w:cs="Calibri"/>
+                <w:color w:val="000000"/>
+                <w:kern w:val="0"/>
+                <w:sz w:val="22"/>
+                <w:szCs w:val="22"/>
+                <w14:ligatures w14:val="none"/>
+              </w:rPr>
+            </w:pPr>
+          </w:p>
+        </w:tc>
+        <w:tc>
+          <w:tcPr>
+            <w:tcW w:w="1504" w:type="dxa"/>
+            <w:vMerge w:val="restart"/>
+            <w:noWrap/>
+          </w:tcPr>
+          <w:p>
+            <w:pPr>
+              <w:tabs>
+                <w:tab w:val="left" w:pos="1451"/>
+              </w:tabs>
+              <w:rPr>
+                <w:rFonts w:ascii="Calibri" w:eastAsia="Times New Roman" w:hAnsi="Calibri" w:cs="Calibri"/>
+                <w:color w:val="000000"/>
+                <w:kern w:val="0"/>
+                <w:sz w:val="22"/>
+                <w:szCs w:val="22"/>
+                <w14:ligatures w14:val="none"/>
+              </w:rPr>
+            </w:pPr>
+            <w:proofErr w:type="spellStart"/>
+            <w:r>
+              <w:rPr>
+                <w:rFonts w:ascii="Calibri" w:eastAsia="Times New Roman" w:hAnsi="Calibri" w:cs="Calibri"/>
+                <w:color w:val="000000"/>
+                <w:kern w:val="0"/>
+                <w:sz w:val="22"/>
+                <w:szCs w:val="22"/>
+                <w14:ligatures w14:val="none"/>
+              </w:rPr>
+              <w:t>AdminTutor</w:t>
+            </w:r>
+            <w:proofErr w:type="spellEnd"/>
+            <w:r>
+              <w:rPr>
+                <w:rFonts w:ascii="Calibri" w:eastAsia="Times New Roman" w:hAnsi="Calibri" w:cs="Calibri"/>
+                <w:color w:val="000000"/>
+                <w:kern w:val="0"/>
+                <w:sz w:val="22"/>
+                <w:szCs w:val="22"/>
+                <w14:ligatures w14:val="none"/>
+              </w:rPr>
+              <w:t>-</w:t>
+            </w:r>
+            <w:r>
+              <w:rPr>
+                <w:rFonts w:ascii="Calibri" w:eastAsia="Times New Roman" w:hAnsi="Calibri" w:cs="Calibri"/>
+                <w:color w:val="000000"/>
+                <w:kern w:val="0"/>
+                <w:sz w:val="22"/>
+                <w:szCs w:val="22"/>
+                <w14:ligatures w14:val="none"/>
+              </w:rPr>
+              <w:t>Switch</w:t>
+            </w:r>
+          </w:p>
+          <w:p>
+            <w:pPr>
+              <w:tabs>
+                <w:tab w:val="left" w:pos="1451"/>
+              </w:tabs>
+              <w:rPr>
+                <w:rFonts w:ascii="Calibri" w:eastAsia="Times New Roman" w:hAnsi="Calibri" w:cs="Calibri"/>
+                <w:color w:val="000000"/>
+                <w:kern w:val="0"/>
+                <w:sz w:val="22"/>
+                <w:szCs w:val="22"/>
+                <w14:ligatures w14:val="none"/>
+              </w:rPr>
+            </w:pPr>
+          </w:p>
+        </w:tc>
+        <w:tc>
+          <w:tcPr>
+            <w:tcW w:w="2452" w:type="dxa"/>
+            <w:vMerge w:val="restart"/>
+            <w:noWrap/>
+          </w:tcPr>
+          <w:p>
+            <w:pPr>
+              <w:rPr>
+                <w:rFonts w:ascii="Calibri" w:eastAsia="Times New Roman" w:hAnsi="Calibri" w:cs="Calibri"/>
+                <w:color w:val="000000"/>
+                <w:kern w:val="0"/>
+                <w:sz w:val="22"/>
+                <w:szCs w:val="22"/>
+                <w14:ligatures w14:val="none"/>
+              </w:rPr>
+            </w:pPr>
+            <w:r>
+              <w:rPr>
+                <w:rFonts w:ascii="Calibri" w:eastAsia="Times New Roman" w:hAnsi="Calibri" w:cs="Calibri"/>
+                <w:color w:val="000000"/>
+                <w:kern w:val="0"/>
+                <w:sz w:val="22"/>
+                <w:szCs w:val="22"/>
+                <w14:ligatures w14:val="none"/>
+              </w:rPr>
+              <w:t xml:space="preserve">IPv6 </w:t>
+            </w:r>
+            <w:proofErr w:type="spellStart"/>
+            <w:r>
+              <w:rPr>
+                <w:rFonts w:ascii="Calibri" w:eastAsia="Times New Roman" w:hAnsi="Calibri" w:cs="Calibri"/>
+                <w:color w:val="000000"/>
+                <w:kern w:val="0"/>
+                <w:sz w:val="22"/>
+                <w:szCs w:val="22"/>
+                <w14:ligatures w14:val="none"/>
+              </w:rPr>
+              <w:t>Autoconfig</w:t>
+            </w:r>
+            <w:proofErr w:type="spellEnd"/>
+            <w:r>
+              <w:rPr>
+                <w:rFonts w:ascii="Calibri" w:eastAsia="Times New Roman" w:hAnsi="Calibri" w:cs="Calibri"/>
+                <w:color w:val="000000"/>
+                <w:kern w:val="0"/>
+                <w:sz w:val="22"/>
+                <w:szCs w:val="22"/>
+                <w14:ligatures w14:val="none"/>
+              </w:rPr>
+              <w:t xml:space="preserve"> (:</w:t>
+            </w:r>
+            <w:r>
+              <w:rPr>
+                <w:rFonts w:ascii="Calibri" w:eastAsia="Times New Roman" w:hAnsi="Calibri" w:cs="Calibri"/>
+                <w:color w:val="000000"/>
+                <w:kern w:val="0"/>
+                <w:sz w:val="22"/>
+                <w:szCs w:val="22"/>
+                <w14:ligatures w14:val="none"/>
+              </w:rPr>
+              <w:t>5</w:t>
+            </w:r>
+            <w:r>
+              <w:rPr>
+                <w:rFonts w:ascii="Calibri" w:eastAsia="Times New Roman" w:hAnsi="Calibri" w:cs="Calibri"/>
+                <w:color w:val="000000"/>
+                <w:kern w:val="0"/>
+                <w:sz w:val="22"/>
+                <w:szCs w:val="22"/>
+                <w14:ligatures w14:val="none"/>
+              </w:rPr>
+              <w:t>::)</w:t>
+            </w:r>
+            <w:r>
+              <w:rPr>
+                <w:rFonts w:ascii="Calibri" w:eastAsia="Times New Roman" w:hAnsi="Calibri" w:cs="Calibri"/>
+                <w:color w:val="000000"/>
+                <w:kern w:val="0"/>
+                <w:sz w:val="22"/>
+                <w:szCs w:val="22"/>
+                <w14:ligatures w14:val="none"/>
+              </w:rPr>
+              <w:br/>
+              <w:t xml:space="preserve">Make sure DHCP pool and other config flag is enabled </w:t>
+            </w:r>
+          </w:p>
+        </w:tc>
+        <w:tc>
+          <w:tcPr>
+            <w:tcW w:w="2040" w:type="dxa"/>
+          </w:tcPr>
+          <w:p>
+            <w:pPr>
+              <w:rPr>
+                <w:rFonts w:ascii="Calibri" w:eastAsia="Times New Roman" w:hAnsi="Calibri" w:cs="Calibri"/>
+                <w:color w:val="000000"/>
+                <w:kern w:val="0"/>
+                <w:sz w:val="22"/>
+                <w:szCs w:val="22"/>
+                <w14:ligatures w14:val="none"/>
+              </w:rPr>
+            </w:pPr>
+          </w:p>
+        </w:tc>
+      </w:tr>
+      <w:tr>
+        <w:trPr>
+          <w:trHeight w:val="288"/>
+        </w:trPr>
+        <w:tc>
+          <w:tcPr>
+            <w:tcW w:w="556" w:type="dxa"/>
+            <w:noWrap/>
+          </w:tcPr>
+          <w:p>
+            <w:pPr>
+              <w:jc w:val="right"/>
+              <w:rPr>
+                <w:rFonts w:ascii="Calibri" w:eastAsia="Times New Roman" w:hAnsi="Calibri" w:cs="Calibri"/>
+                <w:color w:val="000000"/>
+                <w:kern w:val="0"/>
+                <w:sz w:val="22"/>
+                <w:szCs w:val="22"/>
+                <w14:ligatures w14:val="none"/>
+              </w:rPr>
+            </w:pPr>
+            <w:r>
+              <w:rPr>
+                <w:rFonts w:ascii="Calibri" w:eastAsia="Times New Roman" w:hAnsi="Calibri" w:cs="Calibri"/>
+                <w:color w:val="000000"/>
+                <w:kern w:val="0"/>
+                <w:sz w:val="22"/>
+                <w:szCs w:val="22"/>
+                <w14:ligatures w14:val="none"/>
+              </w:rPr>
+              <w:t>9</w:t>
+            </w:r>
+          </w:p>
+        </w:tc>
+        <w:tc>
+          <w:tcPr>
+            <w:tcW w:w="1566" w:type="dxa"/>
+            <w:noWrap/>
+          </w:tcPr>
+          <w:p>
+            <w:pPr>
+              <w:rPr>
+                <w:rFonts w:ascii="Calibri" w:eastAsia="Times New Roman" w:hAnsi="Calibri" w:cs="Calibri"/>
+                <w:color w:val="000000"/>
+                <w:kern w:val="0"/>
+                <w:sz w:val="22"/>
+                <w:szCs w:val="22"/>
+                <w14:ligatures w14:val="none"/>
+              </w:rPr>
+            </w:pPr>
+            <w:r>
+              <w:rPr>
+                <w:rFonts w:ascii="Calibri" w:eastAsia="Times New Roman" w:hAnsi="Calibri" w:cs="Calibri"/>
+                <w:color w:val="000000"/>
+                <w:kern w:val="0"/>
+                <w:sz w:val="22"/>
+                <w:szCs w:val="22"/>
+                <w14:ligatures w14:val="none"/>
+              </w:rPr>
+              <w:t>Tutor</w:t>
+            </w:r>
+            <w:r>
+              <w:rPr>
+                <w:rFonts w:ascii="Calibri" w:eastAsia="Times New Roman" w:hAnsi="Calibri" w:cs="Calibri"/>
+                <w:color w:val="000000"/>
+                <w:kern w:val="0"/>
+                <w:sz w:val="22"/>
+                <w:szCs w:val="22"/>
+                <w14:ligatures w14:val="none"/>
+              </w:rPr>
+              <w:t xml:space="preserve"> </w:t>
+            </w:r>
+            <w:r>
+              <w:rPr>
+                <w:rFonts w:ascii="Calibri" w:eastAsia="Times New Roman" w:hAnsi="Calibri" w:cs="Calibri"/>
+                <w:color w:val="000000"/>
+                <w:kern w:val="0"/>
+                <w:sz w:val="22"/>
+                <w:szCs w:val="22"/>
+                <w14:ligatures w14:val="none"/>
+              </w:rPr>
+              <w:t>PC</w:t>
+            </w:r>
+          </w:p>
+        </w:tc>
+        <w:tc>
+          <w:tcPr>
+            <w:tcW w:w="898" w:type="dxa"/>
+            <w:noWrap/>
+          </w:tcPr>
+          <w:p>
+            <w:pPr>
+              <w:rPr>
+                <w:rFonts w:ascii="Calibri" w:eastAsia="Times New Roman" w:hAnsi="Calibri" w:cs="Calibri"/>
+                <w:color w:val="000000"/>
+                <w:kern w:val="0"/>
+                <w:sz w:val="22"/>
+                <w:szCs w:val="22"/>
+                <w14:ligatures w14:val="none"/>
+              </w:rPr>
+            </w:pPr>
+          </w:p>
+        </w:tc>
+        <w:tc>
+          <w:tcPr>
+            <w:tcW w:w="1504" w:type="dxa"/>
+            <w:vMerge/>
+            <w:noWrap/>
+          </w:tcPr>
+          <w:p>
+            <w:pPr>
+              <w:tabs>
+                <w:tab w:val="left" w:pos="1451"/>
+              </w:tabs>
+              <w:rPr>
+                <w:rFonts w:ascii="Calibri" w:eastAsia="Times New Roman" w:hAnsi="Calibri" w:cs="Calibri"/>
+                <w:color w:val="000000"/>
+                <w:kern w:val="0"/>
+                <w:sz w:val="22"/>
+                <w:szCs w:val="22"/>
+                <w14:ligatures w14:val="none"/>
+              </w:rPr>
+            </w:pPr>
+          </w:p>
+        </w:tc>
+        <w:tc>
+          <w:tcPr>
+            <w:tcW w:w="2452" w:type="dxa"/>
+            <w:vMerge/>
+            <w:noWrap/>
+          </w:tcPr>
+          <w:p>
+            <w:pPr>
+              <w:rPr>
+                <w:rFonts w:ascii="Calibri" w:eastAsia="Times New Roman" w:hAnsi="Calibri" w:cs="Calibri"/>
+                <w:color w:val="000000"/>
+                <w:kern w:val="0"/>
+                <w:sz w:val="22"/>
+                <w:szCs w:val="22"/>
+                <w14:ligatures w14:val="none"/>
+              </w:rPr>
+            </w:pPr>
+          </w:p>
+        </w:tc>
+        <w:tc>
+          <w:tcPr>
+            <w:tcW w:w="2040" w:type="dxa"/>
+          </w:tcPr>
+          <w:p>
+            <w:pPr>
+              <w:rPr>
+                <w:rFonts w:ascii="Calibri" w:eastAsia="Times New Roman" w:hAnsi="Calibri" w:cs="Calibri"/>
+                <w:color w:val="000000"/>
+                <w:kern w:val="0"/>
+                <w:sz w:val="22"/>
+                <w:szCs w:val="22"/>
+                <w14:ligatures w14:val="none"/>
+              </w:rPr>
+            </w:pPr>
+          </w:p>
+        </w:tc>
+      </w:tr>
+      <w:tr>
+        <w:trPr>
+          <w:trHeight w:val="288"/>
+        </w:trPr>
+        <w:tc>
+          <w:tcPr>
+            <w:tcW w:w="556" w:type="dxa"/>
+            <w:noWrap/>
+          </w:tcPr>
+          <w:p>
+            <w:pPr>
+              <w:jc w:val="right"/>
+              <w:rPr>
+                <w:rFonts w:ascii="Calibri" w:eastAsia="Times New Roman" w:hAnsi="Calibri" w:cs="Calibri"/>
+                <w:color w:val="000000"/>
+                <w:kern w:val="0"/>
+                <w:sz w:val="22"/>
+                <w:szCs w:val="22"/>
+                <w14:ligatures w14:val="none"/>
+              </w:rPr>
+            </w:pPr>
+            <w:r>
+              <w:rPr>
+                <w:rFonts w:ascii="Calibri" w:eastAsia="Times New Roman" w:hAnsi="Calibri" w:cs="Calibri"/>
+                <w:color w:val="000000"/>
+                <w:kern w:val="0"/>
+                <w:sz w:val="22"/>
+                <w:szCs w:val="22"/>
+                <w14:ligatures w14:val="none"/>
+              </w:rPr>
+              <w:t>10</w:t>
+            </w:r>
+          </w:p>
+        </w:tc>
+        <w:tc>
+          <w:tcPr>
+            <w:tcW w:w="1566" w:type="dxa"/>
+            <w:vMerge w:val="restart"/>
+            <w:noWrap/>
+          </w:tcPr>
+          <w:p>
+            <w:pPr>
+              <w:rPr>
+                <w:rFonts w:ascii="Calibri" w:eastAsia="Times New Roman" w:hAnsi="Calibri" w:cs="Calibri"/>
+                <w:color w:val="000000"/>
+                <w:kern w:val="0"/>
+                <w:sz w:val="22"/>
+                <w:szCs w:val="22"/>
+                <w14:ligatures w14:val="none"/>
+              </w:rPr>
+            </w:pPr>
+            <w:r>
+              <w:rPr>
+                <w:rFonts w:ascii="Calibri" w:eastAsia="Times New Roman" w:hAnsi="Calibri" w:cs="Calibri"/>
+                <w:color w:val="000000"/>
+                <w:kern w:val="0"/>
+                <w:sz w:val="22"/>
+                <w:szCs w:val="22"/>
+                <w14:ligatures w14:val="none"/>
+              </w:rPr>
+              <w:t>Server</w:t>
+            </w:r>
+            <w:r>
+              <w:rPr>
+                <w:rFonts w:ascii="Calibri" w:eastAsia="Times New Roman" w:hAnsi="Calibri" w:cs="Calibri"/>
+                <w:color w:val="000000"/>
+                <w:kern w:val="0"/>
+                <w:sz w:val="22"/>
+                <w:szCs w:val="22"/>
+                <w14:ligatures w14:val="none"/>
+              </w:rPr>
+              <w:t xml:space="preserve"> </w:t>
+            </w:r>
+            <w:r>
+              <w:rPr>
+                <w:rFonts w:ascii="Calibri" w:eastAsia="Times New Roman" w:hAnsi="Calibri" w:cs="Calibri"/>
+                <w:color w:val="000000"/>
+                <w:kern w:val="0"/>
+                <w:sz w:val="22"/>
+                <w:szCs w:val="22"/>
+                <w14:ligatures w14:val="none"/>
+              </w:rPr>
+              <w:t>Switch</w:t>
+            </w:r>
+          </w:p>
+        </w:tc>
+        <w:tc>
+          <w:tcPr>
+            <w:tcW w:w="898" w:type="dxa"/>
+            <w:noWrap/>
+          </w:tcPr>
+          <w:p>
+            <w:pPr>
+              <w:rPr>
+                <w:rFonts w:ascii="Calibri" w:eastAsia="Times New Roman" w:hAnsi="Calibri" w:cs="Calibri"/>
+                <w:color w:val="000000"/>
+                <w:kern w:val="0"/>
+                <w:sz w:val="22"/>
+                <w:szCs w:val="22"/>
+                <w14:ligatures w14:val="none"/>
+              </w:rPr>
+            </w:pPr>
+            <w:r>
+              <w:rPr>
+                <w:rFonts w:ascii="Calibri" w:eastAsia="Times New Roman" w:hAnsi="Calibri" w:cs="Calibri"/>
+                <w:color w:val="000000"/>
+                <w:kern w:val="0"/>
+                <w:sz w:val="22"/>
+                <w:szCs w:val="22"/>
+                <w14:ligatures w14:val="none"/>
+              </w:rPr>
+              <w:t>Fa0/1</w:t>
+            </w:r>
+          </w:p>
+        </w:tc>
+        <w:tc>
+          <w:tcPr>
+            <w:tcW w:w="1504" w:type="dxa"/>
+            <w:noWrap/>
+          </w:tcPr>
+          <w:p>
+            <w:pPr>
+              <w:rPr>
+                <w:rFonts w:ascii="Calibri" w:eastAsia="Times New Roman" w:hAnsi="Calibri" w:cs="Calibri"/>
+                <w:color w:val="000000"/>
+                <w:kern w:val="0"/>
+                <w:sz w:val="22"/>
+                <w:szCs w:val="22"/>
+                <w14:ligatures w14:val="none"/>
+              </w:rPr>
+            </w:pPr>
+            <w:r>
+              <w:rPr>
+                <w:rFonts w:ascii="Calibri" w:eastAsia="Times New Roman" w:hAnsi="Calibri" w:cs="Calibri"/>
+                <w:color w:val="000000"/>
+                <w:kern w:val="0"/>
+                <w:sz w:val="22"/>
+                <w:szCs w:val="22"/>
+                <w14:ligatures w14:val="none"/>
+              </w:rPr>
+              <w:t>Router1</w:t>
+            </w:r>
+          </w:p>
+        </w:tc>
+        <w:tc>
+          <w:tcPr>
+            <w:tcW w:w="2452" w:type="dxa"/>
+            <w:noWrap/>
+          </w:tcPr>
+          <w:p>
+            <w:pPr>
+              <w:rPr>
+                <w:rFonts w:ascii="Calibri" w:eastAsia="Times New Roman" w:hAnsi="Calibri" w:cs="Calibri"/>
+                <w:color w:val="000000"/>
+                <w:kern w:val="0"/>
+                <w:sz w:val="22"/>
+                <w:szCs w:val="22"/>
+                <w14:ligatures w14:val="none"/>
+              </w:rPr>
+            </w:pPr>
+          </w:p>
+        </w:tc>
+        <w:tc>
+          <w:tcPr>
+            <w:tcW w:w="2040" w:type="dxa"/>
+          </w:tcPr>
+          <w:p>
+            <w:pPr>
+              <w:rPr>
+                <w:rFonts w:ascii="Calibri" w:eastAsia="Times New Roman" w:hAnsi="Calibri" w:cs="Calibri"/>
+                <w:color w:val="000000"/>
+                <w:kern w:val="0"/>
+                <w:sz w:val="22"/>
+                <w:szCs w:val="22"/>
+                <w14:ligatures w14:val="none"/>
+              </w:rPr>
+            </w:pPr>
+          </w:p>
+        </w:tc>
+      </w:tr>
+      <w:tr>
+        <w:trPr>
+          <w:trHeight w:val="288"/>
+        </w:trPr>
+        <w:tc>
+          <w:tcPr>
+            <w:tcW w:w="556" w:type="dxa"/>
+            <w:noWrap/>
+          </w:tcPr>
+          <w:p>
+            <w:pPr>
+              <w:jc w:val="right"/>
+              <w:rPr>
+                <w:rFonts w:ascii="Calibri" w:eastAsia="Times New Roman" w:hAnsi="Calibri" w:cs="Calibri"/>
+                <w:color w:val="000000"/>
+                <w:kern w:val="0"/>
+                <w:sz w:val="22"/>
+                <w:szCs w:val="22"/>
+                <w14:ligatures w14:val="none"/>
+              </w:rPr>
+            </w:pPr>
+            <w:r>
+              <w:rPr>
+                <w:rFonts w:ascii="Calibri" w:eastAsia="Times New Roman" w:hAnsi="Calibri" w:cs="Calibri"/>
+                <w:color w:val="000000"/>
+                <w:kern w:val="0"/>
+                <w:sz w:val="22"/>
+                <w:szCs w:val="22"/>
+                <w14:ligatures w14:val="none"/>
+              </w:rPr>
+              <w:t>11</w:t>
+            </w:r>
+          </w:p>
+        </w:tc>
+        <w:tc>
+          <w:tcPr>
+            <w:tcW w:w="1566" w:type="dxa"/>
+            <w:vMerge/>
+            <w:noWrap/>
+          </w:tcPr>
+          <w:p>
+            <w:pPr>
+              <w:rPr>
+                <w:rFonts w:ascii="Calibri" w:eastAsia="Times New Roman" w:hAnsi="Calibri" w:cs="Calibri"/>
+                <w:color w:val="000000"/>
+                <w:kern w:val="0"/>
+                <w:sz w:val="22"/>
+                <w:szCs w:val="22"/>
+                <w14:ligatures w14:val="none"/>
+              </w:rPr>
+            </w:pPr>
+          </w:p>
+        </w:tc>
+        <w:tc>
+          <w:tcPr>
+            <w:tcW w:w="898" w:type="dxa"/>
+            <w:noWrap/>
+          </w:tcPr>
+          <w:p>
+            <w:pPr>
+              <w:rPr>
+                <w:rFonts w:ascii="Calibri" w:eastAsia="Times New Roman" w:hAnsi="Calibri" w:cs="Calibri"/>
+                <w:color w:val="000000"/>
+                <w:kern w:val="0"/>
+                <w:sz w:val="22"/>
+                <w:szCs w:val="22"/>
+                <w14:ligatures w14:val="none"/>
+              </w:rPr>
+            </w:pPr>
+            <w:r>
+              <w:rPr>
+                <w:rFonts w:ascii="Calibri" w:eastAsia="Times New Roman" w:hAnsi="Calibri" w:cs="Calibri"/>
+                <w:color w:val="000000"/>
+                <w:kern w:val="0"/>
+                <w:sz w:val="22"/>
+                <w:szCs w:val="22"/>
+                <w14:ligatures w14:val="none"/>
+              </w:rPr>
+              <w:t>Fa0/</w:t>
+            </w:r>
+            <w:r>
+              <w:rPr>
+                <w:rFonts w:ascii="Calibri" w:eastAsia="Times New Roman" w:hAnsi="Calibri" w:cs="Calibri"/>
+                <w:color w:val="000000"/>
+                <w:kern w:val="0"/>
+                <w:sz w:val="22"/>
+                <w:szCs w:val="22"/>
+                <w14:ligatures w14:val="none"/>
+              </w:rPr>
+              <w:t>2</w:t>
+            </w:r>
+          </w:p>
+        </w:tc>
+        <w:tc>
+          <w:tcPr>
+            <w:tcW w:w="1504" w:type="dxa"/>
+            <w:noWrap/>
+          </w:tcPr>
+          <w:p>
+            <w:pPr>
+              <w:rPr>
+                <w:rFonts w:ascii="Calibri" w:eastAsia="Times New Roman" w:hAnsi="Calibri" w:cs="Calibri"/>
+                <w:color w:val="000000"/>
+                <w:kern w:val="0"/>
+                <w:sz w:val="22"/>
+                <w:szCs w:val="22"/>
+                <w14:ligatures w14:val="none"/>
+              </w:rPr>
+            </w:pPr>
+            <w:r>
+              <w:rPr>
+                <w:rFonts w:ascii="Calibri" w:eastAsia="Times New Roman" w:hAnsi="Calibri" w:cs="Calibri"/>
+                <w:color w:val="000000"/>
+                <w:kern w:val="0"/>
+                <w:sz w:val="22"/>
+                <w:szCs w:val="22"/>
+                <w14:ligatures w14:val="none"/>
+              </w:rPr>
+              <w:t>DNS-Server</w:t>
+            </w:r>
+          </w:p>
+        </w:tc>
+        <w:tc>
+          <w:tcPr>
+            <w:tcW w:w="2452" w:type="dxa"/>
+            <w:noWrap/>
+          </w:tcPr>
+          <w:p>
+            <w:pPr>
+              <w:rPr>
+                <w:rFonts w:ascii="Calibri" w:eastAsia="Times New Roman" w:hAnsi="Calibri" w:cs="Calibri"/>
+                <w:color w:val="000000"/>
+                <w:kern w:val="0"/>
+                <w:sz w:val="22"/>
+                <w:szCs w:val="22"/>
+                <w14:ligatures w14:val="none"/>
+              </w:rPr>
+            </w:pPr>
+          </w:p>
+        </w:tc>
+        <w:tc>
+          <w:tcPr>
+            <w:tcW w:w="2040" w:type="dxa"/>
+          </w:tcPr>
+          <w:p>
+            <w:pPr>
+              <w:rPr>
+                <w:rFonts w:ascii="Calibri" w:eastAsia="Times New Roman" w:hAnsi="Calibri" w:cs="Calibri"/>
+                <w:color w:val="000000"/>
+                <w:kern w:val="0"/>
+                <w:sz w:val="22"/>
+                <w:szCs w:val="22"/>
+                <w14:ligatures w14:val="none"/>
+              </w:rPr>
+            </w:pPr>
+          </w:p>
+        </w:tc>
+      </w:tr>
+      <w:tr>
+        <w:trPr>
+          <w:trHeight w:val="288"/>
+        </w:trPr>
+        <w:tc>
+          <w:tcPr>
+            <w:tcW w:w="556" w:type="dxa"/>
+            <w:noWrap/>
+          </w:tcPr>
+          <w:p>
+            <w:pPr>
+              <w:jc w:val="right"/>
+              <w:rPr>
+                <w:rFonts w:ascii="Calibri" w:eastAsia="Times New Roman" w:hAnsi="Calibri" w:cs="Calibri"/>
+                <w:color w:val="000000"/>
+                <w:kern w:val="0"/>
+                <w:sz w:val="22"/>
+                <w:szCs w:val="22"/>
+                <w14:ligatures w14:val="none"/>
+              </w:rPr>
+            </w:pPr>
+            <w:r>
+              <w:rPr>
+                <w:rFonts w:ascii="Calibri" w:eastAsia="Times New Roman" w:hAnsi="Calibri" w:cs="Calibri"/>
+                <w:color w:val="000000"/>
+                <w:kern w:val="0"/>
+                <w:sz w:val="22"/>
+                <w:szCs w:val="22"/>
+                <w14:ligatures w14:val="none"/>
+              </w:rPr>
+              <w:t>1</w:t>
+            </w:r>
+            <w:r>
+              <w:rPr>
+                <w:rFonts w:ascii="Calibri" w:eastAsia="Times New Roman" w:hAnsi="Calibri" w:cs="Calibri"/>
+                <w:color w:val="000000"/>
+                <w:kern w:val="0"/>
+                <w:sz w:val="22"/>
+                <w:szCs w:val="22"/>
+                <w14:ligatures w14:val="none"/>
+              </w:rPr>
+              <w:t>2</w:t>
+            </w:r>
+          </w:p>
+        </w:tc>
+        <w:tc>
+          <w:tcPr>
+            <w:tcW w:w="1566" w:type="dxa"/>
+            <w:vMerge/>
+            <w:noWrap/>
+          </w:tcPr>
+          <w:p>
+            <w:pPr>
+              <w:rPr>
+                <w:rFonts w:ascii="Calibri" w:eastAsia="Times New Roman" w:hAnsi="Calibri" w:cs="Calibri"/>
+                <w:color w:val="000000"/>
+                <w:kern w:val="0"/>
+                <w:sz w:val="22"/>
+                <w:szCs w:val="22"/>
+                <w14:ligatures w14:val="none"/>
+              </w:rPr>
+            </w:pPr>
+          </w:p>
+        </w:tc>
+        <w:tc>
+          <w:tcPr>
+            <w:tcW w:w="898" w:type="dxa"/>
+            <w:noWrap/>
+          </w:tcPr>
+          <w:p>
+            <w:pPr>
+              <w:rPr>
+                <w:rFonts w:ascii="Calibri" w:eastAsia="Times New Roman" w:hAnsi="Calibri" w:cs="Calibri"/>
+                <w:color w:val="000000"/>
+                <w:kern w:val="0"/>
+                <w:sz w:val="22"/>
+                <w:szCs w:val="22"/>
+                <w14:ligatures w14:val="none"/>
+              </w:rPr>
+            </w:pPr>
+            <w:r>
+              <w:rPr>
+                <w:rFonts w:ascii="Calibri" w:eastAsia="Times New Roman" w:hAnsi="Calibri" w:cs="Calibri"/>
+                <w:color w:val="000000"/>
+                <w:kern w:val="0"/>
+                <w:sz w:val="22"/>
+                <w:szCs w:val="22"/>
+                <w14:ligatures w14:val="none"/>
+              </w:rPr>
+              <w:t>G0/</w:t>
+            </w:r>
+            <w:r>
+              <w:rPr>
+                <w:rFonts w:ascii="Calibri" w:eastAsia="Times New Roman" w:hAnsi="Calibri" w:cs="Calibri"/>
+                <w:color w:val="000000"/>
+                <w:kern w:val="0"/>
+                <w:sz w:val="22"/>
+                <w:szCs w:val="22"/>
+                <w14:ligatures w14:val="none"/>
+              </w:rPr>
+              <w:t>1</w:t>
+            </w:r>
+          </w:p>
+        </w:tc>
+        <w:tc>
+          <w:tcPr>
+            <w:tcW w:w="1504" w:type="dxa"/>
+            <w:noWrap/>
+          </w:tcPr>
+          <w:p>
+            <w:pPr>
+              <w:rPr>
+                <w:rFonts w:ascii="Calibri" w:eastAsia="Times New Roman" w:hAnsi="Calibri" w:cs="Calibri"/>
+                <w:color w:val="000000"/>
+                <w:kern w:val="0"/>
+                <w:sz w:val="22"/>
+                <w:szCs w:val="22"/>
+                <w14:ligatures w14:val="none"/>
+              </w:rPr>
+            </w:pPr>
+            <w:proofErr w:type="gramStart"/>
+            <w:r>
+              <w:rPr>
+                <w:rFonts w:ascii="Calibri" w:eastAsia="Times New Roman" w:hAnsi="Calibri" w:cs="Calibri"/>
+                <w:color w:val="000000"/>
+                <w:kern w:val="0"/>
+                <w:sz w:val="22"/>
+                <w:szCs w:val="22"/>
+                <w14:ligatures w14:val="none"/>
+              </w:rPr>
+              <w:t>Web-Server</w:t>
+            </w:r>
+            <w:proofErr w:type="gramEnd"/>
+          </w:p>
+        </w:tc>
+        <w:tc>
+          <w:tcPr>
+            <w:tcW w:w="2452" w:type="dxa"/>
+            <w:noWrap/>
+          </w:tcPr>
+          <w:p>
+            <w:pPr>
+              <w:rPr>
+                <w:rFonts w:ascii="Calibri" w:eastAsia="Times New Roman" w:hAnsi="Calibri" w:cs="Calibri"/>
+                <w:color w:val="000000"/>
+                <w:kern w:val="0"/>
+                <w:sz w:val="22"/>
+                <w:szCs w:val="22"/>
+                <w14:ligatures w14:val="none"/>
+              </w:rPr>
+            </w:pPr>
+          </w:p>
+        </w:tc>
+        <w:tc>
+          <w:tcPr>
+            <w:tcW w:w="2040" w:type="dxa"/>
+          </w:tcPr>
+          <w:p>
+            <w:pPr>
+              <w:rPr>
+                <w:rFonts w:ascii="Calibri" w:eastAsia="Times New Roman" w:hAnsi="Calibri" w:cs="Calibri"/>
+                <w:color w:val="000000"/>
+                <w:kern w:val="0"/>
+                <w:sz w:val="22"/>
+                <w:szCs w:val="22"/>
+                <w14:ligatures w14:val="none"/>
+              </w:rPr>
+            </w:pPr>
+          </w:p>
+        </w:tc>
+      </w:tr>
+      <w:tr>
+        <w:trPr>
+          <w:trHeight w:val="288"/>
+        </w:trPr>
+        <w:tc>
+          <w:tcPr>
+            <w:tcW w:w="556" w:type="dxa"/>
+            <w:noWrap/>
+          </w:tcPr>
+          <w:p>
+            <w:pPr>
+              <w:jc w:val="right"/>
+              <w:rPr>
+                <w:rFonts w:ascii="Calibri" w:eastAsia="Times New Roman" w:hAnsi="Calibri" w:cs="Calibri"/>
+                <w:color w:val="000000"/>
+                <w:kern w:val="0"/>
+                <w:sz w:val="22"/>
+                <w:szCs w:val="22"/>
+                <w14:ligatures w14:val="none"/>
+              </w:rPr>
+            </w:pPr>
+            <w:r>
+              <w:rPr>
+                <w:rFonts w:ascii="Calibri" w:eastAsia="Times New Roman" w:hAnsi="Calibri" w:cs="Calibri"/>
+                <w:color w:val="000000"/>
+                <w:kern w:val="0"/>
+                <w:sz w:val="22"/>
+                <w:szCs w:val="22"/>
+                <w14:ligatures w14:val="none"/>
+              </w:rPr>
+              <w:t>13</w:t>
+            </w:r>
+          </w:p>
+        </w:tc>
+        <w:tc>
+          <w:tcPr>
+            <w:tcW w:w="1566" w:type="dxa"/>
+            <w:vMerge/>
+            <w:noWrap/>
+          </w:tcPr>
+          <w:p>
+            <w:pPr>
+              <w:rPr>
+                <w:rFonts w:ascii="Calibri" w:eastAsia="Times New Roman" w:hAnsi="Calibri" w:cs="Calibri"/>
+                <w:color w:val="000000"/>
+                <w:kern w:val="0"/>
+                <w:sz w:val="22"/>
+                <w:szCs w:val="22"/>
+                <w14:ligatures w14:val="none"/>
+              </w:rPr>
+            </w:pPr>
+          </w:p>
+        </w:tc>
+        <w:tc>
+          <w:tcPr>
+            <w:tcW w:w="898" w:type="dxa"/>
+            <w:noWrap/>
+          </w:tcPr>
+          <w:p>
+            <w:pPr>
+              <w:rPr>
+                <w:rFonts w:ascii="Calibri" w:eastAsia="Times New Roman" w:hAnsi="Calibri" w:cs="Calibri"/>
+                <w:color w:val="000000"/>
+                <w:kern w:val="0"/>
+                <w:sz w:val="22"/>
+                <w:szCs w:val="22"/>
+                <w14:ligatures w14:val="none"/>
+              </w:rPr>
+            </w:pPr>
+            <w:r>
+              <w:rPr>
+                <w:rFonts w:ascii="Calibri" w:eastAsia="Times New Roman" w:hAnsi="Calibri" w:cs="Calibri"/>
+                <w:color w:val="000000"/>
+                <w:kern w:val="0"/>
+                <w:sz w:val="22"/>
+                <w:szCs w:val="22"/>
+                <w14:ligatures w14:val="none"/>
+              </w:rPr>
+              <w:t>G0/2</w:t>
+            </w:r>
+          </w:p>
+        </w:tc>
+        <w:tc>
+          <w:tcPr>
+            <w:tcW w:w="1504" w:type="dxa"/>
+            <w:noWrap/>
+          </w:tcPr>
+          <w:p>
+            <w:pPr>
+              <w:rPr>
+                <w:rFonts w:ascii="Calibri" w:eastAsia="Times New Roman" w:hAnsi="Calibri" w:cs="Calibri"/>
+                <w:color w:val="000000"/>
+                <w:kern w:val="0"/>
+                <w:sz w:val="22"/>
+                <w:szCs w:val="22"/>
+                <w14:ligatures w14:val="none"/>
+              </w:rPr>
+            </w:pPr>
+            <w:r>
+              <w:rPr>
+                <w:rFonts w:ascii="Calibri" w:eastAsia="Times New Roman" w:hAnsi="Calibri" w:cs="Calibri"/>
+                <w:color w:val="000000"/>
+                <w:kern w:val="0"/>
+                <w:sz w:val="22"/>
+                <w:szCs w:val="22"/>
+                <w14:ligatures w14:val="none"/>
+              </w:rPr>
+              <w:t>File-Server</w:t>
+            </w:r>
+            <w:r>
+              <w:rPr>
+                <w:rFonts w:ascii="Calibri" w:eastAsia="Times New Roman" w:hAnsi="Calibri" w:cs="Calibri"/>
+                <w:color w:val="000000"/>
+                <w:kern w:val="0"/>
+                <w:sz w:val="22"/>
+                <w:szCs w:val="22"/>
+                <w14:ligatures w14:val="none"/>
+              </w:rPr>
+              <w:tab/>
+            </w:r>
+          </w:p>
+        </w:tc>
+        <w:tc>
+          <w:tcPr>
+            <w:tcW w:w="2452" w:type="dxa"/>
+            <w:noWrap/>
+          </w:tcPr>
+          <w:p>
+            <w:pPr>
+              <w:rPr>
+                <w:rFonts w:ascii="Calibri" w:eastAsia="Times New Roman" w:hAnsi="Calibri" w:cs="Calibri"/>
+                <w:color w:val="000000"/>
+                <w:kern w:val="0"/>
+                <w:sz w:val="22"/>
+                <w:szCs w:val="22"/>
+                <w14:ligatures w14:val="none"/>
+              </w:rPr>
+            </w:pPr>
+          </w:p>
+        </w:tc>
+        <w:tc>
+          <w:tcPr>
+            <w:tcW w:w="2040" w:type="dxa"/>
+          </w:tcPr>
+          <w:p>
+            <w:pPr>
+              <w:rPr>
+                <w:rFonts w:ascii="Calibri" w:eastAsia="Times New Roman" w:hAnsi="Calibri" w:cs="Calibri"/>
+                <w:color w:val="000000"/>
+                <w:kern w:val="0"/>
+                <w:sz w:val="22"/>
+                <w:szCs w:val="22"/>
+                <w14:ligatures w14:val="none"/>
+              </w:rPr>
+            </w:pPr>
+          </w:p>
+        </w:tc>
+      </w:tr>
+      <w:tr>
+        <w:trPr>
+          <w:trHeight w:val="288"/>
+        </w:trPr>
+        <w:tc>
+          <w:tcPr>
+            <w:tcW w:w="556" w:type="dxa"/>
+            <w:noWrap/>
+          </w:tcPr>
+          <w:p>
+            <w:pPr>
+              <w:jc w:val="right"/>
+              <w:rPr>
+                <w:rFonts w:ascii="Calibri" w:eastAsia="Times New Roman" w:hAnsi="Calibri" w:cs="Calibri"/>
+                <w:color w:val="000000"/>
+                <w:kern w:val="0"/>
+                <w:sz w:val="22"/>
+                <w:szCs w:val="22"/>
+                <w14:ligatures w14:val="none"/>
+              </w:rPr>
+            </w:pPr>
+            <w:r>
+              <w:rPr>
+                <w:rFonts w:ascii="Calibri" w:eastAsia="Times New Roman" w:hAnsi="Calibri" w:cs="Calibri"/>
+                <w:color w:val="000000"/>
+                <w:kern w:val="0"/>
+                <w:sz w:val="22"/>
+                <w:szCs w:val="22"/>
+                <w14:ligatures w14:val="none"/>
+              </w:rPr>
+              <w:t>14</w:t>
+            </w:r>
+          </w:p>
+        </w:tc>
+        <w:tc>
+          <w:tcPr>
+            <w:tcW w:w="1566" w:type="dxa"/>
+            <w:noWrap/>
+          </w:tcPr>
+          <w:p>
+            <w:pPr>
+              <w:rPr>
+                <w:rFonts w:ascii="Calibri" w:eastAsia="Times New Roman" w:hAnsi="Calibri" w:cs="Calibri"/>
+                <w:color w:val="000000"/>
+                <w:kern w:val="0"/>
+                <w:sz w:val="22"/>
+                <w:szCs w:val="22"/>
+                <w14:ligatures w14:val="none"/>
+              </w:rPr>
+            </w:pPr>
+            <w:r>
+              <w:rPr>
+                <w:rFonts w:ascii="Calibri" w:eastAsia="Times New Roman" w:hAnsi="Calibri" w:cs="Calibri"/>
+                <w:color w:val="000000"/>
+                <w:kern w:val="0"/>
+                <w:sz w:val="22"/>
+                <w:szCs w:val="22"/>
+                <w14:ligatures w14:val="none"/>
+              </w:rPr>
+              <w:t>DNS</w:t>
+            </w:r>
+            <w:r>
+              <w:rPr>
+                <w:rFonts w:ascii="Calibri" w:eastAsia="Times New Roman" w:hAnsi="Calibri" w:cs="Calibri"/>
+                <w:color w:val="000000"/>
+                <w:kern w:val="0"/>
+                <w:sz w:val="22"/>
+                <w:szCs w:val="22"/>
+                <w14:ligatures w14:val="none"/>
+              </w:rPr>
+              <w:t xml:space="preserve"> </w:t>
+            </w:r>
+            <w:r>
+              <w:rPr>
+                <w:rFonts w:ascii="Calibri" w:eastAsia="Times New Roman" w:hAnsi="Calibri" w:cs="Calibri"/>
+                <w:color w:val="000000"/>
+                <w:kern w:val="0"/>
+                <w:sz w:val="22"/>
+                <w:szCs w:val="22"/>
+                <w14:ligatures w14:val="none"/>
+              </w:rPr>
+              <w:t>Server</w:t>
+            </w:r>
+          </w:p>
+        </w:tc>
+        <w:tc>
+          <w:tcPr>
+            <w:tcW w:w="898" w:type="dxa"/>
+            <w:noWrap/>
+          </w:tcPr>
+          <w:p>
+            <w:pPr>
+              <w:rPr>
+                <w:rFonts w:ascii="Calibri" w:eastAsia="Times New Roman" w:hAnsi="Calibri" w:cs="Calibri"/>
+                <w:color w:val="000000"/>
+                <w:kern w:val="0"/>
+                <w:sz w:val="22"/>
+                <w:szCs w:val="22"/>
+                <w14:ligatures w14:val="none"/>
+              </w:rPr>
+            </w:pPr>
+          </w:p>
+        </w:tc>
+        <w:tc>
+          <w:tcPr>
+            <w:tcW w:w="1504" w:type="dxa"/>
+            <w:vMerge w:val="restart"/>
+            <w:noWrap/>
+          </w:tcPr>
+          <w:p>
+            <w:pPr>
+              <w:rPr>
+                <w:rFonts w:ascii="Calibri" w:eastAsia="Times New Roman" w:hAnsi="Calibri" w:cs="Calibri"/>
+                <w:color w:val="000000"/>
+                <w:kern w:val="0"/>
+                <w:sz w:val="22"/>
+                <w:szCs w:val="22"/>
+                <w14:ligatures w14:val="none"/>
+              </w:rPr>
+            </w:pPr>
+            <w:r>
+              <w:rPr>
+                <w:rFonts w:ascii="Calibri" w:eastAsia="Times New Roman" w:hAnsi="Calibri" w:cs="Calibri"/>
+                <w:color w:val="000000"/>
+                <w:kern w:val="0"/>
+                <w:sz w:val="22"/>
+                <w:szCs w:val="22"/>
+                <w14:ligatures w14:val="none"/>
+              </w:rPr>
+              <w:t>Server-</w:t>
+            </w:r>
+            <w:r>
+              <w:rPr>
+                <w:rFonts w:ascii="Calibri" w:eastAsia="Times New Roman" w:hAnsi="Calibri" w:cs="Calibri"/>
+                <w:color w:val="000000"/>
+                <w:kern w:val="0"/>
+                <w:sz w:val="22"/>
+                <w:szCs w:val="22"/>
+                <w14:ligatures w14:val="none"/>
+              </w:rPr>
+              <w:t>Switch</w:t>
+            </w:r>
+          </w:p>
+        </w:tc>
+        <w:tc>
+          <w:tcPr>
+            <w:tcW w:w="2452" w:type="dxa"/>
+            <w:noWrap/>
+          </w:tcPr>
+          <w:p>
+            <w:pPr>
+              <w:rPr>
+                <w:rFonts w:ascii="Calibri" w:eastAsia="Times New Roman" w:hAnsi="Calibri" w:cs="Calibri"/>
+                <w:color w:val="000000"/>
+                <w:kern w:val="0"/>
+                <w:sz w:val="22"/>
+                <w:szCs w:val="22"/>
+                <w14:ligatures w14:val="none"/>
+              </w:rPr>
+            </w:pPr>
+            <w:r>
+              <w:rPr>
+                <w:rFonts w:ascii="Calibri" w:eastAsia="Times New Roman" w:hAnsi="Calibri" w:cs="Calibri"/>
+                <w:color w:val="000000"/>
+                <w:kern w:val="0"/>
+                <w:sz w:val="22"/>
+                <w:szCs w:val="22"/>
+                <w14:ligatures w14:val="none"/>
+              </w:rPr>
+              <w:t>2</w:t>
+            </w:r>
+            <w:r>
+              <w:rPr>
+                <w:rFonts w:ascii="Calibri" w:eastAsia="Times New Roman" w:hAnsi="Calibri" w:cs="Calibri"/>
+                <w:color w:val="000000"/>
+                <w:kern w:val="0"/>
+                <w:sz w:val="22"/>
+                <w:szCs w:val="22"/>
+                <w14:ligatures w14:val="none"/>
+              </w:rPr>
+              <w:t>024:3130:2828:</w:t>
+            </w:r>
+            <w:r>
+              <w:rPr>
+                <w:rFonts w:ascii="Calibri" w:eastAsia="Times New Roman" w:hAnsi="Calibri" w:cs="Calibri"/>
+                <w:color w:val="000000"/>
+                <w:kern w:val="0"/>
+                <w:sz w:val="22"/>
+                <w:szCs w:val="22"/>
+                <w14:ligatures w14:val="none"/>
+              </w:rPr>
+              <w:t>6</w:t>
+            </w:r>
+            <w:r>
+              <w:rPr>
+                <w:rFonts w:ascii="Calibri" w:eastAsia="Times New Roman" w:hAnsi="Calibri" w:cs="Calibri"/>
+                <w:color w:val="000000"/>
+                <w:kern w:val="0"/>
+                <w:sz w:val="22"/>
+                <w:szCs w:val="22"/>
+                <w14:ligatures w14:val="none"/>
+              </w:rPr>
+              <w:t>::1</w:t>
+            </w:r>
+            <w:r>
+              <w:rPr>
+                <w:rFonts w:ascii="Calibri" w:eastAsia="Times New Roman" w:hAnsi="Calibri" w:cs="Calibri"/>
+                <w:color w:val="000000"/>
+                <w:kern w:val="0"/>
+                <w:sz w:val="22"/>
+                <w:szCs w:val="22"/>
+                <w14:ligatures w14:val="none"/>
+              </w:rPr>
+              <w:t>2</w:t>
+            </w:r>
+            <w:r>
+              <w:rPr>
+                <w:rFonts w:ascii="Calibri" w:eastAsia="Times New Roman" w:hAnsi="Calibri" w:cs="Calibri"/>
+                <w:color w:val="000000"/>
+                <w:kern w:val="0"/>
+                <w:sz w:val="22"/>
+                <w:szCs w:val="22"/>
+                <w14:ligatures w14:val="none"/>
+              </w:rPr>
+              <w:t>/64</w:t>
+            </w:r>
+          </w:p>
+        </w:tc>
+        <w:tc>
+          <w:tcPr>
+            <w:tcW w:w="2040" w:type="dxa"/>
+          </w:tcPr>
+          <w:p>
+            <w:pPr>
+              <w:rPr>
+                <w:rFonts w:ascii="Calibri" w:eastAsia="Times New Roman" w:hAnsi="Calibri" w:cs="Calibri"/>
+                <w:color w:val="000000"/>
+                <w:kern w:val="0"/>
+                <w:sz w:val="22"/>
+                <w:szCs w:val="22"/>
+                <w14:ligatures w14:val="none"/>
+              </w:rPr>
+            </w:pPr>
+            <w:r>
+              <w:rPr>
+                <w:rFonts w:ascii="Calibri" w:eastAsia="Times New Roman" w:hAnsi="Calibri" w:cs="Calibri"/>
+                <w:color w:val="000000"/>
+                <w:kern w:val="0"/>
+                <w:sz w:val="22"/>
+                <w:szCs w:val="22"/>
+                <w14:ligatures w14:val="none"/>
+              </w:rPr>
+              <w:t>2024:3130:2828:6::1</w:t>
+            </w:r>
+          </w:p>
+        </w:tc>
+      </w:tr>
+      <w:tr>
+        <w:trPr>
+          <w:trHeight w:val="288"/>
+        </w:trPr>
+        <w:tc>
+          <w:tcPr>
+            <w:tcW w:w="556" w:type="dxa"/>
+            <w:noWrap/>
+          </w:tcPr>
+          <w:p>
+            <w:pPr>
+              <w:jc w:val="right"/>
+              <w:rPr>
+                <w:rFonts w:ascii="Calibri" w:eastAsia="Times New Roman" w:hAnsi="Calibri" w:cs="Calibri"/>
+                <w:color w:val="000000"/>
+                <w:kern w:val="0"/>
+                <w:sz w:val="22"/>
+                <w:szCs w:val="22"/>
+                <w14:ligatures w14:val="none"/>
+              </w:rPr>
+            </w:pPr>
+            <w:r>
+              <w:rPr>
+                <w:rFonts w:ascii="Calibri" w:eastAsia="Times New Roman" w:hAnsi="Calibri" w:cs="Calibri"/>
+                <w:color w:val="000000"/>
+                <w:kern w:val="0"/>
+                <w:sz w:val="22"/>
+                <w:szCs w:val="22"/>
+                <w14:ligatures w14:val="none"/>
+              </w:rPr>
+              <w:t>15</w:t>
+            </w:r>
+          </w:p>
+        </w:tc>
+        <w:tc>
+          <w:tcPr>
+            <w:tcW w:w="1566" w:type="dxa"/>
+            <w:noWrap/>
+          </w:tcPr>
+          <w:p>
+            <w:pPr>
+              <w:rPr>
+                <w:rFonts w:ascii="Calibri" w:eastAsia="Times New Roman" w:hAnsi="Calibri" w:cs="Calibri"/>
+                <w:color w:val="000000"/>
+                <w:kern w:val="0"/>
+                <w:sz w:val="22"/>
+                <w:szCs w:val="22"/>
+                <w14:ligatures w14:val="none"/>
+              </w:rPr>
+            </w:pPr>
+            <w:r>
+              <w:rPr>
+                <w:rFonts w:ascii="Calibri" w:eastAsia="Times New Roman" w:hAnsi="Calibri" w:cs="Calibri"/>
+                <w:color w:val="000000"/>
+                <w:kern w:val="0"/>
+                <w:sz w:val="22"/>
+                <w:szCs w:val="22"/>
+                <w14:ligatures w14:val="none"/>
+              </w:rPr>
+              <w:t>Web</w:t>
+            </w:r>
+            <w:r>
+              <w:rPr>
+                <w:rFonts w:ascii="Calibri" w:eastAsia="Times New Roman" w:hAnsi="Calibri" w:cs="Calibri"/>
+                <w:color w:val="000000"/>
+                <w:kern w:val="0"/>
+                <w:sz w:val="22"/>
+                <w:szCs w:val="22"/>
+                <w14:ligatures w14:val="none"/>
+              </w:rPr>
+              <w:t xml:space="preserve"> </w:t>
+            </w:r>
+            <w:r>
+              <w:rPr>
+                <w:rFonts w:ascii="Calibri" w:eastAsia="Times New Roman" w:hAnsi="Calibri" w:cs="Calibri"/>
+                <w:color w:val="000000"/>
+                <w:kern w:val="0"/>
+                <w:sz w:val="22"/>
+                <w:szCs w:val="22"/>
+                <w14:ligatures w14:val="none"/>
+              </w:rPr>
+              <w:t>Server</w:t>
+            </w:r>
+          </w:p>
+        </w:tc>
+        <w:tc>
+          <w:tcPr>
+            <w:tcW w:w="898" w:type="dxa"/>
+            <w:noWrap/>
+          </w:tcPr>
+          <w:p>
+            <w:pPr>
+              <w:rPr>
+                <w:rFonts w:ascii="Calibri" w:eastAsia="Times New Roman" w:hAnsi="Calibri" w:cs="Calibri"/>
+                <w:color w:val="000000"/>
+                <w:kern w:val="0"/>
+                <w:sz w:val="22"/>
+                <w:szCs w:val="22"/>
+                <w14:ligatures w14:val="none"/>
+              </w:rPr>
+            </w:pPr>
+          </w:p>
+        </w:tc>
+        <w:tc>
+          <w:tcPr>
+            <w:tcW w:w="1504" w:type="dxa"/>
+            <w:vMerge/>
+            <w:noWrap/>
+          </w:tcPr>
+          <w:p>
+            <w:pPr>
+              <w:rPr>
+                <w:rFonts w:ascii="Calibri" w:eastAsia="Times New Roman" w:hAnsi="Calibri" w:cs="Calibri"/>
+                <w:color w:val="000000"/>
+                <w:kern w:val="0"/>
+                <w:sz w:val="22"/>
+                <w:szCs w:val="22"/>
+                <w14:ligatures w14:val="none"/>
+              </w:rPr>
+            </w:pPr>
+          </w:p>
+        </w:tc>
+        <w:tc>
+          <w:tcPr>
+            <w:tcW w:w="2452" w:type="dxa"/>
+            <w:noWrap/>
+          </w:tcPr>
+          <w:p>
+            <w:pPr>
+              <w:rPr>
+                <w:rFonts w:ascii="Calibri" w:eastAsia="Times New Roman" w:hAnsi="Calibri" w:cs="Calibri"/>
+                <w:color w:val="000000"/>
+                <w:kern w:val="0"/>
+                <w:sz w:val="22"/>
+                <w:szCs w:val="22"/>
+                <w14:ligatures w14:val="none"/>
+              </w:rPr>
+            </w:pPr>
+            <w:r>
+              <w:rPr>
+                <w:rFonts w:ascii="Calibri" w:eastAsia="Times New Roman" w:hAnsi="Calibri" w:cs="Calibri"/>
+                <w:color w:val="000000"/>
+                <w:kern w:val="0"/>
+                <w:sz w:val="22"/>
+                <w:szCs w:val="22"/>
+                <w14:ligatures w14:val="none"/>
+              </w:rPr>
+              <w:t>2</w:t>
+            </w:r>
+            <w:r>
+              <w:rPr>
+                <w:rFonts w:ascii="Calibri" w:eastAsia="Times New Roman" w:hAnsi="Calibri" w:cs="Calibri"/>
+                <w:color w:val="000000"/>
+                <w:kern w:val="0"/>
+                <w:sz w:val="22"/>
+                <w:szCs w:val="22"/>
+                <w14:ligatures w14:val="none"/>
+              </w:rPr>
+              <w:t>024:3130:2828:</w:t>
+            </w:r>
+            <w:r>
+              <w:rPr>
+                <w:rFonts w:ascii="Calibri" w:eastAsia="Times New Roman" w:hAnsi="Calibri" w:cs="Calibri"/>
+                <w:color w:val="000000"/>
+                <w:kern w:val="0"/>
+                <w:sz w:val="22"/>
+                <w:szCs w:val="22"/>
+                <w14:ligatures w14:val="none"/>
+              </w:rPr>
+              <w:t>6</w:t>
+            </w:r>
+            <w:r>
+              <w:rPr>
+                <w:rFonts w:ascii="Calibri" w:eastAsia="Times New Roman" w:hAnsi="Calibri" w:cs="Calibri"/>
+                <w:color w:val="000000"/>
+                <w:kern w:val="0"/>
+                <w:sz w:val="22"/>
+                <w:szCs w:val="22"/>
+                <w14:ligatures w14:val="none"/>
+              </w:rPr>
+              <w:t>::1</w:t>
+            </w:r>
+            <w:r>
+              <w:rPr>
+                <w:rFonts w:ascii="Calibri" w:eastAsia="Times New Roman" w:hAnsi="Calibri" w:cs="Calibri"/>
+                <w:color w:val="000000"/>
+                <w:kern w:val="0"/>
+                <w:sz w:val="22"/>
+                <w:szCs w:val="22"/>
+                <w14:ligatures w14:val="none"/>
+              </w:rPr>
+              <w:t>0</w:t>
+            </w:r>
+            <w:r>
+              <w:rPr>
+                <w:rFonts w:ascii="Calibri" w:eastAsia="Times New Roman" w:hAnsi="Calibri" w:cs="Calibri"/>
+                <w:color w:val="000000"/>
+                <w:kern w:val="0"/>
+                <w:sz w:val="22"/>
+                <w:szCs w:val="22"/>
+                <w14:ligatures w14:val="none"/>
+              </w:rPr>
+              <w:t>/64</w:t>
+            </w:r>
+          </w:p>
+        </w:tc>
+        <w:tc>
+          <w:tcPr>
+            <w:tcW w:w="2040" w:type="dxa"/>
+          </w:tcPr>
+          <w:p>
+            <w:pPr>
+              <w:rPr>
+                <w:rFonts w:ascii="Calibri" w:eastAsia="Times New Roman" w:hAnsi="Calibri" w:cs="Calibri"/>
+                <w:color w:val="000000"/>
+                <w:kern w:val="0"/>
+                <w:sz w:val="22"/>
+                <w:szCs w:val="22"/>
+                <w14:ligatures w14:val="none"/>
+              </w:rPr>
+            </w:pPr>
+            <w:r>
+              <w:rPr>
+                <w:rFonts w:ascii="Calibri" w:eastAsia="Times New Roman" w:hAnsi="Calibri" w:cs="Calibri"/>
+                <w:color w:val="000000"/>
+                <w:kern w:val="0"/>
+                <w:sz w:val="22"/>
+                <w:szCs w:val="22"/>
+                <w14:ligatures w14:val="none"/>
+              </w:rPr>
+              <w:t>2024:3130:2828:6::1</w:t>
+            </w:r>
+          </w:p>
+        </w:tc>
+      </w:tr>
+      <w:tr>
+        <w:trPr>
+          <w:trHeight w:val="288"/>
+        </w:trPr>
+        <w:tc>
+          <w:tcPr>
+            <w:tcW w:w="556" w:type="dxa"/>
+            <w:noWrap/>
+          </w:tcPr>
+          <w:p>
+            <w:pPr>
+              <w:jc w:val="right"/>
+              <w:rPr>
+                <w:rFonts w:ascii="Calibri" w:eastAsia="Times New Roman" w:hAnsi="Calibri" w:cs="Calibri"/>
+                <w:color w:val="000000"/>
+                <w:kern w:val="0"/>
+                <w:sz w:val="22"/>
+                <w:szCs w:val="22"/>
+                <w14:ligatures w14:val="none"/>
+              </w:rPr>
+            </w:pPr>
+            <w:r>
+              <w:rPr>
+                <w:rFonts w:ascii="Calibri" w:eastAsia="Times New Roman" w:hAnsi="Calibri" w:cs="Calibri"/>
+                <w:color w:val="000000"/>
+                <w:kern w:val="0"/>
+                <w:sz w:val="22"/>
+                <w:szCs w:val="22"/>
+                <w14:ligatures w14:val="none"/>
+              </w:rPr>
+              <w:t>16</w:t>
+            </w:r>
+          </w:p>
+        </w:tc>
+        <w:tc>
+          <w:tcPr>
+            <w:tcW w:w="1566" w:type="dxa"/>
+            <w:noWrap/>
+          </w:tcPr>
+          <w:p>
+            <w:pPr>
+              <w:rPr>
+                <w:rFonts w:ascii="Calibri" w:eastAsia="Times New Roman" w:hAnsi="Calibri" w:cs="Calibri"/>
+                <w:color w:val="000000"/>
+                <w:kern w:val="0"/>
+                <w:sz w:val="22"/>
+                <w:szCs w:val="22"/>
+                <w14:ligatures w14:val="none"/>
+              </w:rPr>
+            </w:pPr>
+            <w:r>
+              <w:rPr>
+                <w:rFonts w:ascii="Calibri" w:eastAsia="Times New Roman" w:hAnsi="Calibri" w:cs="Calibri"/>
+                <w:color w:val="000000"/>
+                <w:kern w:val="0"/>
+                <w:sz w:val="22"/>
+                <w:szCs w:val="22"/>
+                <w14:ligatures w14:val="none"/>
+              </w:rPr>
+              <w:t>File</w:t>
+            </w:r>
+            <w:r>
+              <w:rPr>
+                <w:rFonts w:ascii="Calibri" w:eastAsia="Times New Roman" w:hAnsi="Calibri" w:cs="Calibri"/>
+                <w:color w:val="000000"/>
+                <w:kern w:val="0"/>
+                <w:sz w:val="22"/>
+                <w:szCs w:val="22"/>
+                <w14:ligatures w14:val="none"/>
+              </w:rPr>
+              <w:t xml:space="preserve"> </w:t>
+            </w:r>
+            <w:r>
+              <w:rPr>
+                <w:rFonts w:ascii="Calibri" w:eastAsia="Times New Roman" w:hAnsi="Calibri" w:cs="Calibri"/>
+                <w:color w:val="000000"/>
+                <w:kern w:val="0"/>
+                <w:sz w:val="22"/>
+                <w:szCs w:val="22"/>
+                <w14:ligatures w14:val="none"/>
+              </w:rPr>
+              <w:t>Server</w:t>
+            </w:r>
+          </w:p>
+        </w:tc>
+        <w:tc>
+          <w:tcPr>
+            <w:tcW w:w="898" w:type="dxa"/>
+            <w:noWrap/>
+          </w:tcPr>
+          <w:p>
+            <w:pPr>
+              <w:rPr>
+                <w:rFonts w:ascii="Calibri" w:eastAsia="Times New Roman" w:hAnsi="Calibri" w:cs="Calibri"/>
+                <w:color w:val="000000"/>
+                <w:kern w:val="0"/>
+                <w:sz w:val="22"/>
+                <w:szCs w:val="22"/>
+                <w14:ligatures w14:val="none"/>
+              </w:rPr>
+            </w:pPr>
+          </w:p>
+        </w:tc>
+        <w:tc>
+          <w:tcPr>
+            <w:tcW w:w="1504" w:type="dxa"/>
+            <w:vMerge/>
+            <w:noWrap/>
+          </w:tcPr>
+          <w:p>
+            <w:pPr>
+              <w:rPr>
+                <w:rFonts w:ascii="Calibri" w:eastAsia="Times New Roman" w:hAnsi="Calibri" w:cs="Calibri"/>
+                <w:color w:val="000000"/>
+                <w:kern w:val="0"/>
+                <w:sz w:val="22"/>
+                <w:szCs w:val="22"/>
+                <w14:ligatures w14:val="none"/>
+              </w:rPr>
+            </w:pPr>
+          </w:p>
+        </w:tc>
+        <w:tc>
+          <w:tcPr>
+            <w:tcW w:w="2452" w:type="dxa"/>
+            <w:noWrap/>
+          </w:tcPr>
+          <w:p>
+            <w:pPr>
+              <w:rPr>
+                <w:rFonts w:ascii="Calibri" w:eastAsia="Times New Roman" w:hAnsi="Calibri" w:cs="Calibri"/>
+                <w:color w:val="000000"/>
+                <w:kern w:val="0"/>
+                <w:sz w:val="22"/>
+                <w:szCs w:val="22"/>
+                <w14:ligatures w14:val="none"/>
+              </w:rPr>
+            </w:pPr>
+            <w:r>
+              <w:rPr>
+                <w:rFonts w:ascii="Calibri" w:eastAsia="Times New Roman" w:hAnsi="Calibri" w:cs="Calibri"/>
+                <w:color w:val="000000"/>
+                <w:kern w:val="0"/>
+                <w:sz w:val="22"/>
+                <w:szCs w:val="22"/>
+                <w14:ligatures w14:val="none"/>
+              </w:rPr>
+              <w:t>2</w:t>
+            </w:r>
+            <w:r>
+              <w:rPr>
+                <w:rFonts w:ascii="Calibri" w:eastAsia="Times New Roman" w:hAnsi="Calibri" w:cs="Calibri"/>
+                <w:color w:val="000000"/>
+                <w:kern w:val="0"/>
+                <w:sz w:val="22"/>
+                <w:szCs w:val="22"/>
+                <w14:ligatures w14:val="none"/>
+              </w:rPr>
+              <w:t>024:3130:2828:</w:t>
+            </w:r>
+            <w:r>
+              <w:rPr>
+                <w:rFonts w:ascii="Calibri" w:eastAsia="Times New Roman" w:hAnsi="Calibri" w:cs="Calibri"/>
+                <w:color w:val="000000"/>
+                <w:kern w:val="0"/>
+                <w:sz w:val="22"/>
+                <w:szCs w:val="22"/>
+                <w14:ligatures w14:val="none"/>
+              </w:rPr>
+              <w:t>6</w:t>
+            </w:r>
+            <w:r>
+              <w:rPr>
+                <w:rFonts w:ascii="Calibri" w:eastAsia="Times New Roman" w:hAnsi="Calibri" w:cs="Calibri"/>
+                <w:color w:val="000000"/>
+                <w:kern w:val="0"/>
+                <w:sz w:val="22"/>
+                <w:szCs w:val="22"/>
+                <w14:ligatures w14:val="none"/>
+              </w:rPr>
+              <w:t>::1</w:t>
+            </w:r>
+            <w:r>
+              <w:rPr>
+                <w:rFonts w:ascii="Calibri" w:eastAsia="Times New Roman" w:hAnsi="Calibri" w:cs="Calibri"/>
+                <w:color w:val="000000"/>
+                <w:kern w:val="0"/>
+                <w:sz w:val="22"/>
+                <w:szCs w:val="22"/>
+                <w14:ligatures w14:val="none"/>
+              </w:rPr>
+              <w:t>1</w:t>
+            </w:r>
+            <w:r>
+              <w:rPr>
+                <w:rFonts w:ascii="Calibri" w:eastAsia="Times New Roman" w:hAnsi="Calibri" w:cs="Calibri"/>
+                <w:color w:val="000000"/>
+                <w:kern w:val="0"/>
+                <w:sz w:val="22"/>
+                <w:szCs w:val="22"/>
+                <w14:ligatures w14:val="none"/>
+              </w:rPr>
+              <w:t>/64</w:t>
+            </w:r>
+          </w:p>
+        </w:tc>
+        <w:tc>
+          <w:tcPr>
+            <w:tcW w:w="2040" w:type="dxa"/>
+          </w:tcPr>
+          <w:p>
+            <w:pPr>
+              <w:rPr>
+                <w:rFonts w:ascii="Calibri" w:eastAsia="Times New Roman" w:hAnsi="Calibri" w:cs="Calibri"/>
+                <w:color w:val="000000"/>
+                <w:kern w:val="0"/>
+                <w:sz w:val="22"/>
+                <w:szCs w:val="22"/>
+                <w14:ligatures w14:val="none"/>
+              </w:rPr>
+            </w:pPr>
+            <w:r>
+              <w:rPr>
+                <w:rFonts w:ascii="Calibri" w:eastAsia="Times New Roman" w:hAnsi="Calibri" w:cs="Calibri"/>
+                <w:color w:val="000000"/>
+                <w:kern w:val="0"/>
+                <w:sz w:val="22"/>
+                <w:szCs w:val="22"/>
+                <w14:ligatures w14:val="none"/>
+              </w:rPr>
+              <w:t>2024:3130:2828:6::1</w:t>
+            </w:r>
+          </w:p>
+        </w:tc>
+      </w:tr>
+    </w:tbl>
+    <w:p/>
+    <w:p>
+      <w:r>
+        <w:t>Configurations:</w:t>
+      </w:r>
+    </w:p>
+    <w:tbl>
+      <w:tblPr>
+        <w:tblStyle w:val="TableGrid"/>
+        <w:tblW w:w="0" w:type="auto"/>
+        <w:tblLook w:val="04A0" w:firstRow="1" w:lastRow="0" w:firstColumn="1" w:lastColumn="0" w:noHBand="0" w:noVBand="1"/>
+      </w:tblPr>
+      <w:tblGrid>
+        <w:gridCol w:w="1838"/>
+        <w:gridCol w:w="7178"/>
+      </w:tblGrid>
+      <w:tr>
+        <w:tc>
+          <w:tcPr>
+            <w:tcW w:w="1838" w:type="dxa"/>
+          </w:tcPr>
+          <w:p>
+            <w:r>
+              <w:t>Core</w:t>
+            </w:r>
+            <w:r>
+              <w:t xml:space="preserve"> </w:t>
+            </w:r>
+            <w:r>
+              <w:t>Router</w:t>
+            </w:r>
+          </w:p>
+        </w:tc>
+        <w:tc>
+          <w:tcPr>
+            <w:tcW w:w="7178" w:type="dxa"/>
+          </w:tcPr>
+          <w:p>
+            <w:r>
+              <w:t>interface gig0/</w:t>
+            </w:r>
+            <w:r>
+              <w:t>2</w:t>
+            </w:r>
+            <w:r>
+              <w:br/>
+            </w:r>
+            <w:r>
+              <w:t xml:space="preserve">description </w:t>
+            </w:r>
+            <w:r>
+              <w:t>“</w:t>
+            </w:r>
+            <w:r>
+              <w:t xml:space="preserve">Link to </w:t>
+            </w:r>
+            <w:r>
+              <w:t xml:space="preserve">Server </w:t>
+            </w:r>
+            <w:r>
+              <w:t>Router</w:t>
+            </w:r>
+            <w:r>
+              <w:t>”</w:t>
+            </w:r>
+            <w:r>
+              <w:t xml:space="preserve"> </w:t>
+            </w:r>
+            <w:r>
+              <w:br/>
+            </w:r>
+            <w:r>
+              <w:t>ipv6 address 2024:3130:2828:</w:t>
+            </w:r>
+            <w:r>
+              <w:t>9</w:t>
+            </w:r>
+            <w:r>
+              <w:t>::</w:t>
+            </w:r>
+            <w:r>
+              <w:t>1</w:t>
+            </w:r>
+            <w:r>
+              <w:t xml:space="preserve">/64 </w:t>
+            </w:r>
+            <w:r>
+              <w:br/>
+            </w:r>
+            <w:r>
+              <w:t>no shutdown</w:t>
+            </w:r>
+          </w:p>
+        </w:tc>
+      </w:tr>
+      <w:tr>
+        <w:tc>
+          <w:tcPr>
+            <w:tcW w:w="1838" w:type="dxa"/>
+          </w:tcPr>
+          <w:p>
+            <w:r>
+              <w:t>Server Router</w:t>
+            </w:r>
+          </w:p>
+        </w:tc>
+        <w:tc>
+          <w:tcPr>
+            <w:tcW w:w="7178" w:type="dxa"/>
+          </w:tcPr>
+          <w:p>
+            <w:r>
+              <w:t xml:space="preserve">enable </w:t>
+            </w:r>
+          </w:p>
+          <w:p>
+            <w:r>
+              <w:t xml:space="preserve">conf t </w:t>
+            </w:r>
+          </w:p>
+          <w:p>
+            <w:r>
+              <w:t xml:space="preserve">hostname </w:t>
+            </w:r>
+            <w:r>
+              <w:t>Server</w:t>
+            </w:r>
+            <w:r>
+              <w:t>-Router</w:t>
+            </w:r>
+          </w:p>
+          <w:p>
+            <w:r>
+              <w:t xml:space="preserve">ipv6 </w:t>
+            </w:r>
+            <w:proofErr w:type="gramStart"/>
+            <w:r>
+              <w:t>unicast-routing</w:t>
+            </w:r>
+            <w:proofErr w:type="gramEnd"/>
+            <w:r>
+              <w:t xml:space="preserve"> </w:t>
+            </w:r>
+          </w:p>
+          <w:p>
+            <w:r>
+              <w:t>---</w:t>
+            </w:r>
+          </w:p>
+          <w:p>
+            <w:r>
+              <w:t>interface gig0/0</w:t>
+            </w:r>
+          </w:p>
+          <w:p>
+            <w:r>
+              <w:t xml:space="preserve">description “Link to </w:t>
+            </w:r>
+            <w:r>
+              <w:t>Core Router</w:t>
+            </w:r>
+            <w:r>
+              <w:t xml:space="preserve">” </w:t>
+            </w:r>
+          </w:p>
+          <w:p>
+            <w:r>
+              <w:t>ipv6 address 2024:3130:2828:</w:t>
+            </w:r>
+            <w:r>
+              <w:t>9:</w:t>
+            </w:r>
+            <w:r>
+              <w:t>:</w:t>
+            </w:r>
+            <w:r>
+              <w:t>2</w:t>
+            </w:r>
+            <w:r>
+              <w:t xml:space="preserve">/64 </w:t>
+            </w:r>
+          </w:p>
+          <w:p>
+            <w:r>
+              <w:t>no shutdown</w:t>
+            </w:r>
+            <w:r>
+              <w:br/>
+              <w:t>---</w:t>
+            </w:r>
+          </w:p>
+          <w:p>
+            <w:r>
+              <w:lastRenderedPageBreak/>
+              <w:t>interface gig0/1</w:t>
+            </w:r>
+          </w:p>
+          <w:p>
+            <w:r>
+              <w:t xml:space="preserve">description “Link to </w:t>
+            </w:r>
+            <w:r>
+              <w:t>Tutor-</w:t>
+            </w:r>
+            <w:r>
+              <w:t xml:space="preserve">Switch” </w:t>
+            </w:r>
+          </w:p>
+          <w:p>
+            <w:r>
+              <w:t>ipv6 address 2024:3130:2828:</w:t>
+            </w:r>
+            <w:r>
+              <w:t>5</w:t>
+            </w:r>
+            <w:r>
+              <w:t xml:space="preserve">::1/64 </w:t>
+            </w:r>
+          </w:p>
+          <w:p>
+            <w:r>
+              <w:t xml:space="preserve">no shutdown </w:t>
+            </w:r>
+            <w:r>
+              <w:br/>
+            </w:r>
+            <w:r>
+              <w:t xml:space="preserve">ipv6 </w:t>
+            </w:r>
+            <w:proofErr w:type="spellStart"/>
+            <w:r>
+              <w:t>dhcp</w:t>
+            </w:r>
+            <w:proofErr w:type="spellEnd"/>
+            <w:r>
+              <w:t xml:space="preserve"> pool DNSPOOL</w:t>
+            </w:r>
+          </w:p>
+          <w:p>
+            <w:proofErr w:type="spellStart"/>
+            <w:r>
+              <w:t>dns</w:t>
+            </w:r>
+            <w:proofErr w:type="spellEnd"/>
+            <w:r>
+              <w:t>-server 2024:3130:2828:6::12</w:t>
+            </w:r>
+            <w:r>
+              <w:br/>
+            </w:r>
+            <w:r>
+              <w:t xml:space="preserve">ipv6 </w:t>
+            </w:r>
+            <w:proofErr w:type="spellStart"/>
+            <w:r>
+              <w:t>dhcp</w:t>
+            </w:r>
+            <w:proofErr w:type="spellEnd"/>
+            <w:r>
+              <w:t xml:space="preserve"> server DNSPOOL</w:t>
+            </w:r>
+            <w:r>
+              <w:br/>
+            </w:r>
+            <w:r>
+              <w:t xml:space="preserve">ipv6 </w:t>
+            </w:r>
+            <w:proofErr w:type="spellStart"/>
+            <w:r>
+              <w:t>nd</w:t>
+            </w:r>
+            <w:proofErr w:type="spellEnd"/>
+            <w:r>
+              <w:t xml:space="preserve"> other-config-</w:t>
+            </w:r>
+            <w:commentRangeStart w:id="2"/>
+            <w:r>
+              <w:t>flag</w:t>
+            </w:r>
+            <w:commentRangeEnd w:id="2"/>
+            <w:r>
+              <w:rPr>
+                <w:rStyle w:val="CommentReference"/>
+              </w:rPr>
+              <w:commentReference w:id="2"/>
+            </w:r>
+            <w:r>
+              <w:br/>
+              <w:t>---</w:t>
+            </w:r>
+          </w:p>
+          <w:p>
+            <w:r>
+              <w:t>interface gig0/2</w:t>
+            </w:r>
+          </w:p>
+          <w:p>
+            <w:r>
+              <w:t xml:space="preserve">description “Link to </w:t>
+            </w:r>
+            <w:r>
+              <w:t>Server</w:t>
+            </w:r>
+            <w:r>
+              <w:t xml:space="preserve">-Switch” </w:t>
+            </w:r>
+          </w:p>
+          <w:p>
+            <w:r>
+              <w:t>ipv6 address 2024:3130:2828:</w:t>
+            </w:r>
+            <w:r>
+              <w:t>6</w:t>
+            </w:r>
+            <w:r>
+              <w:t xml:space="preserve">::1/64 </w:t>
+            </w:r>
+          </w:p>
+          <w:p>
+            <w:r>
+              <w:t>no shutdown</w:t>
+            </w:r>
+          </w:p>
+          <w:p>
+            <w:pPr>
+              <w:spacing w:after="160" w:line="278" w:lineRule="auto"/>
+            </w:pPr>
+          </w:p>
+        </w:tc>
+      </w:tr>
+    </w:tbl>
+    <w:p/>
+    <w:p>
+      <w:r>
+        <w:t>Server Configurations</w:t>
+      </w:r>
+    </w:p>
+    <w:tbl>
+      <w:tblPr>
+        <w:tblStyle w:val="TableGrid"/>
+        <w:tblW w:w="0" w:type="auto"/>
+        <w:tblLook w:val="04A0" w:firstRow="1" w:lastRow="0" w:firstColumn="1" w:lastColumn="0" w:noHBand="0" w:noVBand="1"/>
+      </w:tblPr>
+      <w:tblGrid>
+        <w:gridCol w:w="1555"/>
+        <w:gridCol w:w="7461"/>
+      </w:tblGrid>
+      <w:tr>
+        <w:tc>
+          <w:tcPr>
+            <w:tcW w:w="1555" w:type="dxa"/>
+          </w:tcPr>
+          <w:p>
+            <w:r>
+              <w:t>Server</w:t>
+            </w:r>
+          </w:p>
+        </w:tc>
+        <w:tc>
+          <w:tcPr>
+            <w:tcW w:w="7461" w:type="dxa"/>
+          </w:tcPr>
+          <w:p>
+            <w:r>
+              <w:t>Config</w:t>
+            </w:r>
+          </w:p>
+        </w:tc>
+      </w:tr>
+      <w:tr>
+        <w:tc>
+          <w:tcPr>
+            <w:tcW w:w="1555" w:type="dxa"/>
+          </w:tcPr>
+          <w:p>
+            <w:proofErr w:type="gramStart"/>
+            <w:r>
+              <w:t>Web-Server</w:t>
+            </w:r>
+            <w:proofErr w:type="gramEnd"/>
+          </w:p>
+        </w:tc>
+        <w:tc>
+          <w:tcPr>
+            <w:tcW w:w="7461" w:type="dxa"/>
+          </w:tcPr>
+          <w:p>
+            <w:r>
+              <w:t>IPv6 Address [</w:t>
+            </w:r>
+            <w:r>
+              <w:t>2024:3130:2828:6::1</w:t>
+            </w:r>
+            <w:r>
+              <w:t>0]</w:t>
+            </w:r>
+            <w:r>
+              <w:br/>
+              <w:t>Default Gateway [</w:t>
+            </w:r>
+            <w:r>
+              <w:t>2024:3130:2828:6::1</w:t>
+            </w:r>
+            <w:r>
+              <w:t>]</w:t>
+            </w:r>
+          </w:p>
+        </w:tc>
+      </w:tr>
+      <w:tr>
+        <w:tc>
+          <w:tcPr>
+            <w:tcW w:w="1555" w:type="dxa"/>
+          </w:tcPr>
+          <w:p/>
+        </w:tc>
+        <w:tc>
+          <w:tcPr>
+            <w:tcW w:w="7461" w:type="dxa"/>
+          </w:tcPr>
+          <w:p>
+            <w:r>
+              <w:t>HTTP &amp; HTTPS [ON], Edit index.html</w:t>
+            </w:r>
+          </w:p>
+        </w:tc>
+      </w:tr>
+      <w:tr>
+        <w:tc>
+          <w:tcPr>
+            <w:tcW w:w="1555" w:type="dxa"/>
+          </w:tcPr>
+          <w:p>
+            <w:r>
+              <w:t>File-Server</w:t>
+            </w:r>
+          </w:p>
+        </w:tc>
+        <w:tc>
+          <w:tcPr>
+            <w:tcW w:w="7461" w:type="dxa"/>
+          </w:tcPr>
+          <w:p>
+            <w:r>
+              <w:t>IPv6 Address [</w:t>
+            </w:r>
+            <w:r>
+              <w:t>2024:3130:2828:6::1</w:t>
+            </w:r>
+            <w:r>
+              <w:t>1</w:t>
+            </w:r>
+            <w:r>
+              <w:t>]</w:t>
+            </w:r>
+            <w:r>
+              <w:br/>
+              <w:t>Default Gateway [</w:t>
+            </w:r>
+            <w:r>
+              <w:t>2024:3130:2828:6::1</w:t>
+            </w:r>
+            <w:r>
+              <w:t>]</w:t>
+            </w:r>
+          </w:p>
+        </w:tc>
+      </w:tr>
+      <w:tr>
+        <w:tc>
+          <w:tcPr>
+            <w:tcW w:w="1555" w:type="dxa"/>
+          </w:tcPr>
+          <w:p/>
+        </w:tc>
+        <w:tc>
+          <w:tcPr>
+            <w:tcW w:w="7461" w:type="dxa"/>
+          </w:tcPr>
+          <w:p>
+            <w:r>
+              <w:t>FTP [ON]</w:t>
+            </w:r>
+          </w:p>
+        </w:tc>
+      </w:tr>
+      <w:tr>
+        <w:tc>
+          <w:tcPr>
+            <w:tcW w:w="1555" w:type="dxa"/>
+          </w:tcPr>
+          <w:p>
+            <w:r>
+              <w:t>DNS-Server</w:t>
+            </w:r>
+          </w:p>
+        </w:tc>
+        <w:tc>
+          <w:tcPr>
+            <w:tcW w:w="7461" w:type="dxa"/>
+          </w:tcPr>
+          <w:p>
+            <w:r>
+              <w:t>IPv6 Address [</w:t>
+            </w:r>
+            <w:r>
+              <w:t>2024:3130:2828:6::1</w:t>
+            </w:r>
+            <w:r>
+              <w:t>2</w:t>
+            </w:r>
+            <w:r>
+              <w:t>]</w:t>
+            </w:r>
+            <w:r>
+              <w:br/>
+              <w:t>Default Gateway [</w:t>
+            </w:r>
+            <w:r>
+              <w:t>2024:3130:2828:6::1</w:t>
+            </w:r>
+            <w:r>
+              <w:t>]</w:t>
+            </w:r>
+          </w:p>
+        </w:tc>
+      </w:tr>
+      <w:tr>
+        <w:tc>
+          <w:tcPr>
+            <w:tcW w:w="1555" w:type="dxa"/>
+          </w:tcPr>
+          <w:p/>
+        </w:tc>
+        <w:tc>
+          <w:tcPr>
+            <w:tcW w:w="7461" w:type="dxa"/>
+          </w:tcPr>
+          <w:p>
+            <w:r>
+              <w:t>DNS [ON]</w:t>
+            </w:r>
+            <w:r>
+              <w:br/>
+            </w:r>
+            <w:r>
+              <w:t>[www.newitcompany.com, 2024:3130:2828:6::10, AAAA]</w:t>
+            </w:r>
+            <w:r>
+              <w:t xml:space="preserve"> </w:t>
+            </w:r>
+            <w:r>
+              <w:br/>
+            </w:r>
+            <w:r>
+              <w:t>[</w:t>
+            </w:r>
+            <w:r>
+              <w:t>files</w:t>
+            </w:r>
+            <w:r>
+              <w:t>.newitcompany.com, 2024:3130:2828:6::1</w:t>
+            </w:r>
+            <w:r>
+              <w:t>1</w:t>
+            </w:r>
+            <w:r>
+              <w:t>, AAAA]</w:t>
+            </w:r>
+          </w:p>
+        </w:tc>
+      </w:tr>
+    </w:tbl>
+    <w:p/>
+    <w:p>
+      <w:r>
+        <w:br w:type="page"/>
+      </w:r>
+    </w:p>
+    <w:p>
       <w:pPr>
         <w:jc w:val="center"/>
         <w:rPr>
@@ -4221,7 +8281,7 @@
     <w:p>
       <w:r>
         <w:pict w14:anchorId="01633022">
-          <v:rect id="_x0000_i1106" style="width:0;height:1.5pt" o:hralign="center" o:hrstd="t" o:hr="t" fillcolor="#a0a0a0" stroked="f"/>
+          <v:rect id="_x0000_i1025" style="width:0;height:1.5pt" o:hralign="center" o:hrstd="t" o:hr="t" fillcolor="#a0a0a0" stroked="f"/>
         </w:pict>
       </w:r>
     </w:p>
@@ -4293,8 +8353,13 @@
         </w:numPr>
       </w:pPr>
       <w:r>
-        <w:t>hostname CoreRouter</w:t>
-      </w:r>
+        <w:t xml:space="preserve">hostname </w:t>
+      </w:r>
+      <w:proofErr w:type="spellStart"/>
+      <w:r>
+        <w:t>CoreRouter</w:t>
+      </w:r>
+      <w:proofErr w:type="spellEnd"/>
     </w:p>
     <w:p>
       <w:pPr>
@@ -4304,8 +8369,13 @@
         </w:numPr>
       </w:pPr>
       <w:r>
-        <w:t>ipv6 unicast-routing</w:t>
-      </w:r>
+        <w:t xml:space="preserve">ipv6 </w:t>
+      </w:r>
+      <w:proofErr w:type="gramStart"/>
+      <w:r>
+        <w:t>unicast-routing</w:t>
+      </w:r>
+      <w:proofErr w:type="gramEnd"/>
     </w:p>
     <w:p>
       <w:pPr>
@@ -4326,7 +8396,15 @@
         </w:numPr>
       </w:pPr>
       <w:r>
-        <w:t>interface gigabitEthernet 0/0</w:t>
+        <w:t xml:space="preserve">interface </w:t>
+      </w:r>
+      <w:proofErr w:type="spellStart"/>
+      <w:r>
+        <w:t>gigabitEthernet</w:t>
+      </w:r>
+      <w:proofErr w:type="spellEnd"/>
+      <w:r>
+        <w:t xml:space="preserve"> 0/0</w:t>
       </w:r>
     </w:p>
     <w:p>
@@ -4378,7 +8456,15 @@
         </w:numPr>
       </w:pPr>
       <w:r>
-        <w:t>interface gigabitEthernet 0/1</w:t>
+        <w:t xml:space="preserve">interface </w:t>
+      </w:r>
+      <w:proofErr w:type="spellStart"/>
+      <w:r>
+        <w:t>gigabitEthernet</w:t>
+      </w:r>
+      <w:proofErr w:type="spellEnd"/>
+      <w:r>
+        <w:t xml:space="preserve"> 0/1</w:t>
       </w:r>
     </w:p>
     <w:p>
@@ -4417,7 +8503,7 @@
     <w:p>
       <w:r>
         <w:pict w14:anchorId="553A4B43">
-          <v:rect id="_x0000_i1107" style="width:0;height:1.5pt" o:hralign="center" o:hrstd="t" o:hr="t" fillcolor="#a0a0a0" stroked="f"/>
+          <v:rect id="_x0000_i1026" style="width:0;height:1.5pt" o:hralign="center" o:hrstd="t" o:hr="t" fillcolor="#a0a0a0" stroked="f"/>
         </w:pict>
       </w:r>
     </w:p>
@@ -4489,8 +8575,13 @@
         </w:numPr>
       </w:pPr>
       <w:r>
-        <w:t>hostname InternetRouter</w:t>
-      </w:r>
+        <w:t xml:space="preserve">hostname </w:t>
+      </w:r>
+      <w:proofErr w:type="spellStart"/>
+      <w:r>
+        <w:t>InternetRouter</w:t>
+      </w:r>
+      <w:proofErr w:type="spellEnd"/>
     </w:p>
     <w:p>
       <w:pPr>
@@ -4500,8 +8591,13 @@
         </w:numPr>
       </w:pPr>
       <w:r>
-        <w:t>ipv6 unicast-routing</w:t>
-      </w:r>
+        <w:t xml:space="preserve">ipv6 </w:t>
+      </w:r>
+      <w:proofErr w:type="gramStart"/>
+      <w:r>
+        <w:t>unicast-routing</w:t>
+      </w:r>
+      <w:proofErr w:type="gramEnd"/>
     </w:p>
     <w:p>
       <w:pPr>
@@ -4523,7 +8619,15 @@
         </w:numPr>
       </w:pPr>
       <w:r>
-        <w:t>interface gigabitEthernet 0/0</w:t>
+        <w:t xml:space="preserve">interface </w:t>
+      </w:r>
+      <w:proofErr w:type="spellStart"/>
+      <w:r>
+        <w:t>gigabitEthernet</w:t>
+      </w:r>
+      <w:proofErr w:type="spellEnd"/>
+      <w:r>
+        <w:t xml:space="preserve"> 0/0</w:t>
       </w:r>
     </w:p>
     <w:p>
@@ -4575,7 +8679,15 @@
         </w:numPr>
       </w:pPr>
       <w:r>
-        <w:t>interface gigabitEthernet 0/1</w:t>
+        <w:t xml:space="preserve">interface </w:t>
+      </w:r>
+      <w:proofErr w:type="spellStart"/>
+      <w:r>
+        <w:t>gigabitEthernet</w:t>
+      </w:r>
+      <w:proofErr w:type="spellEnd"/>
+      <w:r>
+        <w:t xml:space="preserve"> 0/1</w:t>
       </w:r>
     </w:p>
     <w:p>
@@ -4627,7 +8739,15 @@
         </w:numPr>
       </w:pPr>
       <w:r>
-        <w:t>interface gigabitEthernet 0/2</w:t>
+        <w:t xml:space="preserve">interface </w:t>
+      </w:r>
+      <w:proofErr w:type="spellStart"/>
+      <w:r>
+        <w:t>gigabitEthernet</w:t>
+      </w:r>
+      <w:proofErr w:type="spellEnd"/>
+      <w:r>
+        <w:t xml:space="preserve"> 0/2</w:t>
       </w:r>
     </w:p>
     <w:p>
@@ -4666,7 +8786,7 @@
     <w:p>
       <w:r>
         <w:pict w14:anchorId="38662B0C">
-          <v:rect id="_x0000_i1108" style="width:0;height:1.5pt" o:hralign="center" o:hrstd="t" o:hr="t" fillcolor="#a0a0a0" stroked="f"/>
+          <v:rect id="_x0000_i1027" style="width:0;height:1.5pt" o:hralign="center" o:hrstd="t" o:hr="t" fillcolor="#a0a0a0" stroked="f"/>
         </w:pict>
       </w:r>
     </w:p>
@@ -4749,8 +8869,13 @@
         </w:numPr>
       </w:pPr>
       <w:r>
-        <w:t>ipv6 unicast-routing</w:t>
-      </w:r>
+        <w:t xml:space="preserve">ipv6 </w:t>
+      </w:r>
+      <w:proofErr w:type="gramStart"/>
+      <w:r>
+        <w:t>unicast-routing</w:t>
+      </w:r>
+      <w:proofErr w:type="gramEnd"/>
     </w:p>
     <w:p>
       <w:pPr>
@@ -4771,7 +8896,15 @@
         </w:numPr>
       </w:pPr>
       <w:r>
-        <w:t>interface gigabitEthernet 0/0</w:t>
+        <w:t xml:space="preserve">interface </w:t>
+      </w:r>
+      <w:proofErr w:type="spellStart"/>
+      <w:r>
+        <w:t>gigabitEthernet</w:t>
+      </w:r>
+      <w:proofErr w:type="spellEnd"/>
+      <w:r>
+        <w:t xml:space="preserve"> 0/0</w:t>
       </w:r>
     </w:p>
     <w:p>
@@ -4823,7 +8956,15 @@
         </w:numPr>
       </w:pPr>
       <w:r>
-        <w:t>interface gigabitEthernet 0/1</w:t>
+        <w:t xml:space="preserve">interface </w:t>
+      </w:r>
+      <w:proofErr w:type="spellStart"/>
+      <w:r>
+        <w:t>gigabitEthernet</w:t>
+      </w:r>
+      <w:proofErr w:type="spellEnd"/>
+      <w:r>
+        <w:t xml:space="preserve"> 0/1</w:t>
       </w:r>
     </w:p>
     <w:p>
@@ -4875,7 +9016,15 @@
         </w:numPr>
       </w:pPr>
       <w:r>
-        <w:t>interface gigabitEthernet 0/2</w:t>
+        <w:t xml:space="preserve">interface </w:t>
+      </w:r>
+      <w:proofErr w:type="spellStart"/>
+      <w:r>
+        <w:t>gigabitEthernet</w:t>
+      </w:r>
+      <w:proofErr w:type="spellEnd"/>
+      <w:r>
+        <w:t xml:space="preserve"> 0/2</w:t>
       </w:r>
     </w:p>
     <w:p>
@@ -4914,7 +9063,7 @@
     <w:p>
       <w:r>
         <w:pict w14:anchorId="428E4B45">
-          <v:rect id="_x0000_i1109" style="width:0;height:1.5pt" o:hralign="center" o:hrstd="t" o:hr="t" fillcolor="#a0a0a0" stroked="f"/>
+          <v:rect id="_x0000_i1028" style="width:0;height:1.5pt" o:hralign="center" o:hrstd="t" o:hr="t" fillcolor="#a0a0a0" stroked="f"/>
         </w:pict>
       </w:r>
     </w:p>
@@ -4942,7 +9091,15 @@
         <w:t>Router 2</w:t>
       </w:r>
       <w:r>
-        <w:t xml:space="preserve"> connects to the Classroom and SysAdmin segments.</w:t>
+        <w:t xml:space="preserve"> connects to the Classroom and </w:t>
+      </w:r>
+      <w:proofErr w:type="spellStart"/>
+      <w:r>
+        <w:t>SysAdmin</w:t>
+      </w:r>
+      <w:proofErr w:type="spellEnd"/>
+      <w:r>
+        <w:t xml:space="preserve"> segments.</w:t>
       </w:r>
     </w:p>
     <w:p>
@@ -4997,8 +9154,13 @@
         </w:numPr>
       </w:pPr>
       <w:r>
-        <w:t>ipv6 unicast-routing</w:t>
-      </w:r>
+        <w:t xml:space="preserve">ipv6 </w:t>
+      </w:r>
+      <w:proofErr w:type="gramStart"/>
+      <w:r>
+        <w:t>unicast-routing</w:t>
+      </w:r>
+      <w:proofErr w:type="gramEnd"/>
     </w:p>
     <w:p>
       <w:pPr>
@@ -5019,7 +9181,15 @@
         </w:numPr>
       </w:pPr>
       <w:r>
-        <w:t>interface gigabitEthernet 0/0</w:t>
+        <w:t xml:space="preserve">interface </w:t>
+      </w:r>
+      <w:proofErr w:type="spellStart"/>
+      <w:r>
+        <w:t>gigabitEthernet</w:t>
+      </w:r>
+      <w:proofErr w:type="spellEnd"/>
+      <w:r>
+        <w:t xml:space="preserve"> 0/0</w:t>
       </w:r>
     </w:p>
     <w:p>
@@ -5071,7 +9241,15 @@
         </w:numPr>
       </w:pPr>
       <w:r>
-        <w:t>interface gigabitEthernet 0/1</w:t>
+        <w:t xml:space="preserve">interface </w:t>
+      </w:r>
+      <w:proofErr w:type="spellStart"/>
+      <w:r>
+        <w:t>gigabitEthernet</w:t>
+      </w:r>
+      <w:proofErr w:type="spellEnd"/>
+      <w:r>
+        <w:t xml:space="preserve"> 0/1</w:t>
       </w:r>
     </w:p>
     <w:p>
@@ -5123,7 +9301,15 @@
         </w:numPr>
       </w:pPr>
       <w:r>
-        <w:t>interface gigabitEthernet 0/2</w:t>
+        <w:t xml:space="preserve">interface </w:t>
+      </w:r>
+      <w:proofErr w:type="spellStart"/>
+      <w:r>
+        <w:t>gigabitEthernet</w:t>
+      </w:r>
+      <w:proofErr w:type="spellEnd"/>
+      <w:r>
+        <w:t xml:space="preserve"> 0/2</w:t>
       </w:r>
     </w:p>
     <w:p>
@@ -5134,8 +9320,13 @@
         </w:numPr>
       </w:pPr>
       <w:r>
-        <w:t>description Link to SysAdmin</w:t>
-      </w:r>
+        <w:t xml:space="preserve">description Link to </w:t>
+      </w:r>
+      <w:proofErr w:type="spellStart"/>
+      <w:r>
+        <w:t>SysAdmin</w:t>
+      </w:r>
+      <w:proofErr w:type="spellEnd"/>
     </w:p>
     <w:p>
       <w:pPr>
@@ -5162,7 +9353,7 @@
     <w:p>
       <w:r>
         <w:pict w14:anchorId="67EA5CB9">
-          <v:rect id="_x0000_i1110" style="width:0;height:1.5pt" o:hralign="center" o:hrstd="t" o:hr="t" fillcolor="#a0a0a0" stroked="f"/>
+          <v:rect id="_x0000_i1029" style="width:0;height:1.5pt" o:hralign="center" o:hrstd="t" o:hr="t" fillcolor="#a0a0a0" stroked="f"/>
         </w:pict>
       </w:r>
     </w:p>
@@ -5234,8 +9425,13 @@
         </w:numPr>
       </w:pPr>
       <w:r>
-        <w:t>hostname ServerRouter</w:t>
-      </w:r>
+        <w:t xml:space="preserve">hostname </w:t>
+      </w:r>
+      <w:proofErr w:type="spellStart"/>
+      <w:r>
+        <w:t>ServerRouter</w:t>
+      </w:r>
+      <w:proofErr w:type="spellEnd"/>
     </w:p>
     <w:p>
       <w:pPr>
@@ -5245,8 +9441,13 @@
         </w:numPr>
       </w:pPr>
       <w:r>
-        <w:t>ipv6 unicast-routing</w:t>
-      </w:r>
+        <w:t xml:space="preserve">ipv6 </w:t>
+      </w:r>
+      <w:proofErr w:type="gramStart"/>
+      <w:r>
+        <w:t>unicast-routing</w:t>
+      </w:r>
+      <w:proofErr w:type="gramEnd"/>
     </w:p>
     <w:p>
       <w:pPr>
@@ -5267,7 +9468,15 @@
         </w:numPr>
       </w:pPr>
       <w:r>
-        <w:t>interface gigabitEthernet 0/0</w:t>
+        <w:t xml:space="preserve">interface </w:t>
+      </w:r>
+      <w:proofErr w:type="spellStart"/>
+      <w:r>
+        <w:t>gigabitEthernet</w:t>
+      </w:r>
+      <w:proofErr w:type="spellEnd"/>
+      <w:r>
+        <w:t xml:space="preserve"> 0/0</w:t>
       </w:r>
     </w:p>
     <w:p>
@@ -5319,7 +9528,15 @@
         </w:numPr>
       </w:pPr>
       <w:r>
-        <w:t>interface gigabitEthernet 0/1</w:t>
+        <w:t xml:space="preserve">interface </w:t>
+      </w:r>
+      <w:proofErr w:type="spellStart"/>
+      <w:r>
+        <w:t>gigabitEthernet</w:t>
+      </w:r>
+      <w:proofErr w:type="spellEnd"/>
+      <w:r>
+        <w:t xml:space="preserve"> 0/1</w:t>
       </w:r>
     </w:p>
     <w:p>
@@ -5371,7 +9588,15 @@
         </w:numPr>
       </w:pPr>
       <w:r>
-        <w:t>interface gigabitEthernet 0/2</w:t>
+        <w:t xml:space="preserve">interface </w:t>
+      </w:r>
+      <w:proofErr w:type="spellStart"/>
+      <w:r>
+        <w:t>gigabitEthernet</w:t>
+      </w:r>
+      <w:proofErr w:type="spellEnd"/>
+      <w:r>
+        <w:t xml:space="preserve"> 0/2</w:t>
       </w:r>
     </w:p>
     <w:p>
@@ -5411,7 +9636,7 @@
     <w:p>
       <w:r>
         <w:pict w14:anchorId="24F40A10">
-          <v:rect id="_x0000_i1111" style="width:0;height:1.5pt" o:hralign="center" o:hrstd="t" o:hr="t" fillcolor="#a0a0a0" stroked="f"/>
+          <v:rect id="_x0000_i1030" style="width:0;height:1.5pt" o:hralign="center" o:hrstd="t" o:hr="t" fillcolor="#a0a0a0" stroked="f"/>
         </w:pict>
       </w:r>
     </w:p>
@@ -5485,8 +9710,13 @@
           <w:numId w:val="6"/>
         </w:numPr>
       </w:pPr>
-      <w:r>
-        <w:t>vlan 1</w:t>
+      <w:proofErr w:type="spellStart"/>
+      <w:r>
+        <w:t>vlan</w:t>
+      </w:r>
+      <w:proofErr w:type="spellEnd"/>
+      <w:r>
+        <w:t xml:space="preserve"> 1</w:t>
       </w:r>
     </w:p>
     <w:p>
@@ -5508,7 +9738,15 @@
         </w:numPr>
       </w:pPr>
       <w:r>
-        <w:t>interface vlan 1</w:t>
+        <w:t xml:space="preserve">interface </w:t>
+      </w:r>
+      <w:proofErr w:type="spellStart"/>
+      <w:r>
+        <w:t>vlan</w:t>
+      </w:r>
+      <w:proofErr w:type="spellEnd"/>
+      <w:r>
+        <w:t xml:space="preserve"> 1</w:t>
       </w:r>
     </w:p>
     <w:p>
@@ -5541,7 +9779,7 @@
     <w:p>
       <w:r>
         <w:pict w14:anchorId="4132CE05">
-          <v:rect id="_x0000_i1112" style="width:0;height:1.5pt" o:hralign="center" o:hrstd="t" o:hr="t" fillcolor="#a0a0a0" stroked="f"/>
+          <v:rect id="_x0000_i1031" style="width:0;height:1.5pt" o:hralign="center" o:hrstd="t" o:hr="t" fillcolor="#a0a0a0" stroked="f"/>
         </w:pict>
       </w:r>
     </w:p>
@@ -5590,7 +9828,7 @@
     <w:p>
       <w:r>
         <w:pict w14:anchorId="55167739">
-          <v:rect id="_x0000_i1113" style="width:0;height:1.5pt" o:hralign="center" o:hrstd="t" o:hr="t" fillcolor="#a0a0a0" stroked="f"/>
+          <v:rect id="_x0000_i1032" style="width:0;height:1.5pt" o:hralign="center" o:hrstd="t" o:hr="t" fillcolor="#a0a0a0" stroked="f"/>
         </w:pict>
       </w:r>
     </w:p>
@@ -5628,7 +9866,15 @@
         </w:numPr>
       </w:pPr>
       <w:r>
-        <w:t xml:space="preserve">Use traceroute for route verification: </w:t>
+        <w:t xml:space="preserve">Use </w:t>
+      </w:r>
+      <w:proofErr w:type="gramStart"/>
+      <w:r>
+        <w:t>traceroute</w:t>
+      </w:r>
+      <w:proofErr w:type="gramEnd"/>
+      <w:r>
+        <w:t xml:space="preserve"> for route verification: </w:t>
       </w:r>
     </w:p>
     <w:p>
@@ -5645,7 +9891,7 @@
     <w:p>
       <w:r>
         <w:pict w14:anchorId="59E8A4A4">
-          <v:rect id="_x0000_i1114" style="width:0;height:1.5pt" o:hralign="center" o:hrstd="t" o:hr="t" fillcolor="#a0a0a0" stroked="f"/>
+          <v:rect id="_x0000_i1033" style="width:0;height:1.5pt" o:hralign="center" o:hrstd="t" o:hr="t" fillcolor="#a0a0a0" stroked="f"/>
         </w:pict>
       </w:r>
     </w:p>
@@ -7039,16 +11285,29 @@
                 <w14:ligatures w14:val="none"/>
               </w:rPr>
             </w:pPr>
-            <w:r>
-              <w:rPr>
-                <w:rFonts w:ascii="Calibri" w:eastAsia="Times New Roman" w:hAnsi="Calibri" w:cs="Calibri"/>
-                <w:color w:val="000000"/>
-                <w:kern w:val="0"/>
-                <w:sz w:val="22"/>
-                <w:szCs w:val="22"/>
-                <w14:ligatures w14:val="none"/>
-              </w:rPr>
-              <w:t>SysAdmin Switch</w:t>
+            <w:proofErr w:type="spellStart"/>
+            <w:r>
+              <w:rPr>
+                <w:rFonts w:ascii="Calibri" w:eastAsia="Times New Roman" w:hAnsi="Calibri" w:cs="Calibri"/>
+                <w:color w:val="000000"/>
+                <w:kern w:val="0"/>
+                <w:sz w:val="22"/>
+                <w:szCs w:val="22"/>
+                <w14:ligatures w14:val="none"/>
+              </w:rPr>
+              <w:t>SysAdmin</w:t>
+            </w:r>
+            <w:proofErr w:type="spellEnd"/>
+            <w:r>
+              <w:rPr>
+                <w:rFonts w:ascii="Calibri" w:eastAsia="Times New Roman" w:hAnsi="Calibri" w:cs="Calibri"/>
+                <w:color w:val="000000"/>
+                <w:kern w:val="0"/>
+                <w:sz w:val="22"/>
+                <w:szCs w:val="22"/>
+                <w14:ligatures w14:val="none"/>
+              </w:rPr>
+              <w:t xml:space="preserve"> Switch</w:t>
             </w:r>
           </w:p>
         </w:tc>
@@ -7603,16 +11862,29 @@
                 <w14:ligatures w14:val="none"/>
               </w:rPr>
             </w:pPr>
-            <w:r>
-              <w:rPr>
-                <w:rFonts w:ascii="Calibri" w:eastAsia="Times New Roman" w:hAnsi="Calibri" w:cs="Calibri"/>
-                <w:color w:val="000000"/>
-                <w:kern w:val="0"/>
-                <w:sz w:val="22"/>
-                <w:szCs w:val="22"/>
-                <w14:ligatures w14:val="none"/>
-              </w:rPr>
-              <w:t>SysAdmin Switch</w:t>
+            <w:proofErr w:type="spellStart"/>
+            <w:r>
+              <w:rPr>
+                <w:rFonts w:ascii="Calibri" w:eastAsia="Times New Roman" w:hAnsi="Calibri" w:cs="Calibri"/>
+                <w:color w:val="000000"/>
+                <w:kern w:val="0"/>
+                <w:sz w:val="22"/>
+                <w:szCs w:val="22"/>
+                <w14:ligatures w14:val="none"/>
+              </w:rPr>
+              <w:t>SysAdmin</w:t>
+            </w:r>
+            <w:proofErr w:type="spellEnd"/>
+            <w:r>
+              <w:rPr>
+                <w:rFonts w:ascii="Calibri" w:eastAsia="Times New Roman" w:hAnsi="Calibri" w:cs="Calibri"/>
+                <w:color w:val="000000"/>
+                <w:kern w:val="0"/>
+                <w:sz w:val="22"/>
+                <w:szCs w:val="22"/>
+                <w14:ligatures w14:val="none"/>
+              </w:rPr>
+              <w:t xml:space="preserve"> Switch</w:t>
             </w:r>
           </w:p>
         </w:tc>
@@ -8229,6 +12501,82 @@
       </w:r>
     </w:p>
   </w:comment>
+  <w:comment w:id="2" w:author="ERFE ENZO JOAQUIN" w:date="2025-01-28T14:54:00Z" w:initials="E">
+    <w:p>
+      <w:pPr>
+        <w:pStyle w:val="CommentText"/>
+      </w:pPr>
+      <w:r>
+        <w:rPr>
+          <w:rStyle w:val="CommentReference"/>
+        </w:rPr>
+        <w:annotationRef/>
+      </w:r>
+      <w:r>
+        <w:t>For Server access PCs,</w:t>
+      </w:r>
+      <w:r>
+        <w:br/>
+      </w:r>
+    </w:p>
+    <w:p>
+      <w:pPr>
+        <w:pStyle w:val="CommentText"/>
+      </w:pPr>
+      <w:r>
+        <w:t>At Server-Router,</w:t>
+      </w:r>
+      <w:r>
+        <w:br/>
+        <w:t>ipv6 dhcp pool DNSPOOL</w:t>
+      </w:r>
+    </w:p>
+    <w:p>
+      <w:pPr>
+        <w:pStyle w:val="CommentText"/>
+      </w:pPr>
+      <w:r>
+        <w:t>dns-server 2024:3130:2828:6::12</w:t>
+      </w:r>
+    </w:p>
+    <w:p>
+      <w:pPr>
+        <w:pStyle w:val="CommentText"/>
+      </w:pPr>
+    </w:p>
+    <w:p>
+      <w:pPr>
+        <w:pStyle w:val="CommentText"/>
+      </w:pPr>
+      <w:r>
+        <w:t>At interface,</w:t>
+      </w:r>
+    </w:p>
+    <w:p>
+      <w:pPr>
+        <w:pStyle w:val="CommentText"/>
+      </w:pPr>
+      <w:r>
+        <w:t>ipv6 dhcp server DNSPOOL</w:t>
+      </w:r>
+    </w:p>
+    <w:p>
+      <w:pPr>
+        <w:pStyle w:val="CommentText"/>
+      </w:pPr>
+      <w:r>
+        <w:t>ipv6 nd other-config-flag</w:t>
+      </w:r>
+    </w:p>
+    <w:p>
+      <w:pPr>
+        <w:pStyle w:val="CommentText"/>
+      </w:pPr>
+      <w:r>
+        <w:t>Takes a while, on off the PC, set interface to static then automatic</w:t>
+      </w:r>
+    </w:p>
+  </w:comment>
 </w:comments>
 </file>
 
@@ -8236,6 +12584,7 @@
 <w15:commentsEx xmlns:wpc="http://schemas.microsoft.com/office/word/2010/wordprocessingCanvas" xmlns:cx="http://schemas.microsoft.com/office/drawing/2014/chartex" xmlns:cx1="http://schemas.microsoft.com/office/drawing/2015/9/8/chartex" xmlns:cx2="http://schemas.microsoft.com/office/drawing/2015/10/21/chartex" xmlns:cx3="http://schemas.microsoft.com/office/drawing/2016/5/9/chartex" xmlns:cx4="http://schemas.microsoft.com/office/drawing/2016/5/10/chartex" xmlns:cx5="http://schemas.microsoft.com/office/drawing/2016/5/11/chartex" xmlns:cx6="http://schemas.microsoft.com/office/drawing/2016/5/12/chartex" xmlns:cx7="http://schemas.microsoft.com/office/drawing/2016/5/13/chartex" xmlns:cx8="http://schemas.microsoft.com/office/drawing/2016/5/14/chartex" xmlns:mc="http://schemas.openxmlformats.org/markup-compatibility/2006" xmlns:aink="http://schemas.microsoft.com/office/drawing/2016/ink" xmlns:am3d="http://schemas.microsoft.com/office/drawing/2017/model3d" xmlns:o="urn:schemas-microsoft-com:office:office" xmlns:oel="http://schemas.microsoft.com/office/2019/extlst" xmlns:r="http://schemas.openxmlformats.org/officeDocument/2006/relationships" xmlns:m="http://schemas.openxmlformats.org/officeDocument/2006/math" xmlns:v="urn:schemas-microsoft-com:vml" xmlns:wp14="http://schemas.microsoft.com/office/word/2010/wordprocessingDrawing" xmlns:wp="http://schemas.openxmlformats.org/drawingml/2006/wordprocessingDrawing" xmlns:w10="urn:schemas-microsoft-com:office:word" xmlns:w="http://schemas.openxmlformats.org/wordprocessingml/2006/main" xmlns:w14="http://schemas.microsoft.com/office/word/2010/wordml" xmlns:w15="http://schemas.microsoft.com/office/word/2012/wordml" xmlns:w16cex="http://schemas.microsoft.com/office/word/2018/wordml/cex" xmlns:w16cid="http://schemas.microsoft.com/office/word/2016/wordml/cid" xmlns:w16="http://schemas.microsoft.com/office/word/2018/wordml" xmlns:w16du="http://schemas.microsoft.com/office/word/2023/wordml/word16du" xmlns:w16sdtdh="http://schemas.microsoft.com/office/word/2020/wordml/sdtdatahash" xmlns:w16sdtfl="http://schemas.microsoft.com/office/word/2024/wordml/sdtformatlock" xmlns:w16se="http://schemas.microsoft.com/office/word/2015/wordml/symex" xmlns:wpg="http://schemas.microsoft.com/office/word/2010/wordprocessingGroup" xmlns:wpi="http://schemas.microsoft.com/office/word/2010/wordprocessingInk" xmlns:wne="http://schemas.microsoft.com/office/word/2006/wordml" xmlns:wps="http://schemas.microsoft.com/office/word/2010/wordprocessingShape" mc:Ignorable="w14 w15 w16se w16cid w16 w16cex w16sdtdh w16sdtfl w16du wp14">
   <w15:commentEx w15:paraId="55815412" w15:done="0"/>
   <w15:commentEx w15:paraId="76E86055" w15:paraIdParent="55815412" w15:done="0"/>
+  <w15:commentEx w15:paraId="543ED39A" w15:done="0"/>
 </w15:commentsEx>
 </file>
 
@@ -8243,6 +12592,7 @@
 <w16cex:commentsExtensible xmlns:wpc="http://schemas.microsoft.com/office/word/2010/wordprocessingCanvas" xmlns:cx="http://schemas.microsoft.com/office/drawing/2014/chartex" xmlns:cx1="http://schemas.microsoft.com/office/drawing/2015/9/8/chartex" xmlns:cx2="http://schemas.microsoft.com/office/drawing/2015/10/21/chartex" xmlns:cx3="http://schemas.microsoft.com/office/drawing/2016/5/9/chartex" xmlns:cx4="http://schemas.microsoft.com/office/drawing/2016/5/10/chartex" xmlns:cx5="http://schemas.microsoft.com/office/drawing/2016/5/11/chartex" xmlns:cx6="http://schemas.microsoft.com/office/drawing/2016/5/12/chartex" xmlns:cx7="http://schemas.microsoft.com/office/drawing/2016/5/13/chartex" xmlns:cx8="http://schemas.microsoft.com/office/drawing/2016/5/14/chartex" xmlns:cr="http://schemas.microsoft.com/office/comments/2020/reactions" xmlns:mc="http://schemas.openxmlformats.org/markup-compatibility/2006" xmlns:aink="http://schemas.microsoft.com/office/drawing/2016/ink" xmlns:am3d="http://schemas.microsoft.com/office/drawing/2017/model3d" xmlns:o="urn:schemas-microsoft-com:office:office" xmlns:oel="http://schemas.microsoft.com/office/2019/extlst" xmlns:r="http://schemas.openxmlformats.org/officeDocument/2006/relationships" xmlns:m="http://schemas.openxmlformats.org/officeDocument/2006/math" xmlns:v="urn:schemas-microsoft-com:vml" xmlns:wp14="http://schemas.microsoft.com/office/word/2010/wordprocessingDrawing" xmlns:wp="http://schemas.openxmlformats.org/drawingml/2006/wordprocessingDrawing" xmlns:w10="urn:schemas-microsoft-com:office:word" xmlns:w="http://schemas.openxmlformats.org/wordprocessingml/2006/main" xmlns:w14="http://schemas.microsoft.com/office/word/2010/wordml" xmlns:w15="http://schemas.microsoft.com/office/word/2012/wordml" xmlns:w16cex="http://schemas.microsoft.com/office/word/2018/wordml/cex" xmlns:w16cid="http://schemas.microsoft.com/office/word/2016/wordml/cid" xmlns:w16="http://schemas.microsoft.com/office/word/2018/wordml" xmlns:w16du="http://schemas.microsoft.com/office/word/2023/wordml/word16du" xmlns:w16sdtdh="http://schemas.microsoft.com/office/word/2020/wordml/sdtdatahash" xmlns:w16sdtfl="http://schemas.microsoft.com/office/word/2024/wordml/sdtformatlock" xmlns:w16se="http://schemas.microsoft.com/office/word/2015/wordml/symex" xmlns:wpg="http://schemas.microsoft.com/office/word/2010/wordprocessingGroup" xmlns:wpi="http://schemas.microsoft.com/office/word/2010/wordprocessingInk" xmlns:wne="http://schemas.microsoft.com/office/word/2006/wordml" xmlns:wps="http://schemas.microsoft.com/office/word/2010/wordprocessingShape" mc:Ignorable="w14 w15 w16se w16cid w16 w16cex w16sdtdh w16sdtfl cr w16du wp14">
   <w16cex:commentExtensible w16cex:durableId="50C5FE9C" w16cex:dateUtc="2025-01-27T13:27:00Z"/>
   <w16cex:commentExtensible w16cex:durableId="06F6D755" w16cex:dateUtc="2025-01-27T13:27:00Z"/>
+  <w16cex:commentExtensible w16cex:durableId="2CC2B202" w16cex:dateUtc="2025-01-28T06:54:00Z"/>
 </w16cex:commentsExtensible>
 </file>
 
@@ -8250,6 +12600,7 @@
 <w16cid:commentsIds xmlns:wpc="http://schemas.microsoft.com/office/word/2010/wordprocessingCanvas" xmlns:cx="http://schemas.microsoft.com/office/drawing/2014/chartex" xmlns:cx1="http://schemas.microsoft.com/office/drawing/2015/9/8/chartex" xmlns:cx2="http://schemas.microsoft.com/office/drawing/2015/10/21/chartex" xmlns:cx3="http://schemas.microsoft.com/office/drawing/2016/5/9/chartex" xmlns:cx4="http://schemas.microsoft.com/office/drawing/2016/5/10/chartex" xmlns:cx5="http://schemas.microsoft.com/office/drawing/2016/5/11/chartex" xmlns:cx6="http://schemas.microsoft.com/office/drawing/2016/5/12/chartex" xmlns:cx7="http://schemas.microsoft.com/office/drawing/2016/5/13/chartex" xmlns:cx8="http://schemas.microsoft.com/office/drawing/2016/5/14/chartex" xmlns:mc="http://schemas.openxmlformats.org/markup-compatibility/2006" xmlns:aink="http://schemas.microsoft.com/office/drawing/2016/ink" xmlns:am3d="http://schemas.microsoft.com/office/drawing/2017/model3d" xmlns:o="urn:schemas-microsoft-com:office:office" xmlns:oel="http://schemas.microsoft.com/office/2019/extlst" xmlns:r="http://schemas.openxmlformats.org/officeDocument/2006/relationships" xmlns:m="http://schemas.openxmlformats.org/officeDocument/2006/math" xmlns:v="urn:schemas-microsoft-com:vml" xmlns:wp14="http://schemas.microsoft.com/office/word/2010/wordprocessingDrawing" xmlns:wp="http://schemas.openxmlformats.org/drawingml/2006/wordprocessingDrawing" xmlns:w10="urn:schemas-microsoft-com:office:word" xmlns:w="http://schemas.openxmlformats.org/wordprocessingml/2006/main" xmlns:w14="http://schemas.microsoft.com/office/word/2010/wordml" xmlns:w15="http://schemas.microsoft.com/office/word/2012/wordml" xmlns:w16cex="http://schemas.microsoft.com/office/word/2018/wordml/cex" xmlns:w16cid="http://schemas.microsoft.com/office/word/2016/wordml/cid" xmlns:w16="http://schemas.microsoft.com/office/word/2018/wordml" xmlns:w16du="http://schemas.microsoft.com/office/word/2023/wordml/word16du" xmlns:w16sdtdh="http://schemas.microsoft.com/office/word/2020/wordml/sdtdatahash" xmlns:w16sdtfl="http://schemas.microsoft.com/office/word/2024/wordml/sdtformatlock" xmlns:w16se="http://schemas.microsoft.com/office/word/2015/wordml/symex" xmlns:wpg="http://schemas.microsoft.com/office/word/2010/wordprocessingGroup" xmlns:wpi="http://schemas.microsoft.com/office/word/2010/wordprocessingInk" xmlns:wne="http://schemas.microsoft.com/office/word/2006/wordml" xmlns:wps="http://schemas.microsoft.com/office/word/2010/wordprocessingShape" mc:Ignorable="w14 w15 w16se w16cid w16 w16cex w16sdtdh w16sdtfl w16du wp14">
   <w16cid:commentId w16cid:paraId="55815412" w16cid:durableId="50C5FE9C"/>
   <w16cid:commentId w16cid:paraId="76E86055" w16cid:durableId="06F6D755"/>
+  <w16cid:commentId w16cid:paraId="543ED39A" w16cid:durableId="2CC2B202"/>
 </w16cid:commentsIds>
 </file>
 
@@ -10254,6 +14605,17 @@
       <w:shd w:val="clear" w:color="auto" w:fill="E1DFDD"/>
     </w:rPr>
   </w:style>
+  <w:style w:type="paragraph" w:styleId="NormalWeb">
+    <w:name w:val="Normal (Web)"/>
+    <w:basedOn w:val="Normal"/>
+    <w:uiPriority w:val="99"/>
+    <w:semiHidden/>
+    <w:unhideWhenUsed/>
+    <w:rsid w:val="00885AE1"/>
+    <w:rPr>
+      <w:rFonts w:ascii="Times New Roman" w:hAnsi="Times New Roman" w:cs="Times New Roman"/>
+    </w:rPr>
+  </w:style>
 </w:styles>
 </file>
 
